--- a/AviMaint_Thesis_Template.docx
+++ b/AviMaint_Thesis_Template.docx
@@ -7,7 +7,6 @@
         <w:spacing w:before="400" w:after="0"/>
         <w:jc w:val="center"/>
         <w:rPr>
-          <w:rFonts w:ascii="Arial" w:hAnsi="Arial" w:cs="Arial"/>
           <w:b/>
           <w:bCs/>
           <w:color w:val="123A5E"/>
@@ -15,16 +14,27 @@
           <w:szCs w:val="28"/>
         </w:rPr>
       </w:pPr>
-      <w:r>
-        <w:rPr>
-          <w:rFonts w:ascii="Arial" w:hAnsi="Arial" w:cs="Arial"/>
+      <w:proofErr w:type="spellStart"/>
+      <w:r>
+        <w:rPr>
           <w:b/>
           <w:bCs/>
           <w:color w:val="123A5E"/>
           <w:sz w:val="28"/>
           <w:szCs w:val="28"/>
         </w:rPr>
-        <w:t>Deggendorf Institute of Technology</w:t>
+        <w:t>Deggendorf</w:t>
+      </w:r>
+      <w:proofErr w:type="spellEnd"/>
+      <w:r>
+        <w:rPr>
+          <w:b/>
+          <w:bCs/>
+          <w:color w:val="123A5E"/>
+          <w:sz w:val="28"/>
+          <w:szCs w:val="28"/>
+        </w:rPr>
+        <w:t xml:space="preserve"> Institute of Technology</w:t>
       </w:r>
     </w:p>
     <w:p>
@@ -32,7 +42,6 @@
         <w:spacing w:before="400" w:after="0"/>
         <w:jc w:val="center"/>
         <w:rPr>
-          <w:rFonts w:ascii="Arial" w:hAnsi="Arial" w:cs="Arial"/>
           <w:b/>
           <w:bCs/>
           <w:color w:val="747474" w:themeColor="background2" w:themeShade="80"/>
@@ -40,7 +49,6 @@
       </w:pPr>
       <w:r>
         <w:rPr>
-          <w:rFonts w:ascii="Arial" w:hAnsi="Arial" w:cs="Arial"/>
           <w:b/>
           <w:bCs/>
           <w:color w:val="747474" w:themeColor="background2" w:themeShade="80"/>
@@ -52,13 +60,9 @@
       <w:pPr>
         <w:spacing w:before="400" w:after="0"/>
         <w:jc w:val="center"/>
-        <w:rPr>
-          <w:rFonts w:ascii="Arial" w:hAnsi="Arial" w:cs="Arial"/>
-        </w:rPr>
-      </w:pPr>
-      <w:r>
-        <w:rPr>
-          <w:rFonts w:ascii="Arial" w:hAnsi="Arial" w:cs="Arial"/>
+      </w:pPr>
+      <w:r>
+        <w:rPr>
           <w:b/>
           <w:bCs/>
           <w:color w:val="6B6B6B"/>
@@ -71,22 +75,22 @@
         <w:spacing w:before="400" w:after="0"/>
         <w:jc w:val="center"/>
         <w:rPr>
-          <w:rFonts w:ascii="Arial" w:hAnsi="Arial" w:cs="Arial"/>
           <w:b/>
           <w:bCs/>
           <w:color w:val="6B6B6B"/>
           <w:sz w:val="30"/>
           <w:szCs w:val="30"/>
-        </w:rPr>
-      </w:pPr>
-      <w:r>
-        <w:rPr>
-          <w:rFonts w:ascii="Arial" w:hAnsi="Arial" w:cs="Arial"/>
+          <w:lang w:val="de-DE"/>
+        </w:rPr>
+      </w:pPr>
+      <w:r>
+        <w:rPr>
           <w:b/>
           <w:bCs/>
           <w:color w:val="6B6B6B"/>
           <w:sz w:val="30"/>
           <w:szCs w:val="30"/>
+          <w:lang w:val="de-DE"/>
         </w:rPr>
         <w:t>Master's Thesis</w:t>
       </w:r>
@@ -100,7 +104,6 @@
         <w:spacing w:after="40"/>
         <w:jc w:val="center"/>
         <w:rPr>
-          <w:rFonts w:ascii="Arial" w:hAnsi="Arial" w:cs="Arial"/>
           <w:b/>
           <w:bCs/>
           <w:color w:val="123A5E"/>
@@ -109,7 +112,6 @@
       </w:pPr>
       <w:r>
         <w:rPr>
-          <w:rFonts w:ascii="Arial" w:hAnsi="Arial" w:cs="Arial"/>
           <w:b/>
           <w:bCs/>
           <w:color w:val="123A5E"/>
@@ -127,14 +129,12 @@
         <w:spacing w:after="40"/>
         <w:jc w:val="center"/>
         <w:rPr>
-          <w:rFonts w:ascii="Arial" w:hAnsi="Arial" w:cs="Arial"/>
           <w:sz w:val="18"/>
           <w:szCs w:val="18"/>
         </w:rPr>
       </w:pPr>
       <w:r>
         <w:rPr>
-          <w:rFonts w:ascii="Arial" w:hAnsi="Arial" w:cs="Arial"/>
           <w:b/>
           <w:bCs/>
           <w:color w:val="123A5E"/>
@@ -147,7 +147,6 @@
         <w:spacing w:after="40"/>
         <w:jc w:val="center"/>
         <w:rPr>
-          <w:rFonts w:ascii="Arial" w:hAnsi="Arial" w:cs="Arial"/>
           <w:color w:val="6B6B6B"/>
           <w:sz w:val="20"/>
           <w:szCs w:val="20"/>
@@ -159,7 +158,6 @@
         <w:spacing w:after="40"/>
         <w:jc w:val="center"/>
         <w:rPr>
-          <w:rFonts w:ascii="Arial" w:hAnsi="Arial" w:cs="Arial"/>
           <w:color w:val="6B6B6B"/>
           <w:sz w:val="20"/>
           <w:szCs w:val="20"/>
@@ -167,64 +165,39 @@
       </w:pPr>
       <w:r>
         <w:rPr>
-          <w:rFonts w:ascii="Arial" w:hAnsi="Arial" w:cs="Arial"/>
           <w:color w:val="6B6B6B"/>
           <w:sz w:val="20"/>
           <w:szCs w:val="20"/>
         </w:rPr>
-        <w:t xml:space="preserve">Master thesis to obtain </w:t>
-      </w:r>
-      <w:r>
-        <w:rPr>
-          <w:rFonts w:ascii="Arial" w:hAnsi="Arial" w:cs="Arial"/>
+        <w:t>Master thesis to obtain an academic degree:</w:t>
+      </w:r>
+    </w:p>
+    <w:p>
+      <w:pPr>
+        <w:spacing w:after="40"/>
+        <w:jc w:val="center"/>
+        <w:rPr>
           <w:color w:val="6B6B6B"/>
           <w:sz w:val="20"/>
           <w:szCs w:val="20"/>
         </w:rPr>
-        <w:t>an</w:t>
-      </w:r>
-      <w:r>
-        <w:rPr>
-          <w:rFonts w:ascii="Arial" w:hAnsi="Arial" w:cs="Arial"/>
+      </w:pPr>
+      <w:r>
+        <w:rPr>
           <w:color w:val="6B6B6B"/>
           <w:sz w:val="20"/>
           <w:szCs w:val="20"/>
         </w:rPr>
-        <w:t xml:space="preserve"> academic degree:</w:t>
+        <w:t>Master of Engineering (M.Eng.)</w:t>
       </w:r>
     </w:p>
     <w:p>
       <w:pPr>
         <w:spacing w:after="40"/>
         <w:jc w:val="center"/>
-        <w:rPr>
-          <w:rFonts w:ascii="Arial" w:hAnsi="Arial" w:cs="Arial"/>
-          <w:color w:val="6B6B6B"/>
-          <w:sz w:val="20"/>
-          <w:szCs w:val="20"/>
-        </w:rPr>
-      </w:pPr>
-      <w:r>
-        <w:rPr>
-          <w:rFonts w:ascii="Arial" w:hAnsi="Arial" w:cs="Arial"/>
-          <w:color w:val="6B6B6B"/>
-          <w:sz w:val="20"/>
-          <w:szCs w:val="20"/>
-        </w:rPr>
-        <w:t>Master of Engineering (M.Eng.)</w:t>
-      </w:r>
-    </w:p>
-    <w:p>
-      <w:pPr>
-        <w:spacing w:after="40"/>
-        <w:jc w:val="center"/>
-        <w:rPr>
-          <w:rFonts w:ascii="Arial" w:hAnsi="Arial" w:cs="Arial"/>
-        </w:rPr>
-      </w:pPr>
-      <w:r>
-        <w:rPr>
-          <w:rFonts w:ascii="Arial" w:hAnsi="Arial" w:cs="Arial"/>
+      </w:pPr>
+      <w:r>
+        <w:rPr>
           <w:i/>
           <w:iCs/>
           <w:color w:val="6B6B6B"/>
@@ -235,7 +208,6 @@
       </w:r>
       <w:r>
         <w:rPr>
-          <w:rFonts w:ascii="Arial" w:hAnsi="Arial" w:cs="Arial"/>
           <w:color w:val="6B6B6B"/>
           <w:sz w:val="22"/>
           <w:szCs w:val="22"/>
@@ -247,13 +219,9 @@
       <w:pPr>
         <w:spacing w:after="20"/>
         <w:jc w:val="center"/>
-        <w:rPr>
-          <w:rFonts w:ascii="Arial" w:hAnsi="Arial" w:cs="Arial"/>
-        </w:rPr>
-      </w:pPr>
-      <w:r>
-        <w:rPr>
-          <w:rFonts w:ascii="Arial" w:hAnsi="Arial" w:cs="Arial"/>
+      </w:pPr>
+      <w:r>
+        <w:rPr>
           <w:b/>
           <w:bCs/>
           <w:sz w:val="26"/>
@@ -266,13 +234,9 @@
       <w:pPr>
         <w:spacing w:after="360"/>
         <w:jc w:val="center"/>
-        <w:rPr>
-          <w:rFonts w:ascii="Arial" w:hAnsi="Arial" w:cs="Arial"/>
-        </w:rPr>
-      </w:pPr>
-      <w:r>
-        <w:rPr>
-          <w:rFonts w:ascii="Arial" w:hAnsi="Arial" w:cs="Arial"/>
+      </w:pPr>
+      <w:r>
+        <w:rPr>
           <w:color w:val="6B6B6B"/>
           <w:sz w:val="22"/>
           <w:szCs w:val="22"/>
@@ -281,7 +245,6 @@
       </w:r>
       <w:r>
         <w:rPr>
-          <w:rFonts w:ascii="Arial" w:hAnsi="Arial" w:cs="Arial"/>
           <w:color w:val="6B6B6B"/>
           <w:sz w:val="22"/>
           <w:szCs w:val="22"/>
@@ -293,13 +256,9 @@
       <w:pPr>
         <w:spacing w:after="360"/>
         <w:jc w:val="center"/>
-        <w:rPr>
-          <w:rFonts w:ascii="Arial" w:hAnsi="Arial" w:cs="Arial"/>
-        </w:rPr>
-      </w:pPr>
-      <w:r>
-        <w:rPr>
-          <w:rFonts w:ascii="Arial" w:hAnsi="Arial" w:cs="Arial"/>
+      </w:pPr>
+      <w:r>
+        <w:rPr>
           <w:color w:val="6B6B6B"/>
           <w:sz w:val="22"/>
           <w:szCs w:val="22"/>
@@ -308,7 +267,6 @@
       </w:r>
       <w:r>
         <w:rPr>
-          <w:rFonts w:ascii="Arial" w:hAnsi="Arial" w:cs="Arial"/>
           <w:color w:val="6B6B6B"/>
           <w:sz w:val="22"/>
           <w:szCs w:val="22"/>
@@ -320,7 +278,6 @@
       </w:r>
       <w:r>
         <w:rPr>
-          <w:rFonts w:ascii="Arial" w:hAnsi="Arial" w:cs="Arial"/>
           <w:color w:val="6B6B6B"/>
           <w:sz w:val="22"/>
           <w:szCs w:val="22"/>
@@ -332,13 +289,9 @@
       <w:pPr>
         <w:spacing w:after="30"/>
         <w:jc w:val="center"/>
-        <w:rPr>
-          <w:rFonts w:ascii="Arial" w:hAnsi="Arial" w:cs="Arial"/>
-        </w:rPr>
-      </w:pPr>
-      <w:r>
-        <w:rPr>
-          <w:rFonts w:ascii="Arial" w:hAnsi="Arial" w:cs="Arial"/>
+      </w:pPr>
+      <w:r>
+        <w:rPr>
           <w:color w:val="6B6B6B"/>
           <w:sz w:val="22"/>
           <w:szCs w:val="22"/>
@@ -347,7 +300,6 @@
       </w:r>
       <w:r>
         <w:rPr>
-          <w:rFonts w:ascii="Arial" w:hAnsi="Arial" w:cs="Arial"/>
           <w:color w:val="6B6B6B"/>
           <w:sz w:val="22"/>
           <w:szCs w:val="22"/>
@@ -356,7 +308,6 @@
       </w:r>
       <w:r>
         <w:rPr>
-          <w:rFonts w:ascii="Arial" w:hAnsi="Arial" w:cs="Arial"/>
           <w:color w:val="6B6B6B"/>
           <w:sz w:val="22"/>
           <w:szCs w:val="22"/>
@@ -365,15 +316,7 @@
       </w:r>
     </w:p>
     <w:p>
-      <w:pPr>
-        <w:rPr>
-          <w:rFonts w:ascii="Arial" w:hAnsi="Arial" w:cs="Arial"/>
-        </w:rPr>
-      </w:pPr>
-      <w:r>
-        <w:rPr>
-          <w:rFonts w:ascii="Arial" w:hAnsi="Arial" w:cs="Arial"/>
-        </w:rPr>
+      <w:r>
         <w:br w:type="page"/>
       </w:r>
     </w:p>
@@ -381,13 +324,9 @@
       <w:pPr>
         <w:keepNext/>
         <w:spacing w:before="120" w:after="200"/>
-        <w:rPr>
-          <w:rFonts w:ascii="Arial" w:hAnsi="Arial" w:cs="Arial"/>
-        </w:rPr>
-      </w:pPr>
-      <w:r>
-        <w:rPr>
-          <w:rFonts w:ascii="Arial" w:hAnsi="Arial" w:cs="Arial"/>
+      </w:pPr>
+      <w:r>
+        <w:rPr>
           <w:b/>
           <w:bCs/>
           <w:color w:val="123A5E"/>
@@ -401,34 +340,24 @@
     <w:p>
       <w:pPr>
         <w:spacing w:line="276" w:lineRule="auto"/>
-        <w:rPr>
-          <w:rFonts w:ascii="Arial" w:hAnsi="Arial" w:cs="Arial"/>
-        </w:rPr>
-      </w:pPr>
-      <w:r>
-        <w:rPr>
-          <w:rFonts w:ascii="Arial" w:hAnsi="Arial" w:cs="Arial"/>
-        </w:rPr>
+      </w:pPr>
+      <w:r>
         <w:t>I hereby declare that I have written the present master's thesis independently and without the use of any sources or aids other than those indicated. All passages taken verbatim or in substance from published or unpublished works of others have been identified as such. This thesis has not been submitted, either in the same or a similar form, to any other examination authority, and has not yet been published.</w:t>
       </w:r>
     </w:p>
     <w:p>
       <w:pPr>
         <w:spacing w:line="276" w:lineRule="auto"/>
-        <w:rPr>
-          <w:rFonts w:ascii="Arial" w:hAnsi="Arial" w:cs="Arial"/>
-        </w:rPr>
-      </w:pPr>
-      <w:r>
-        <w:rPr>
-          <w:rFonts w:ascii="Arial" w:hAnsi="Arial" w:cs="Arial"/>
-        </w:rPr>
-        <w:t xml:space="preserve">Deggendorf, </w:t>
-      </w:r>
-      <w:r>
-        <w:rPr>
-          <w:rFonts w:ascii="Arial" w:hAnsi="Arial" w:cs="Arial"/>
-        </w:rPr>
+      </w:pPr>
+      <w:proofErr w:type="spellStart"/>
+      <w:r>
+        <w:t>Deggendorf</w:t>
+      </w:r>
+      <w:proofErr w:type="spellEnd"/>
+      <w:r>
+        <w:t xml:space="preserve">, </w:t>
+      </w:r>
+      <w:r>
         <w:t>15.09.2026</w:t>
       </w:r>
     </w:p>
@@ -438,13 +367,9 @@
           <w:top w:val="single" w:sz="4" w:space="2" w:color="000000"/>
         </w:pBdr>
         <w:spacing w:before="520"/>
-        <w:rPr>
-          <w:rFonts w:ascii="Arial" w:hAnsi="Arial" w:cs="Arial"/>
-        </w:rPr>
-      </w:pPr>
-      <w:r>
-        <w:rPr>
-          <w:rFonts w:ascii="Arial" w:hAnsi="Arial" w:cs="Arial"/>
+      </w:pPr>
+      <w:r>
+        <w:rPr>
           <w:color w:val="6B6B6B"/>
           <w:sz w:val="22"/>
           <w:szCs w:val="22"/>
@@ -453,15 +378,7 @@
       </w:r>
     </w:p>
     <w:p>
-      <w:pPr>
-        <w:rPr>
-          <w:rFonts w:ascii="Arial" w:hAnsi="Arial" w:cs="Arial"/>
-        </w:rPr>
-      </w:pPr>
-      <w:r>
-        <w:rPr>
-          <w:rFonts w:ascii="Arial" w:hAnsi="Arial" w:cs="Arial"/>
-        </w:rPr>
+      <w:r>
         <w:br w:type="page"/>
       </w:r>
     </w:p>
@@ -469,13 +386,9 @@
       <w:pPr>
         <w:keepNext/>
         <w:spacing w:before="120" w:after="200"/>
-        <w:rPr>
-          <w:rFonts w:ascii="Arial" w:hAnsi="Arial" w:cs="Arial"/>
-        </w:rPr>
-      </w:pPr>
-      <w:r>
-        <w:rPr>
-          <w:rFonts w:ascii="Arial" w:hAnsi="Arial" w:cs="Arial"/>
+      </w:pPr>
+      <w:r>
+        <w:rPr>
           <w:b/>
           <w:bCs/>
           <w:color w:val="123A5E"/>
@@ -487,47 +400,34 @@
       </w:r>
     </w:p>
     <w:p>
-      <w:pPr>
-        <w:rPr>
-          <w:rFonts w:ascii="Arial" w:hAnsi="Arial" w:cs="Arial"/>
-        </w:rPr>
-      </w:pPr>
-      <w:r>
-        <w:rPr>
-          <w:rFonts w:ascii="Arial" w:hAnsi="Arial" w:cs="Arial"/>
-        </w:rPr>
-        <w:t>Aviation maintenance work orders record valuable hands-on experience, yet abbreviations, inconsistent spelling, and short free-text fields make that knowledge hard to search and reuse. This thesis develops and evaluates AviMaint-DSS, an evidence-grounded natural language processing pipeline that converts noisy problem–action records into structured, searchable historical cases. The approach combines controlled text normalization, a compact nine-entity, eleven-relation extraction schema, a comparison of classical, recurrent, and transformer-based extractors, an external benchmark for portability, and a leakage-safe retrieval interface. Byte-level neural normalization reproduced the expert-cleaned reference most faithfully (94% exact match), and joint span-based extraction achieved the strongest relations (strict micro-F1 0.85), while classical models stayed competitive for entities. Under leakage-controlled evaluation, structured retrieval recovered the recorded action family for roughly 80% of queries at rank one and 95% within the top three, with calibrated confidence. The central contribution is an auditable planning-support concept that preserves provenance, exposes alternatives and uncertainty, and leaves maintenance authority with qualified personnel.</w:t>
-      </w:r>
-      <w:r>
-        <w:rPr>
-          <w:rFonts w:ascii="Arial" w:hAnsi="Arial" w:cs="Arial"/>
-        </w:rPr>
+      <w:r>
+        <w:t xml:space="preserve">Aviation maintenance work orders record valuable hands-on experience, yet abbreviations, inconsistent spelling, and short free-text fields make that knowledge hard to search and reuse. This thesis develops and evaluates </w:t>
+      </w:r>
+      <w:proofErr w:type="spellStart"/>
+      <w:r>
+        <w:t>AviMaint</w:t>
+      </w:r>
+      <w:proofErr w:type="spellEnd"/>
+      <w:r>
+        <w:t>-DSS, an evidence-grounded natural language processing pipeline that converts noisy problem–action records into structured, searchable historical cases. The approach combines controlled text normalization, a compact nine-entity, eleven-relation extraction schema, a comparison of classical, recurrent, and transformer-based extractors, an external benchmark for portability, and a leakage-safe retrieval interface. Byte-level neural normalization reproduced the expert-cleaned reference most faithfully (94% exact match), and joint span-based extraction achieved the strongest relations (strict micro-F1 0.85), while classical models stayed competitive for entities. Under leakage-controlled evaluation, structured retrieval recovered the recorded action family for roughly 80% of queries at rank one and 95% within the top three, with calibrated confidence. The central contribution is an auditable planning-support concept that preserves provenance, exposes alternatives and uncertainty, and leaves maintenance authority with qualified personnel.</w:t>
+      </w:r>
+      <w:r>
         <w:br/>
       </w:r>
       <w:r>
-        <w:rPr>
-          <w:rFonts w:ascii="Arial" w:hAnsi="Arial" w:cs="Arial"/>
-        </w:rPr>
         <w:br/>
       </w:r>
       <w:r>
         <w:rPr>
-          <w:rFonts w:ascii="Arial" w:hAnsi="Arial" w:cs="Arial"/>
           <w:b/>
           <w:bCs/>
         </w:rPr>
         <w:t>Keywords</w:t>
       </w:r>
       <w:r>
-        <w:rPr>
-          <w:rFonts w:ascii="Arial" w:hAnsi="Arial" w:cs="Arial"/>
-        </w:rPr>
         <w:t>: aviation maintenance; natural language processing; text normalization; information extraction; relation extraction; case retrieval; decision support</w:t>
       </w:r>
       <w:r>
-        <w:rPr>
-          <w:rFonts w:ascii="Arial" w:hAnsi="Arial" w:cs="Arial"/>
-        </w:rPr>
         <w:br w:type="page"/>
       </w:r>
     </w:p>
@@ -535,13 +435,9 @@
       <w:pPr>
         <w:keepNext/>
         <w:spacing w:before="120" w:after="200"/>
-        <w:rPr>
-          <w:rFonts w:ascii="Arial" w:hAnsi="Arial" w:cs="Arial"/>
-        </w:rPr>
-      </w:pPr>
-      <w:r>
-        <w:rPr>
-          <w:rFonts w:ascii="Arial" w:hAnsi="Arial" w:cs="Arial"/>
+      </w:pPr>
+      <w:r>
+        <w:rPr>
           <w:b/>
           <w:bCs/>
           <w:color w:val="123A5E"/>
@@ -554,9 +450,6 @@
     </w:p>
     <w:sdt>
       <w:sdtPr>
-        <w:rPr>
-          <w:rFonts w:ascii="Arial" w:hAnsi="Arial" w:cs="Arial"/>
-        </w:rPr>
         <w:alias w:val="Table of Contents"/>
         <w:id w:val="1344585547"/>
       </w:sdtPr>
@@ -569,40 +462,28 @@
               <w:tab w:val="right" w:leader="dot" w:pos="9061"/>
             </w:tabs>
             <w:rPr>
-              <w:rFonts w:ascii="Arial" w:hAnsi="Arial" w:cs="Arial"/>
               <w:noProof/>
             </w:rPr>
           </w:pPr>
           <w:r>
-            <w:rPr>
-              <w:rFonts w:ascii="Arial" w:hAnsi="Arial" w:cs="Arial"/>
-            </w:rPr>
             <w:fldChar w:fldCharType="begin"/>
           </w:r>
           <w:r>
-            <w:rPr>
-              <w:rFonts w:ascii="Arial" w:hAnsi="Arial" w:cs="Arial"/>
-            </w:rPr>
             <w:instrText>TOC \h \o "1-3"</w:instrText>
           </w:r>
           <w:r>
-            <w:rPr>
-              <w:rFonts w:ascii="Arial" w:hAnsi="Arial" w:cs="Arial"/>
-            </w:rPr>
             <w:fldChar w:fldCharType="separate"/>
           </w:r>
           <w:hyperlink w:anchor="_Toc239442253" w:history="1">
             <w:r>
               <w:rPr>
                 <w:rStyle w:val="Hyperlink"/>
-                <w:rFonts w:ascii="Arial" w:hAnsi="Arial" w:cs="Arial"/>
                 <w:noProof/>
               </w:rPr>
               <w:t>1</w:t>
             </w:r>
             <w:r>
               <w:rPr>
-                <w:rFonts w:ascii="Arial" w:hAnsi="Arial" w:cs="Arial"/>
                 <w:noProof/>
               </w:rPr>
               <w:tab/>
@@ -610,55 +491,47 @@
             <w:r>
               <w:rPr>
                 <w:rStyle w:val="Hyperlink"/>
-                <w:rFonts w:ascii="Arial" w:hAnsi="Arial" w:cs="Arial"/>
                 <w:noProof/>
               </w:rPr>
               <w:t>Introduction</w:t>
             </w:r>
             <w:r>
               <w:rPr>
-                <w:rFonts w:ascii="Arial" w:hAnsi="Arial" w:cs="Arial"/>
                 <w:noProof/>
               </w:rPr>
               <w:tab/>
             </w:r>
             <w:r>
               <w:rPr>
-                <w:rFonts w:ascii="Arial" w:hAnsi="Arial" w:cs="Arial"/>
                 <w:noProof/>
               </w:rPr>
               <w:fldChar w:fldCharType="begin"/>
             </w:r>
             <w:r>
               <w:rPr>
-                <w:rFonts w:ascii="Arial" w:hAnsi="Arial" w:cs="Arial"/>
                 <w:noProof/>
               </w:rPr>
               <w:instrText xml:space="preserve"> PAGEREF _Toc239442253 \h </w:instrText>
             </w:r>
             <w:r>
               <w:rPr>
-                <w:rFonts w:ascii="Arial" w:hAnsi="Arial" w:cs="Arial"/>
-                <w:noProof/>
-              </w:rPr>
-            </w:r>
-            <w:r>
-              <w:rPr>
-                <w:rFonts w:ascii="Arial" w:hAnsi="Arial" w:cs="Arial"/>
+                <w:noProof/>
+              </w:rPr>
+            </w:r>
+            <w:r>
+              <w:rPr>
                 <w:noProof/>
               </w:rPr>
               <w:fldChar w:fldCharType="separate"/>
             </w:r>
             <w:r>
               <w:rPr>
-                <w:rFonts w:ascii="Arial" w:hAnsi="Arial" w:cs="Arial"/>
                 <w:noProof/>
               </w:rPr>
               <w:t>1</w:t>
             </w:r>
             <w:r>
               <w:rPr>
-                <w:rFonts w:ascii="Arial" w:hAnsi="Arial" w:cs="Arial"/>
                 <w:noProof/>
               </w:rPr>
               <w:fldChar w:fldCharType="end"/>
@@ -673,7 +546,6 @@
               <w:tab w:val="right" w:leader="dot" w:pos="9061"/>
             </w:tabs>
             <w:rPr>
-              <w:rFonts w:ascii="Arial" w:hAnsi="Arial" w:cs="Arial"/>
               <w:noProof/>
             </w:rPr>
           </w:pPr>
@@ -681,14 +553,12 @@
             <w:r>
               <w:rPr>
                 <w:rStyle w:val="Hyperlink"/>
-                <w:rFonts w:ascii="Arial" w:hAnsi="Arial" w:cs="Arial"/>
                 <w:noProof/>
               </w:rPr>
               <w:t>1.1</w:t>
             </w:r>
             <w:r>
               <w:rPr>
-                <w:rFonts w:ascii="Arial" w:hAnsi="Arial" w:cs="Arial"/>
                 <w:noProof/>
               </w:rPr>
               <w:tab/>
@@ -696,7 +566,6 @@
             <w:r>
               <w:rPr>
                 <w:rStyle w:val="Hyperlink"/>
-                <w:rFonts w:ascii="Arial" w:hAnsi="Arial" w:cs="Arial"/>
                 <w:noProof/>
               </w:rPr>
               <w:t xml:space="preserve">Motivation and Problem </w:t>
@@ -704,55 +573,47 @@
             <w:r>
               <w:rPr>
                 <w:rStyle w:val="Hyperlink"/>
-                <w:rFonts w:ascii="Arial" w:hAnsi="Arial" w:cs="Arial"/>
                 <w:noProof/>
               </w:rPr>
               <w:t>Statement</w:t>
             </w:r>
             <w:r>
               <w:rPr>
-                <w:rFonts w:ascii="Arial" w:hAnsi="Arial" w:cs="Arial"/>
                 <w:noProof/>
               </w:rPr>
               <w:tab/>
             </w:r>
             <w:r>
               <w:rPr>
-                <w:rFonts w:ascii="Arial" w:hAnsi="Arial" w:cs="Arial"/>
                 <w:noProof/>
               </w:rPr>
               <w:fldChar w:fldCharType="begin"/>
             </w:r>
             <w:r>
               <w:rPr>
-                <w:rFonts w:ascii="Arial" w:hAnsi="Arial" w:cs="Arial"/>
                 <w:noProof/>
               </w:rPr>
               <w:instrText xml:space="preserve"> PAGEREF _Toc239442254 \h </w:instrText>
             </w:r>
             <w:r>
               <w:rPr>
-                <w:rFonts w:ascii="Arial" w:hAnsi="Arial" w:cs="Arial"/>
-                <w:noProof/>
-              </w:rPr>
-            </w:r>
-            <w:r>
-              <w:rPr>
-                <w:rFonts w:ascii="Arial" w:hAnsi="Arial" w:cs="Arial"/>
+                <w:noProof/>
+              </w:rPr>
+            </w:r>
+            <w:r>
+              <w:rPr>
                 <w:noProof/>
               </w:rPr>
               <w:fldChar w:fldCharType="separate"/>
             </w:r>
             <w:r>
               <w:rPr>
-                <w:rFonts w:ascii="Arial" w:hAnsi="Arial" w:cs="Arial"/>
                 <w:noProof/>
               </w:rPr>
               <w:t>1</w:t>
             </w:r>
             <w:r>
               <w:rPr>
-                <w:rFonts w:ascii="Arial" w:hAnsi="Arial" w:cs="Arial"/>
                 <w:noProof/>
               </w:rPr>
               <w:fldChar w:fldCharType="end"/>
@@ -767,7 +628,6 @@
               <w:tab w:val="right" w:leader="dot" w:pos="9061"/>
             </w:tabs>
             <w:rPr>
-              <w:rFonts w:ascii="Arial" w:hAnsi="Arial" w:cs="Arial"/>
               <w:noProof/>
             </w:rPr>
           </w:pPr>
@@ -775,14 +635,12 @@
             <w:r>
               <w:rPr>
                 <w:rStyle w:val="Hyperlink"/>
-                <w:rFonts w:ascii="Arial" w:hAnsi="Arial" w:cs="Arial"/>
                 <w:noProof/>
               </w:rPr>
               <w:t>1.2</w:t>
             </w:r>
             <w:r>
               <w:rPr>
-                <w:rFonts w:ascii="Arial" w:hAnsi="Arial" w:cs="Arial"/>
                 <w:noProof/>
               </w:rPr>
               <w:tab/>
@@ -790,55 +648,47 @@
             <w:r>
               <w:rPr>
                 <w:rStyle w:val="Hyperlink"/>
-                <w:rFonts w:ascii="Arial" w:hAnsi="Arial" w:cs="Arial"/>
                 <w:noProof/>
               </w:rPr>
               <w:t>Research Questions</w:t>
             </w:r>
             <w:r>
               <w:rPr>
-                <w:rFonts w:ascii="Arial" w:hAnsi="Arial" w:cs="Arial"/>
                 <w:noProof/>
               </w:rPr>
               <w:tab/>
             </w:r>
             <w:r>
               <w:rPr>
-                <w:rFonts w:ascii="Arial" w:hAnsi="Arial" w:cs="Arial"/>
                 <w:noProof/>
               </w:rPr>
               <w:fldChar w:fldCharType="begin"/>
             </w:r>
             <w:r>
               <w:rPr>
-                <w:rFonts w:ascii="Arial" w:hAnsi="Arial" w:cs="Arial"/>
                 <w:noProof/>
               </w:rPr>
               <w:instrText xml:space="preserve"> PAGEREF _Toc239442255 \h </w:instrText>
             </w:r>
             <w:r>
               <w:rPr>
-                <w:rFonts w:ascii="Arial" w:hAnsi="Arial" w:cs="Arial"/>
-                <w:noProof/>
-              </w:rPr>
-            </w:r>
-            <w:r>
-              <w:rPr>
-                <w:rFonts w:ascii="Arial" w:hAnsi="Arial" w:cs="Arial"/>
+                <w:noProof/>
+              </w:rPr>
+            </w:r>
+            <w:r>
+              <w:rPr>
                 <w:noProof/>
               </w:rPr>
               <w:fldChar w:fldCharType="separate"/>
             </w:r>
             <w:r>
               <w:rPr>
-                <w:rFonts w:ascii="Arial" w:hAnsi="Arial" w:cs="Arial"/>
                 <w:noProof/>
               </w:rPr>
               <w:t>1</w:t>
             </w:r>
             <w:r>
               <w:rPr>
-                <w:rFonts w:ascii="Arial" w:hAnsi="Arial" w:cs="Arial"/>
                 <w:noProof/>
               </w:rPr>
               <w:fldChar w:fldCharType="end"/>
@@ -853,7 +703,6 @@
               <w:tab w:val="right" w:leader="dot" w:pos="9061"/>
             </w:tabs>
             <w:rPr>
-              <w:rFonts w:ascii="Arial" w:hAnsi="Arial" w:cs="Arial"/>
               <w:noProof/>
             </w:rPr>
           </w:pPr>
@@ -861,14 +710,12 @@
             <w:r>
               <w:rPr>
                 <w:rStyle w:val="Hyperlink"/>
-                <w:rFonts w:ascii="Arial" w:hAnsi="Arial" w:cs="Arial"/>
                 <w:noProof/>
               </w:rPr>
               <w:t>1.3</w:t>
             </w:r>
             <w:r>
               <w:rPr>
-                <w:rFonts w:ascii="Arial" w:hAnsi="Arial" w:cs="Arial"/>
                 <w:noProof/>
               </w:rPr>
               <w:tab/>
@@ -876,55 +723,47 @@
             <w:r>
               <w:rPr>
                 <w:rStyle w:val="Hyperlink"/>
-                <w:rFonts w:ascii="Arial" w:hAnsi="Arial" w:cs="Arial"/>
                 <w:noProof/>
               </w:rPr>
               <w:t>Structure of the Thesis</w:t>
             </w:r>
             <w:r>
               <w:rPr>
-                <w:rFonts w:ascii="Arial" w:hAnsi="Arial" w:cs="Arial"/>
                 <w:noProof/>
               </w:rPr>
               <w:tab/>
             </w:r>
             <w:r>
               <w:rPr>
-                <w:rFonts w:ascii="Arial" w:hAnsi="Arial" w:cs="Arial"/>
                 <w:noProof/>
               </w:rPr>
               <w:fldChar w:fldCharType="begin"/>
             </w:r>
             <w:r>
               <w:rPr>
-                <w:rFonts w:ascii="Arial" w:hAnsi="Arial" w:cs="Arial"/>
                 <w:noProof/>
               </w:rPr>
               <w:instrText xml:space="preserve"> PAGEREF _Toc239442256 \h </w:instrText>
             </w:r>
             <w:r>
               <w:rPr>
-                <w:rFonts w:ascii="Arial" w:hAnsi="Arial" w:cs="Arial"/>
-                <w:noProof/>
-              </w:rPr>
-            </w:r>
-            <w:r>
-              <w:rPr>
-                <w:rFonts w:ascii="Arial" w:hAnsi="Arial" w:cs="Arial"/>
+                <w:noProof/>
+              </w:rPr>
+            </w:r>
+            <w:r>
+              <w:rPr>
                 <w:noProof/>
               </w:rPr>
               <w:fldChar w:fldCharType="separate"/>
             </w:r>
             <w:r>
               <w:rPr>
-                <w:rFonts w:ascii="Arial" w:hAnsi="Arial" w:cs="Arial"/>
                 <w:noProof/>
               </w:rPr>
               <w:t>1</w:t>
             </w:r>
             <w:r>
               <w:rPr>
-                <w:rFonts w:ascii="Arial" w:hAnsi="Arial" w:cs="Arial"/>
                 <w:noProof/>
               </w:rPr>
               <w:fldChar w:fldCharType="end"/>
@@ -939,7 +778,6 @@
               <w:tab w:val="right" w:leader="dot" w:pos="9061"/>
             </w:tabs>
             <w:rPr>
-              <w:rFonts w:ascii="Arial" w:hAnsi="Arial" w:cs="Arial"/>
               <w:noProof/>
             </w:rPr>
           </w:pPr>
@@ -947,14 +785,12 @@
             <w:r>
               <w:rPr>
                 <w:rStyle w:val="Hyperlink"/>
-                <w:rFonts w:ascii="Arial" w:hAnsi="Arial" w:cs="Arial"/>
                 <w:noProof/>
               </w:rPr>
               <w:t>2</w:t>
             </w:r>
             <w:r>
               <w:rPr>
-                <w:rFonts w:ascii="Arial" w:hAnsi="Arial" w:cs="Arial"/>
                 <w:noProof/>
               </w:rPr>
               <w:tab/>
@@ -962,55 +798,47 @@
             <w:r>
               <w:rPr>
                 <w:rStyle w:val="Hyperlink"/>
-                <w:rFonts w:ascii="Arial" w:hAnsi="Arial" w:cs="Arial"/>
                 <w:noProof/>
               </w:rPr>
               <w:t>Fundamentals</w:t>
             </w:r>
             <w:r>
               <w:rPr>
-                <w:rFonts w:ascii="Arial" w:hAnsi="Arial" w:cs="Arial"/>
                 <w:noProof/>
               </w:rPr>
               <w:tab/>
             </w:r>
             <w:r>
               <w:rPr>
-                <w:rFonts w:ascii="Arial" w:hAnsi="Arial" w:cs="Arial"/>
                 <w:noProof/>
               </w:rPr>
               <w:fldChar w:fldCharType="begin"/>
             </w:r>
             <w:r>
               <w:rPr>
-                <w:rFonts w:ascii="Arial" w:hAnsi="Arial" w:cs="Arial"/>
                 <w:noProof/>
               </w:rPr>
               <w:instrText xml:space="preserve"> PAGEREF _Toc239442257 \h </w:instrText>
             </w:r>
             <w:r>
               <w:rPr>
-                <w:rFonts w:ascii="Arial" w:hAnsi="Arial" w:cs="Arial"/>
-                <w:noProof/>
-              </w:rPr>
-            </w:r>
-            <w:r>
-              <w:rPr>
-                <w:rFonts w:ascii="Arial" w:hAnsi="Arial" w:cs="Arial"/>
+                <w:noProof/>
+              </w:rPr>
+            </w:r>
+            <w:r>
+              <w:rPr>
                 <w:noProof/>
               </w:rPr>
               <w:fldChar w:fldCharType="separate"/>
             </w:r>
             <w:r>
               <w:rPr>
-                <w:rFonts w:ascii="Arial" w:hAnsi="Arial" w:cs="Arial"/>
                 <w:noProof/>
               </w:rPr>
               <w:t>1</w:t>
             </w:r>
             <w:r>
               <w:rPr>
-                <w:rFonts w:ascii="Arial" w:hAnsi="Arial" w:cs="Arial"/>
                 <w:noProof/>
               </w:rPr>
               <w:fldChar w:fldCharType="end"/>
@@ -1025,7 +853,6 @@
               <w:tab w:val="right" w:leader="dot" w:pos="9061"/>
             </w:tabs>
             <w:rPr>
-              <w:rFonts w:ascii="Arial" w:hAnsi="Arial" w:cs="Arial"/>
               <w:noProof/>
             </w:rPr>
           </w:pPr>
@@ -1033,14 +860,12 @@
             <w:r>
               <w:rPr>
                 <w:rStyle w:val="Hyperlink"/>
-                <w:rFonts w:ascii="Arial" w:hAnsi="Arial" w:cs="Arial"/>
                 <w:noProof/>
               </w:rPr>
               <w:t>2.1</w:t>
             </w:r>
             <w:r>
               <w:rPr>
-                <w:rFonts w:ascii="Arial" w:hAnsi="Arial" w:cs="Arial"/>
                 <w:noProof/>
               </w:rPr>
               <w:tab/>
@@ -1048,55 +873,47 @@
             <w:r>
               <w:rPr>
                 <w:rStyle w:val="Hyperlink"/>
-                <w:rFonts w:ascii="Arial" w:hAnsi="Arial" w:cs="Arial"/>
                 <w:noProof/>
               </w:rPr>
               <w:t>Maintenance Work Orders and the MaintNet Corpus</w:t>
             </w:r>
             <w:r>
               <w:rPr>
-                <w:rFonts w:ascii="Arial" w:hAnsi="Arial" w:cs="Arial"/>
                 <w:noProof/>
               </w:rPr>
               <w:tab/>
             </w:r>
             <w:r>
               <w:rPr>
-                <w:rFonts w:ascii="Arial" w:hAnsi="Arial" w:cs="Arial"/>
                 <w:noProof/>
               </w:rPr>
               <w:fldChar w:fldCharType="begin"/>
             </w:r>
             <w:r>
               <w:rPr>
-                <w:rFonts w:ascii="Arial" w:hAnsi="Arial" w:cs="Arial"/>
                 <w:noProof/>
               </w:rPr>
               <w:instrText xml:space="preserve"> PAGEREF _Toc239442258 \h </w:instrText>
             </w:r>
             <w:r>
               <w:rPr>
-                <w:rFonts w:ascii="Arial" w:hAnsi="Arial" w:cs="Arial"/>
-                <w:noProof/>
-              </w:rPr>
-            </w:r>
-            <w:r>
-              <w:rPr>
-                <w:rFonts w:ascii="Arial" w:hAnsi="Arial" w:cs="Arial"/>
+                <w:noProof/>
+              </w:rPr>
+            </w:r>
+            <w:r>
+              <w:rPr>
                 <w:noProof/>
               </w:rPr>
               <w:fldChar w:fldCharType="separate"/>
             </w:r>
             <w:r>
               <w:rPr>
-                <w:rFonts w:ascii="Arial" w:hAnsi="Arial" w:cs="Arial"/>
                 <w:noProof/>
               </w:rPr>
               <w:t>1</w:t>
             </w:r>
             <w:r>
               <w:rPr>
-                <w:rFonts w:ascii="Arial" w:hAnsi="Arial" w:cs="Arial"/>
                 <w:noProof/>
               </w:rPr>
               <w:fldChar w:fldCharType="end"/>
@@ -1111,7 +928,6 @@
               <w:tab w:val="right" w:leader="dot" w:pos="9061"/>
             </w:tabs>
             <w:rPr>
-              <w:rFonts w:ascii="Arial" w:hAnsi="Arial" w:cs="Arial"/>
               <w:noProof/>
             </w:rPr>
           </w:pPr>
@@ -1119,14 +935,12 @@
             <w:r>
               <w:rPr>
                 <w:rStyle w:val="Hyperlink"/>
-                <w:rFonts w:ascii="Arial" w:hAnsi="Arial" w:cs="Arial"/>
                 <w:noProof/>
               </w:rPr>
               <w:t>2.2</w:t>
             </w:r>
             <w:r>
               <w:rPr>
-                <w:rFonts w:ascii="Arial" w:hAnsi="Arial" w:cs="Arial"/>
                 <w:noProof/>
               </w:rPr>
               <w:tab/>
@@ -1134,55 +948,47 @@
             <w:r>
               <w:rPr>
                 <w:rStyle w:val="Hyperlink"/>
-                <w:rFonts w:ascii="Arial" w:hAnsi="Arial" w:cs="Arial"/>
                 <w:noProof/>
               </w:rPr>
               <w:t>Text Normalization</w:t>
             </w:r>
             <w:r>
               <w:rPr>
-                <w:rFonts w:ascii="Arial" w:hAnsi="Arial" w:cs="Arial"/>
                 <w:noProof/>
               </w:rPr>
               <w:tab/>
             </w:r>
             <w:r>
               <w:rPr>
-                <w:rFonts w:ascii="Arial" w:hAnsi="Arial" w:cs="Arial"/>
                 <w:noProof/>
               </w:rPr>
               <w:fldChar w:fldCharType="begin"/>
             </w:r>
             <w:r>
               <w:rPr>
-                <w:rFonts w:ascii="Arial" w:hAnsi="Arial" w:cs="Arial"/>
                 <w:noProof/>
               </w:rPr>
               <w:instrText xml:space="preserve"> PAGEREF _Toc239442259 \h </w:instrText>
             </w:r>
             <w:r>
               <w:rPr>
-                <w:rFonts w:ascii="Arial" w:hAnsi="Arial" w:cs="Arial"/>
-                <w:noProof/>
-              </w:rPr>
-            </w:r>
-            <w:r>
-              <w:rPr>
-                <w:rFonts w:ascii="Arial" w:hAnsi="Arial" w:cs="Arial"/>
+                <w:noProof/>
+              </w:rPr>
+            </w:r>
+            <w:r>
+              <w:rPr>
                 <w:noProof/>
               </w:rPr>
               <w:fldChar w:fldCharType="separate"/>
             </w:r>
             <w:r>
               <w:rPr>
-                <w:rFonts w:ascii="Arial" w:hAnsi="Arial" w:cs="Arial"/>
                 <w:noProof/>
               </w:rPr>
               <w:t>1</w:t>
             </w:r>
             <w:r>
               <w:rPr>
-                <w:rFonts w:ascii="Arial" w:hAnsi="Arial" w:cs="Arial"/>
                 <w:noProof/>
               </w:rPr>
               <w:fldChar w:fldCharType="end"/>
@@ -1197,7 +1003,6 @@
               <w:tab w:val="right" w:leader="dot" w:pos="9061"/>
             </w:tabs>
             <w:rPr>
-              <w:rFonts w:ascii="Arial" w:hAnsi="Arial" w:cs="Arial"/>
               <w:noProof/>
             </w:rPr>
           </w:pPr>
@@ -1205,14 +1010,12 @@
             <w:r>
               <w:rPr>
                 <w:rStyle w:val="Hyperlink"/>
-                <w:rFonts w:ascii="Arial" w:hAnsi="Arial" w:cs="Arial"/>
                 <w:noProof/>
               </w:rPr>
               <w:t>2.3</w:t>
             </w:r>
             <w:r>
               <w:rPr>
-                <w:rFonts w:ascii="Arial" w:hAnsi="Arial" w:cs="Arial"/>
                 <w:noProof/>
               </w:rPr>
               <w:tab/>
@@ -1220,55 +1023,47 @@
             <w:r>
               <w:rPr>
                 <w:rStyle w:val="Hyperlink"/>
-                <w:rFonts w:ascii="Arial" w:hAnsi="Arial" w:cs="Arial"/>
                 <w:noProof/>
               </w:rPr>
               <w:t>Information Extraction: Entities and Relations</w:t>
             </w:r>
             <w:r>
               <w:rPr>
-                <w:rFonts w:ascii="Arial" w:hAnsi="Arial" w:cs="Arial"/>
                 <w:noProof/>
               </w:rPr>
               <w:tab/>
             </w:r>
             <w:r>
               <w:rPr>
-                <w:rFonts w:ascii="Arial" w:hAnsi="Arial" w:cs="Arial"/>
                 <w:noProof/>
               </w:rPr>
               <w:fldChar w:fldCharType="begin"/>
             </w:r>
             <w:r>
               <w:rPr>
-                <w:rFonts w:ascii="Arial" w:hAnsi="Arial" w:cs="Arial"/>
                 <w:noProof/>
               </w:rPr>
               <w:instrText xml:space="preserve"> PAGEREF _Toc239442260 \h </w:instrText>
             </w:r>
             <w:r>
               <w:rPr>
-                <w:rFonts w:ascii="Arial" w:hAnsi="Arial" w:cs="Arial"/>
-                <w:noProof/>
-              </w:rPr>
-            </w:r>
-            <w:r>
-              <w:rPr>
-                <w:rFonts w:ascii="Arial" w:hAnsi="Arial" w:cs="Arial"/>
+                <w:noProof/>
+              </w:rPr>
+            </w:r>
+            <w:r>
+              <w:rPr>
                 <w:noProof/>
               </w:rPr>
               <w:fldChar w:fldCharType="separate"/>
             </w:r>
             <w:r>
               <w:rPr>
-                <w:rFonts w:ascii="Arial" w:hAnsi="Arial" w:cs="Arial"/>
                 <w:noProof/>
               </w:rPr>
               <w:t>1</w:t>
             </w:r>
             <w:r>
               <w:rPr>
-                <w:rFonts w:ascii="Arial" w:hAnsi="Arial" w:cs="Arial"/>
                 <w:noProof/>
               </w:rPr>
               <w:fldChar w:fldCharType="end"/>
@@ -1283,7 +1078,6 @@
               <w:tab w:val="right" w:leader="dot" w:pos="9061"/>
             </w:tabs>
             <w:rPr>
-              <w:rFonts w:ascii="Arial" w:hAnsi="Arial" w:cs="Arial"/>
               <w:noProof/>
             </w:rPr>
           </w:pPr>
@@ -1291,14 +1085,12 @@
             <w:r>
               <w:rPr>
                 <w:rStyle w:val="Hyperlink"/>
-                <w:rFonts w:ascii="Arial" w:hAnsi="Arial" w:cs="Arial"/>
                 <w:noProof/>
               </w:rPr>
               <w:t>2.4</w:t>
             </w:r>
             <w:r>
               <w:rPr>
-                <w:rFonts w:ascii="Arial" w:hAnsi="Arial" w:cs="Arial"/>
                 <w:noProof/>
               </w:rPr>
               <w:tab/>
@@ -1306,55 +1098,47 @@
             <w:r>
               <w:rPr>
                 <w:rStyle w:val="Hyperlink"/>
-                <w:rFonts w:ascii="Arial" w:hAnsi="Arial" w:cs="Arial"/>
                 <w:noProof/>
               </w:rPr>
               <w:t>Case Retrieval and Uncertainty Calibration</w:t>
             </w:r>
             <w:r>
               <w:rPr>
-                <w:rFonts w:ascii="Arial" w:hAnsi="Arial" w:cs="Arial"/>
                 <w:noProof/>
               </w:rPr>
               <w:tab/>
             </w:r>
             <w:r>
               <w:rPr>
-                <w:rFonts w:ascii="Arial" w:hAnsi="Arial" w:cs="Arial"/>
                 <w:noProof/>
               </w:rPr>
               <w:fldChar w:fldCharType="begin"/>
             </w:r>
             <w:r>
               <w:rPr>
-                <w:rFonts w:ascii="Arial" w:hAnsi="Arial" w:cs="Arial"/>
                 <w:noProof/>
               </w:rPr>
               <w:instrText xml:space="preserve"> PAGEREF _Toc239442261 \h </w:instrText>
             </w:r>
             <w:r>
               <w:rPr>
-                <w:rFonts w:ascii="Arial" w:hAnsi="Arial" w:cs="Arial"/>
-                <w:noProof/>
-              </w:rPr>
-            </w:r>
-            <w:r>
-              <w:rPr>
-                <w:rFonts w:ascii="Arial" w:hAnsi="Arial" w:cs="Arial"/>
+                <w:noProof/>
+              </w:rPr>
+            </w:r>
+            <w:r>
+              <w:rPr>
                 <w:noProof/>
               </w:rPr>
               <w:fldChar w:fldCharType="separate"/>
             </w:r>
             <w:r>
               <w:rPr>
-                <w:rFonts w:ascii="Arial" w:hAnsi="Arial" w:cs="Arial"/>
                 <w:noProof/>
               </w:rPr>
               <w:t>1</w:t>
             </w:r>
             <w:r>
               <w:rPr>
-                <w:rFonts w:ascii="Arial" w:hAnsi="Arial" w:cs="Arial"/>
                 <w:noProof/>
               </w:rPr>
               <w:fldChar w:fldCharType="end"/>
@@ -1369,7 +1153,6 @@
               <w:tab w:val="right" w:leader="dot" w:pos="9061"/>
             </w:tabs>
             <w:rPr>
-              <w:rFonts w:ascii="Arial" w:hAnsi="Arial" w:cs="Arial"/>
               <w:noProof/>
             </w:rPr>
           </w:pPr>
@@ -1377,14 +1160,12 @@
             <w:r>
               <w:rPr>
                 <w:rStyle w:val="Hyperlink"/>
-                <w:rFonts w:ascii="Arial" w:hAnsi="Arial" w:cs="Arial"/>
                 <w:noProof/>
               </w:rPr>
               <w:t>2.5</w:t>
             </w:r>
             <w:r>
               <w:rPr>
-                <w:rFonts w:ascii="Arial" w:hAnsi="Arial" w:cs="Arial"/>
                 <w:noProof/>
               </w:rPr>
               <w:tab/>
@@ -1392,55 +1173,47 @@
             <w:r>
               <w:rPr>
                 <w:rStyle w:val="Hyperlink"/>
-                <w:rFonts w:ascii="Arial" w:hAnsi="Arial" w:cs="Arial"/>
                 <w:noProof/>
               </w:rPr>
               <w:t>Related Work</w:t>
             </w:r>
             <w:r>
               <w:rPr>
-                <w:rFonts w:ascii="Arial" w:hAnsi="Arial" w:cs="Arial"/>
                 <w:noProof/>
               </w:rPr>
               <w:tab/>
             </w:r>
             <w:r>
               <w:rPr>
-                <w:rFonts w:ascii="Arial" w:hAnsi="Arial" w:cs="Arial"/>
                 <w:noProof/>
               </w:rPr>
               <w:fldChar w:fldCharType="begin"/>
             </w:r>
             <w:r>
               <w:rPr>
-                <w:rFonts w:ascii="Arial" w:hAnsi="Arial" w:cs="Arial"/>
                 <w:noProof/>
               </w:rPr>
               <w:instrText xml:space="preserve"> PAGEREF _Toc239442262 \h </w:instrText>
             </w:r>
             <w:r>
               <w:rPr>
-                <w:rFonts w:ascii="Arial" w:hAnsi="Arial" w:cs="Arial"/>
-                <w:noProof/>
-              </w:rPr>
-            </w:r>
-            <w:r>
-              <w:rPr>
-                <w:rFonts w:ascii="Arial" w:hAnsi="Arial" w:cs="Arial"/>
+                <w:noProof/>
+              </w:rPr>
+            </w:r>
+            <w:r>
+              <w:rPr>
                 <w:noProof/>
               </w:rPr>
               <w:fldChar w:fldCharType="separate"/>
             </w:r>
             <w:r>
               <w:rPr>
-                <w:rFonts w:ascii="Arial" w:hAnsi="Arial" w:cs="Arial"/>
                 <w:noProof/>
               </w:rPr>
               <w:t>1</w:t>
             </w:r>
             <w:r>
               <w:rPr>
-                <w:rFonts w:ascii="Arial" w:hAnsi="Arial" w:cs="Arial"/>
                 <w:noProof/>
               </w:rPr>
               <w:fldChar w:fldCharType="end"/>
@@ -1455,7 +1228,6 @@
               <w:tab w:val="right" w:leader="dot" w:pos="9061"/>
             </w:tabs>
             <w:rPr>
-              <w:rFonts w:ascii="Arial" w:hAnsi="Arial" w:cs="Arial"/>
               <w:noProof/>
             </w:rPr>
           </w:pPr>
@@ -1463,14 +1235,12 @@
             <w:r>
               <w:rPr>
                 <w:rStyle w:val="Hyperlink"/>
-                <w:rFonts w:ascii="Arial" w:hAnsi="Arial" w:cs="Arial"/>
                 <w:noProof/>
               </w:rPr>
               <w:t>3</w:t>
             </w:r>
             <w:r>
               <w:rPr>
-                <w:rFonts w:ascii="Arial" w:hAnsi="Arial" w:cs="Arial"/>
                 <w:noProof/>
               </w:rPr>
               <w:tab/>
@@ -1478,55 +1248,47 @@
             <w:r>
               <w:rPr>
                 <w:rStyle w:val="Hyperlink"/>
-                <w:rFonts w:ascii="Arial" w:hAnsi="Arial" w:cs="Arial"/>
                 <w:noProof/>
               </w:rPr>
               <w:t>Methodology</w:t>
             </w:r>
             <w:r>
               <w:rPr>
-                <w:rFonts w:ascii="Arial" w:hAnsi="Arial" w:cs="Arial"/>
                 <w:noProof/>
               </w:rPr>
               <w:tab/>
             </w:r>
             <w:r>
               <w:rPr>
-                <w:rFonts w:ascii="Arial" w:hAnsi="Arial" w:cs="Arial"/>
                 <w:noProof/>
               </w:rPr>
               <w:fldChar w:fldCharType="begin"/>
             </w:r>
             <w:r>
               <w:rPr>
-                <w:rFonts w:ascii="Arial" w:hAnsi="Arial" w:cs="Arial"/>
                 <w:noProof/>
               </w:rPr>
               <w:instrText xml:space="preserve"> PAGEREF _Toc239442263 \h </w:instrText>
             </w:r>
             <w:r>
               <w:rPr>
-                <w:rFonts w:ascii="Arial" w:hAnsi="Arial" w:cs="Arial"/>
-                <w:noProof/>
-              </w:rPr>
-            </w:r>
-            <w:r>
-              <w:rPr>
-                <w:rFonts w:ascii="Arial" w:hAnsi="Arial" w:cs="Arial"/>
+                <w:noProof/>
+              </w:rPr>
+            </w:r>
+            <w:r>
+              <w:rPr>
                 <w:noProof/>
               </w:rPr>
               <w:fldChar w:fldCharType="separate"/>
             </w:r>
             <w:r>
               <w:rPr>
-                <w:rFonts w:ascii="Arial" w:hAnsi="Arial" w:cs="Arial"/>
                 <w:noProof/>
               </w:rPr>
               <w:t>1</w:t>
             </w:r>
             <w:r>
               <w:rPr>
-                <w:rFonts w:ascii="Arial" w:hAnsi="Arial" w:cs="Arial"/>
                 <w:noProof/>
               </w:rPr>
               <w:fldChar w:fldCharType="end"/>
@@ -1541,7 +1303,6 @@
               <w:tab w:val="right" w:leader="dot" w:pos="9061"/>
             </w:tabs>
             <w:rPr>
-              <w:rFonts w:ascii="Arial" w:hAnsi="Arial" w:cs="Arial"/>
               <w:noProof/>
             </w:rPr>
           </w:pPr>
@@ -1549,14 +1310,12 @@
             <w:r>
               <w:rPr>
                 <w:rStyle w:val="Hyperlink"/>
-                <w:rFonts w:ascii="Arial" w:hAnsi="Arial" w:cs="Arial"/>
                 <w:noProof/>
               </w:rPr>
               <w:t>3.1</w:t>
             </w:r>
             <w:r>
               <w:rPr>
-                <w:rFonts w:ascii="Arial" w:hAnsi="Arial" w:cs="Arial"/>
                 <w:noProof/>
               </w:rPr>
               <w:tab/>
@@ -1564,55 +1323,47 @@
             <w:r>
               <w:rPr>
                 <w:rStyle w:val="Hyperlink"/>
-                <w:rFonts w:ascii="Arial" w:hAnsi="Arial" w:cs="Arial"/>
                 <w:noProof/>
               </w:rPr>
               <w:t>RQ1 — Text Normalization</w:t>
             </w:r>
             <w:r>
               <w:rPr>
-                <w:rFonts w:ascii="Arial" w:hAnsi="Arial" w:cs="Arial"/>
                 <w:noProof/>
               </w:rPr>
               <w:tab/>
             </w:r>
             <w:r>
               <w:rPr>
-                <w:rFonts w:ascii="Arial" w:hAnsi="Arial" w:cs="Arial"/>
                 <w:noProof/>
               </w:rPr>
               <w:fldChar w:fldCharType="begin"/>
             </w:r>
             <w:r>
               <w:rPr>
-                <w:rFonts w:ascii="Arial" w:hAnsi="Arial" w:cs="Arial"/>
                 <w:noProof/>
               </w:rPr>
               <w:instrText xml:space="preserve"> PAGEREF _Toc239442264 \h </w:instrText>
             </w:r>
             <w:r>
               <w:rPr>
-                <w:rFonts w:ascii="Arial" w:hAnsi="Arial" w:cs="Arial"/>
-                <w:noProof/>
-              </w:rPr>
-            </w:r>
-            <w:r>
-              <w:rPr>
-                <w:rFonts w:ascii="Arial" w:hAnsi="Arial" w:cs="Arial"/>
+                <w:noProof/>
+              </w:rPr>
+            </w:r>
+            <w:r>
+              <w:rPr>
                 <w:noProof/>
               </w:rPr>
               <w:fldChar w:fldCharType="separate"/>
             </w:r>
             <w:r>
               <w:rPr>
-                <w:rFonts w:ascii="Arial" w:hAnsi="Arial" w:cs="Arial"/>
                 <w:noProof/>
               </w:rPr>
               <w:t>1</w:t>
             </w:r>
             <w:r>
               <w:rPr>
-                <w:rFonts w:ascii="Arial" w:hAnsi="Arial" w:cs="Arial"/>
                 <w:noProof/>
               </w:rPr>
               <w:fldChar w:fldCharType="end"/>
@@ -1627,7 +1378,6 @@
               <w:tab w:val="right" w:leader="dot" w:pos="9061"/>
             </w:tabs>
             <w:rPr>
-              <w:rFonts w:ascii="Arial" w:hAnsi="Arial" w:cs="Arial"/>
               <w:noProof/>
             </w:rPr>
           </w:pPr>
@@ -1635,14 +1385,12 @@
             <w:r>
               <w:rPr>
                 <w:rStyle w:val="Hyperlink"/>
-                <w:rFonts w:ascii="Arial" w:hAnsi="Arial" w:cs="Arial"/>
                 <w:noProof/>
               </w:rPr>
               <w:t>3.2</w:t>
             </w:r>
             <w:r>
               <w:rPr>
-                <w:rFonts w:ascii="Arial" w:hAnsi="Arial" w:cs="Arial"/>
                 <w:noProof/>
               </w:rPr>
               <w:tab/>
@@ -1650,55 +1398,47 @@
             <w:r>
               <w:rPr>
                 <w:rStyle w:val="Hyperlink"/>
-                <w:rFonts w:ascii="Arial" w:hAnsi="Arial" w:cs="Arial"/>
                 <w:noProof/>
               </w:rPr>
               <w:t>RQ2 — Structured Representation</w:t>
             </w:r>
             <w:r>
               <w:rPr>
-                <w:rFonts w:ascii="Arial" w:hAnsi="Arial" w:cs="Arial"/>
                 <w:noProof/>
               </w:rPr>
               <w:tab/>
             </w:r>
             <w:r>
               <w:rPr>
-                <w:rFonts w:ascii="Arial" w:hAnsi="Arial" w:cs="Arial"/>
                 <w:noProof/>
               </w:rPr>
               <w:fldChar w:fldCharType="begin"/>
             </w:r>
             <w:r>
               <w:rPr>
-                <w:rFonts w:ascii="Arial" w:hAnsi="Arial" w:cs="Arial"/>
                 <w:noProof/>
               </w:rPr>
               <w:instrText xml:space="preserve"> PAGEREF _Toc239442265 \h </w:instrText>
             </w:r>
             <w:r>
               <w:rPr>
-                <w:rFonts w:ascii="Arial" w:hAnsi="Arial" w:cs="Arial"/>
-                <w:noProof/>
-              </w:rPr>
-            </w:r>
-            <w:r>
-              <w:rPr>
-                <w:rFonts w:ascii="Arial" w:hAnsi="Arial" w:cs="Arial"/>
+                <w:noProof/>
+              </w:rPr>
+            </w:r>
+            <w:r>
+              <w:rPr>
                 <w:noProof/>
               </w:rPr>
               <w:fldChar w:fldCharType="separate"/>
             </w:r>
             <w:r>
               <w:rPr>
-                <w:rFonts w:ascii="Arial" w:hAnsi="Arial" w:cs="Arial"/>
                 <w:noProof/>
               </w:rPr>
               <w:t>1</w:t>
             </w:r>
             <w:r>
               <w:rPr>
-                <w:rFonts w:ascii="Arial" w:hAnsi="Arial" w:cs="Arial"/>
                 <w:noProof/>
               </w:rPr>
               <w:fldChar w:fldCharType="end"/>
@@ -1713,7 +1453,6 @@
               <w:tab w:val="right" w:leader="dot" w:pos="9061"/>
             </w:tabs>
             <w:rPr>
-              <w:rFonts w:ascii="Arial" w:hAnsi="Arial" w:cs="Arial"/>
               <w:noProof/>
             </w:rPr>
           </w:pPr>
@@ -1721,14 +1460,12 @@
             <w:r>
               <w:rPr>
                 <w:rStyle w:val="Hyperlink"/>
-                <w:rFonts w:ascii="Arial" w:hAnsi="Arial" w:cs="Arial"/>
                 <w:noProof/>
               </w:rPr>
               <w:t>3.3</w:t>
             </w:r>
             <w:r>
               <w:rPr>
-                <w:rFonts w:ascii="Arial" w:hAnsi="Arial" w:cs="Arial"/>
                 <w:noProof/>
               </w:rPr>
               <w:tab/>
@@ -1736,55 +1473,47 @@
             <w:r>
               <w:rPr>
                 <w:rStyle w:val="Hyperlink"/>
-                <w:rFonts w:ascii="Arial" w:hAnsi="Arial" w:cs="Arial"/>
                 <w:noProof/>
               </w:rPr>
               <w:t>RQ3 — Information-Extraction Models</w:t>
             </w:r>
             <w:r>
               <w:rPr>
-                <w:rFonts w:ascii="Arial" w:hAnsi="Arial" w:cs="Arial"/>
                 <w:noProof/>
               </w:rPr>
               <w:tab/>
             </w:r>
             <w:r>
               <w:rPr>
-                <w:rFonts w:ascii="Arial" w:hAnsi="Arial" w:cs="Arial"/>
                 <w:noProof/>
               </w:rPr>
               <w:fldChar w:fldCharType="begin"/>
             </w:r>
             <w:r>
               <w:rPr>
-                <w:rFonts w:ascii="Arial" w:hAnsi="Arial" w:cs="Arial"/>
                 <w:noProof/>
               </w:rPr>
               <w:instrText xml:space="preserve"> PAGEREF _Toc239442266 \h </w:instrText>
             </w:r>
             <w:r>
               <w:rPr>
-                <w:rFonts w:ascii="Arial" w:hAnsi="Arial" w:cs="Arial"/>
-                <w:noProof/>
-              </w:rPr>
-            </w:r>
-            <w:r>
-              <w:rPr>
-                <w:rFonts w:ascii="Arial" w:hAnsi="Arial" w:cs="Arial"/>
+                <w:noProof/>
+              </w:rPr>
+            </w:r>
+            <w:r>
+              <w:rPr>
                 <w:noProof/>
               </w:rPr>
               <w:fldChar w:fldCharType="separate"/>
             </w:r>
             <w:r>
               <w:rPr>
-                <w:rFonts w:ascii="Arial" w:hAnsi="Arial" w:cs="Arial"/>
                 <w:noProof/>
               </w:rPr>
               <w:t>1</w:t>
             </w:r>
             <w:r>
               <w:rPr>
-                <w:rFonts w:ascii="Arial" w:hAnsi="Arial" w:cs="Arial"/>
                 <w:noProof/>
               </w:rPr>
               <w:fldChar w:fldCharType="end"/>
@@ -1799,7 +1528,6 @@
               <w:tab w:val="right" w:leader="dot" w:pos="9061"/>
             </w:tabs>
             <w:rPr>
-              <w:rFonts w:ascii="Arial" w:hAnsi="Arial" w:cs="Arial"/>
               <w:noProof/>
             </w:rPr>
           </w:pPr>
@@ -1807,14 +1535,12 @@
             <w:r>
               <w:rPr>
                 <w:rStyle w:val="Hyperlink"/>
-                <w:rFonts w:ascii="Arial" w:hAnsi="Arial" w:cs="Arial"/>
                 <w:noProof/>
               </w:rPr>
               <w:t>3.4</w:t>
             </w:r>
             <w:r>
               <w:rPr>
-                <w:rFonts w:ascii="Arial" w:hAnsi="Arial" w:cs="Arial"/>
                 <w:noProof/>
               </w:rPr>
               <w:tab/>
@@ -1822,55 +1548,47 @@
             <w:r>
               <w:rPr>
                 <w:rStyle w:val="Hyperlink"/>
-                <w:rFonts w:ascii="Arial" w:hAnsi="Arial" w:cs="Arial"/>
                 <w:noProof/>
               </w:rPr>
               <w:t>RQ4 — Leakage-Safe Case Retrieval</w:t>
             </w:r>
             <w:r>
               <w:rPr>
-                <w:rFonts w:ascii="Arial" w:hAnsi="Arial" w:cs="Arial"/>
                 <w:noProof/>
               </w:rPr>
               <w:tab/>
             </w:r>
             <w:r>
               <w:rPr>
-                <w:rFonts w:ascii="Arial" w:hAnsi="Arial" w:cs="Arial"/>
                 <w:noProof/>
               </w:rPr>
               <w:fldChar w:fldCharType="begin"/>
             </w:r>
             <w:r>
               <w:rPr>
-                <w:rFonts w:ascii="Arial" w:hAnsi="Arial" w:cs="Arial"/>
                 <w:noProof/>
               </w:rPr>
               <w:instrText xml:space="preserve"> PAGEREF _Toc239442267 \h </w:instrText>
             </w:r>
             <w:r>
               <w:rPr>
-                <w:rFonts w:ascii="Arial" w:hAnsi="Arial" w:cs="Arial"/>
-                <w:noProof/>
-              </w:rPr>
-            </w:r>
-            <w:r>
-              <w:rPr>
-                <w:rFonts w:ascii="Arial" w:hAnsi="Arial" w:cs="Arial"/>
+                <w:noProof/>
+              </w:rPr>
+            </w:r>
+            <w:r>
+              <w:rPr>
                 <w:noProof/>
               </w:rPr>
               <w:fldChar w:fldCharType="separate"/>
             </w:r>
             <w:r>
               <w:rPr>
-                <w:rFonts w:ascii="Arial" w:hAnsi="Arial" w:cs="Arial"/>
                 <w:noProof/>
               </w:rPr>
               <w:t>1</w:t>
             </w:r>
             <w:r>
               <w:rPr>
-                <w:rFonts w:ascii="Arial" w:hAnsi="Arial" w:cs="Arial"/>
                 <w:noProof/>
               </w:rPr>
               <w:fldChar w:fldCharType="end"/>
@@ -1885,7 +1603,6 @@
               <w:tab w:val="right" w:leader="dot" w:pos="9061"/>
             </w:tabs>
             <w:rPr>
-              <w:rFonts w:ascii="Arial" w:hAnsi="Arial" w:cs="Arial"/>
               <w:noProof/>
             </w:rPr>
           </w:pPr>
@@ -1893,14 +1610,12 @@
             <w:r>
               <w:rPr>
                 <w:rStyle w:val="Hyperlink"/>
-                <w:rFonts w:ascii="Arial" w:hAnsi="Arial" w:cs="Arial"/>
                 <w:noProof/>
               </w:rPr>
               <w:t>3.5</w:t>
             </w:r>
             <w:r>
               <w:rPr>
-                <w:rFonts w:ascii="Arial" w:hAnsi="Arial" w:cs="Arial"/>
                 <w:noProof/>
               </w:rPr>
               <w:tab/>
@@ -1908,55 +1623,47 @@
             <w:r>
               <w:rPr>
                 <w:rStyle w:val="Hyperlink"/>
-                <w:rFonts w:ascii="Arial" w:hAnsi="Arial" w:cs="Arial"/>
                 <w:noProof/>
               </w:rPr>
               <w:t>RQ5 — Calibrated Planning Support</w:t>
             </w:r>
             <w:r>
               <w:rPr>
-                <w:rFonts w:ascii="Arial" w:hAnsi="Arial" w:cs="Arial"/>
                 <w:noProof/>
               </w:rPr>
               <w:tab/>
             </w:r>
             <w:r>
               <w:rPr>
-                <w:rFonts w:ascii="Arial" w:hAnsi="Arial" w:cs="Arial"/>
                 <w:noProof/>
               </w:rPr>
               <w:fldChar w:fldCharType="begin"/>
             </w:r>
             <w:r>
               <w:rPr>
-                <w:rFonts w:ascii="Arial" w:hAnsi="Arial" w:cs="Arial"/>
                 <w:noProof/>
               </w:rPr>
               <w:instrText xml:space="preserve"> PAGEREF _Toc239442268 \h </w:instrText>
             </w:r>
             <w:r>
               <w:rPr>
-                <w:rFonts w:ascii="Arial" w:hAnsi="Arial" w:cs="Arial"/>
-                <w:noProof/>
-              </w:rPr>
-            </w:r>
-            <w:r>
-              <w:rPr>
-                <w:rFonts w:ascii="Arial" w:hAnsi="Arial" w:cs="Arial"/>
+                <w:noProof/>
+              </w:rPr>
+            </w:r>
+            <w:r>
+              <w:rPr>
                 <w:noProof/>
               </w:rPr>
               <w:fldChar w:fldCharType="separate"/>
             </w:r>
             <w:r>
               <w:rPr>
-                <w:rFonts w:ascii="Arial" w:hAnsi="Arial" w:cs="Arial"/>
                 <w:noProof/>
               </w:rPr>
               <w:t>1</w:t>
             </w:r>
             <w:r>
               <w:rPr>
-                <w:rFonts w:ascii="Arial" w:hAnsi="Arial" w:cs="Arial"/>
                 <w:noProof/>
               </w:rPr>
               <w:fldChar w:fldCharType="end"/>
@@ -1971,7 +1678,6 @@
               <w:tab w:val="right" w:leader="dot" w:pos="9061"/>
             </w:tabs>
             <w:rPr>
-              <w:rFonts w:ascii="Arial" w:hAnsi="Arial" w:cs="Arial"/>
               <w:noProof/>
             </w:rPr>
           </w:pPr>
@@ -1979,14 +1685,12 @@
             <w:r>
               <w:rPr>
                 <w:rStyle w:val="Hyperlink"/>
-                <w:rFonts w:ascii="Arial" w:hAnsi="Arial" w:cs="Arial"/>
                 <w:noProof/>
               </w:rPr>
               <w:t>4</w:t>
             </w:r>
             <w:r>
               <w:rPr>
-                <w:rFonts w:ascii="Arial" w:hAnsi="Arial" w:cs="Arial"/>
                 <w:noProof/>
               </w:rPr>
               <w:tab/>
@@ -1994,55 +1698,47 @@
             <w:r>
               <w:rPr>
                 <w:rStyle w:val="Hyperlink"/>
-                <w:rFonts w:ascii="Arial" w:hAnsi="Arial" w:cs="Arial"/>
                 <w:noProof/>
               </w:rPr>
               <w:t>Results</w:t>
             </w:r>
             <w:r>
               <w:rPr>
-                <w:rFonts w:ascii="Arial" w:hAnsi="Arial" w:cs="Arial"/>
                 <w:noProof/>
               </w:rPr>
               <w:tab/>
             </w:r>
             <w:r>
               <w:rPr>
-                <w:rFonts w:ascii="Arial" w:hAnsi="Arial" w:cs="Arial"/>
                 <w:noProof/>
               </w:rPr>
               <w:fldChar w:fldCharType="begin"/>
             </w:r>
             <w:r>
               <w:rPr>
-                <w:rFonts w:ascii="Arial" w:hAnsi="Arial" w:cs="Arial"/>
                 <w:noProof/>
               </w:rPr>
               <w:instrText xml:space="preserve"> PAGEREF _Toc239442269 \h </w:instrText>
             </w:r>
             <w:r>
               <w:rPr>
-                <w:rFonts w:ascii="Arial" w:hAnsi="Arial" w:cs="Arial"/>
-                <w:noProof/>
-              </w:rPr>
-            </w:r>
-            <w:r>
-              <w:rPr>
-                <w:rFonts w:ascii="Arial" w:hAnsi="Arial" w:cs="Arial"/>
+                <w:noProof/>
+              </w:rPr>
+            </w:r>
+            <w:r>
+              <w:rPr>
                 <w:noProof/>
               </w:rPr>
               <w:fldChar w:fldCharType="separate"/>
             </w:r>
             <w:r>
               <w:rPr>
-                <w:rFonts w:ascii="Arial" w:hAnsi="Arial" w:cs="Arial"/>
                 <w:noProof/>
               </w:rPr>
               <w:t>1</w:t>
             </w:r>
             <w:r>
               <w:rPr>
-                <w:rFonts w:ascii="Arial" w:hAnsi="Arial" w:cs="Arial"/>
                 <w:noProof/>
               </w:rPr>
               <w:fldChar w:fldCharType="end"/>
@@ -2057,7 +1753,6 @@
               <w:tab w:val="right" w:leader="dot" w:pos="9061"/>
             </w:tabs>
             <w:rPr>
-              <w:rFonts w:ascii="Arial" w:hAnsi="Arial" w:cs="Arial"/>
               <w:noProof/>
             </w:rPr>
           </w:pPr>
@@ -2065,14 +1760,12 @@
             <w:r>
               <w:rPr>
                 <w:rStyle w:val="Hyperlink"/>
-                <w:rFonts w:ascii="Arial" w:hAnsi="Arial" w:cs="Arial"/>
                 <w:noProof/>
               </w:rPr>
               <w:t>5</w:t>
             </w:r>
             <w:r>
               <w:rPr>
-                <w:rFonts w:ascii="Arial" w:hAnsi="Arial" w:cs="Arial"/>
                 <w:noProof/>
               </w:rPr>
               <w:tab/>
@@ -2080,55 +1773,47 @@
             <w:r>
               <w:rPr>
                 <w:rStyle w:val="Hyperlink"/>
-                <w:rFonts w:ascii="Arial" w:hAnsi="Arial" w:cs="Arial"/>
                 <w:noProof/>
               </w:rPr>
               <w:t>Discussion</w:t>
             </w:r>
             <w:r>
               <w:rPr>
-                <w:rFonts w:ascii="Arial" w:hAnsi="Arial" w:cs="Arial"/>
                 <w:noProof/>
               </w:rPr>
               <w:tab/>
             </w:r>
             <w:r>
               <w:rPr>
-                <w:rFonts w:ascii="Arial" w:hAnsi="Arial" w:cs="Arial"/>
                 <w:noProof/>
               </w:rPr>
               <w:fldChar w:fldCharType="begin"/>
             </w:r>
             <w:r>
               <w:rPr>
-                <w:rFonts w:ascii="Arial" w:hAnsi="Arial" w:cs="Arial"/>
                 <w:noProof/>
               </w:rPr>
               <w:instrText xml:space="preserve"> PAGEREF _Toc239442270 \h </w:instrText>
             </w:r>
             <w:r>
               <w:rPr>
-                <w:rFonts w:ascii="Arial" w:hAnsi="Arial" w:cs="Arial"/>
-                <w:noProof/>
-              </w:rPr>
-            </w:r>
-            <w:r>
-              <w:rPr>
-                <w:rFonts w:ascii="Arial" w:hAnsi="Arial" w:cs="Arial"/>
+                <w:noProof/>
+              </w:rPr>
+            </w:r>
+            <w:r>
+              <w:rPr>
                 <w:noProof/>
               </w:rPr>
               <w:fldChar w:fldCharType="separate"/>
             </w:r>
             <w:r>
               <w:rPr>
-                <w:rFonts w:ascii="Arial" w:hAnsi="Arial" w:cs="Arial"/>
                 <w:noProof/>
               </w:rPr>
               <w:t>1</w:t>
             </w:r>
             <w:r>
               <w:rPr>
-                <w:rFonts w:ascii="Arial" w:hAnsi="Arial" w:cs="Arial"/>
                 <w:noProof/>
               </w:rPr>
               <w:fldChar w:fldCharType="end"/>
@@ -2143,7 +1828,6 @@
               <w:tab w:val="right" w:leader="dot" w:pos="9061"/>
             </w:tabs>
             <w:rPr>
-              <w:rFonts w:ascii="Arial" w:hAnsi="Arial" w:cs="Arial"/>
               <w:noProof/>
             </w:rPr>
           </w:pPr>
@@ -2151,14 +1835,12 @@
             <w:r>
               <w:rPr>
                 <w:rStyle w:val="Hyperlink"/>
-                <w:rFonts w:ascii="Arial" w:hAnsi="Arial" w:cs="Arial"/>
                 <w:noProof/>
               </w:rPr>
               <w:t>6</w:t>
             </w:r>
             <w:r>
               <w:rPr>
-                <w:rFonts w:ascii="Arial" w:hAnsi="Arial" w:cs="Arial"/>
                 <w:noProof/>
               </w:rPr>
               <w:tab/>
@@ -2166,55 +1848,47 @@
             <w:r>
               <w:rPr>
                 <w:rStyle w:val="Hyperlink"/>
-                <w:rFonts w:ascii="Arial" w:hAnsi="Arial" w:cs="Arial"/>
                 <w:noProof/>
               </w:rPr>
               <w:t>Summary and Prospects</w:t>
             </w:r>
             <w:r>
               <w:rPr>
-                <w:rFonts w:ascii="Arial" w:hAnsi="Arial" w:cs="Arial"/>
                 <w:noProof/>
               </w:rPr>
               <w:tab/>
             </w:r>
             <w:r>
               <w:rPr>
-                <w:rFonts w:ascii="Arial" w:hAnsi="Arial" w:cs="Arial"/>
                 <w:noProof/>
               </w:rPr>
               <w:fldChar w:fldCharType="begin"/>
             </w:r>
             <w:r>
               <w:rPr>
-                <w:rFonts w:ascii="Arial" w:hAnsi="Arial" w:cs="Arial"/>
                 <w:noProof/>
               </w:rPr>
               <w:instrText xml:space="preserve"> PAGEREF _Toc239442271 \h </w:instrText>
             </w:r>
             <w:r>
               <w:rPr>
-                <w:rFonts w:ascii="Arial" w:hAnsi="Arial" w:cs="Arial"/>
-                <w:noProof/>
-              </w:rPr>
-            </w:r>
-            <w:r>
-              <w:rPr>
-                <w:rFonts w:ascii="Arial" w:hAnsi="Arial" w:cs="Arial"/>
+                <w:noProof/>
+              </w:rPr>
+            </w:r>
+            <w:r>
+              <w:rPr>
                 <w:noProof/>
               </w:rPr>
               <w:fldChar w:fldCharType="separate"/>
             </w:r>
             <w:r>
               <w:rPr>
-                <w:rFonts w:ascii="Arial" w:hAnsi="Arial" w:cs="Arial"/>
                 <w:noProof/>
               </w:rPr>
               <w:t>1</w:t>
             </w:r>
             <w:r>
               <w:rPr>
-                <w:rFonts w:ascii="Arial" w:hAnsi="Arial" w:cs="Arial"/>
                 <w:noProof/>
               </w:rPr>
               <w:fldChar w:fldCharType="end"/>
@@ -2229,7 +1903,6 @@
               <w:tab w:val="right" w:leader="dot" w:pos="9061"/>
             </w:tabs>
             <w:rPr>
-              <w:rFonts w:ascii="Arial" w:hAnsi="Arial" w:cs="Arial"/>
               <w:noProof/>
             </w:rPr>
           </w:pPr>
@@ -2237,14 +1910,12 @@
             <w:r>
               <w:rPr>
                 <w:rStyle w:val="Hyperlink"/>
-                <w:rFonts w:ascii="Arial" w:hAnsi="Arial" w:cs="Arial"/>
                 <w:noProof/>
               </w:rPr>
               <w:t>7</w:t>
             </w:r>
             <w:r>
               <w:rPr>
-                <w:rFonts w:ascii="Arial" w:hAnsi="Arial" w:cs="Arial"/>
                 <w:noProof/>
               </w:rPr>
               <w:tab/>
@@ -2252,55 +1923,47 @@
             <w:r>
               <w:rPr>
                 <w:rStyle w:val="Hyperlink"/>
-                <w:rFonts w:ascii="Arial" w:hAnsi="Arial" w:cs="Arial"/>
                 <w:noProof/>
               </w:rPr>
               <w:t>Bibliography</w:t>
             </w:r>
             <w:r>
               <w:rPr>
-                <w:rFonts w:ascii="Arial" w:hAnsi="Arial" w:cs="Arial"/>
                 <w:noProof/>
               </w:rPr>
               <w:tab/>
             </w:r>
             <w:r>
               <w:rPr>
-                <w:rFonts w:ascii="Arial" w:hAnsi="Arial" w:cs="Arial"/>
                 <w:noProof/>
               </w:rPr>
               <w:fldChar w:fldCharType="begin"/>
             </w:r>
             <w:r>
               <w:rPr>
-                <w:rFonts w:ascii="Arial" w:hAnsi="Arial" w:cs="Arial"/>
                 <w:noProof/>
               </w:rPr>
               <w:instrText xml:space="preserve"> PAGEREF _Toc239442272 \h </w:instrText>
             </w:r>
             <w:r>
               <w:rPr>
-                <w:rFonts w:ascii="Arial" w:hAnsi="Arial" w:cs="Arial"/>
-                <w:noProof/>
-              </w:rPr>
-            </w:r>
-            <w:r>
-              <w:rPr>
-                <w:rFonts w:ascii="Arial" w:hAnsi="Arial" w:cs="Arial"/>
+                <w:noProof/>
+              </w:rPr>
+            </w:r>
+            <w:r>
+              <w:rPr>
                 <w:noProof/>
               </w:rPr>
               <w:fldChar w:fldCharType="separate"/>
             </w:r>
             <w:r>
               <w:rPr>
-                <w:rFonts w:ascii="Arial" w:hAnsi="Arial" w:cs="Arial"/>
                 <w:noProof/>
               </w:rPr>
               <w:t>1</w:t>
             </w:r>
             <w:r>
               <w:rPr>
-                <w:rFonts w:ascii="Arial" w:hAnsi="Arial" w:cs="Arial"/>
                 <w:noProof/>
               </w:rPr>
               <w:fldChar w:fldCharType="end"/>
@@ -2315,7 +1978,6 @@
               <w:tab w:val="right" w:leader="dot" w:pos="9061"/>
             </w:tabs>
             <w:rPr>
-              <w:rFonts w:ascii="Arial" w:hAnsi="Arial" w:cs="Arial"/>
               <w:noProof/>
             </w:rPr>
           </w:pPr>
@@ -2323,14 +1985,12 @@
             <w:r>
               <w:rPr>
                 <w:rStyle w:val="Hyperlink"/>
-                <w:rFonts w:ascii="Arial" w:hAnsi="Arial" w:cs="Arial"/>
                 <w:noProof/>
               </w:rPr>
               <w:t>8</w:t>
             </w:r>
             <w:r>
               <w:rPr>
-                <w:rFonts w:ascii="Arial" w:hAnsi="Arial" w:cs="Arial"/>
                 <w:noProof/>
               </w:rPr>
               <w:tab/>
@@ -2338,55 +1998,47 @@
             <w:r>
               <w:rPr>
                 <w:rStyle w:val="Hyperlink"/>
-                <w:rFonts w:ascii="Arial" w:hAnsi="Arial" w:cs="Arial"/>
                 <w:noProof/>
               </w:rPr>
               <w:t>Appendix</w:t>
             </w:r>
             <w:r>
               <w:rPr>
-                <w:rFonts w:ascii="Arial" w:hAnsi="Arial" w:cs="Arial"/>
                 <w:noProof/>
               </w:rPr>
               <w:tab/>
             </w:r>
             <w:r>
               <w:rPr>
-                <w:rFonts w:ascii="Arial" w:hAnsi="Arial" w:cs="Arial"/>
                 <w:noProof/>
               </w:rPr>
               <w:fldChar w:fldCharType="begin"/>
             </w:r>
             <w:r>
               <w:rPr>
-                <w:rFonts w:ascii="Arial" w:hAnsi="Arial" w:cs="Arial"/>
                 <w:noProof/>
               </w:rPr>
               <w:instrText xml:space="preserve"> PAGEREF _Toc239442273 \h </w:instrText>
             </w:r>
             <w:r>
               <w:rPr>
-                <w:rFonts w:ascii="Arial" w:hAnsi="Arial" w:cs="Arial"/>
-                <w:noProof/>
-              </w:rPr>
-            </w:r>
-            <w:r>
-              <w:rPr>
-                <w:rFonts w:ascii="Arial" w:hAnsi="Arial" w:cs="Arial"/>
+                <w:noProof/>
+              </w:rPr>
+            </w:r>
+            <w:r>
+              <w:rPr>
                 <w:noProof/>
               </w:rPr>
               <w:fldChar w:fldCharType="separate"/>
             </w:r>
             <w:r>
               <w:rPr>
-                <w:rFonts w:ascii="Arial" w:hAnsi="Arial" w:cs="Arial"/>
                 <w:noProof/>
               </w:rPr>
               <w:t>1</w:t>
             </w:r>
             <w:r>
               <w:rPr>
-                <w:rFonts w:ascii="Arial" w:hAnsi="Arial" w:cs="Arial"/>
                 <w:noProof/>
               </w:rPr>
               <w:fldChar w:fldCharType="end"/>
@@ -2401,7 +2053,6 @@
               <w:tab w:val="right" w:leader="dot" w:pos="9061"/>
             </w:tabs>
             <w:rPr>
-              <w:rFonts w:ascii="Arial" w:hAnsi="Arial" w:cs="Arial"/>
               <w:noProof/>
             </w:rPr>
           </w:pPr>
@@ -2409,14 +2060,12 @@
             <w:r>
               <w:rPr>
                 <w:rStyle w:val="Hyperlink"/>
-                <w:rFonts w:ascii="Arial" w:hAnsi="Arial" w:cs="Arial"/>
                 <w:noProof/>
               </w:rPr>
               <w:t>8.1</w:t>
             </w:r>
             <w:r>
               <w:rPr>
-                <w:rFonts w:ascii="Arial" w:hAnsi="Arial" w:cs="Arial"/>
                 <w:noProof/>
               </w:rPr>
               <w:tab/>
@@ -2424,55 +2073,47 @@
             <w:r>
               <w:rPr>
                 <w:rStyle w:val="Hyperlink"/>
-                <w:rFonts w:ascii="Arial" w:hAnsi="Arial" w:cs="Arial"/>
                 <w:noProof/>
               </w:rPr>
               <w:t>A1  Additional Result Tables</w:t>
             </w:r>
             <w:r>
               <w:rPr>
-                <w:rFonts w:ascii="Arial" w:hAnsi="Arial" w:cs="Arial"/>
                 <w:noProof/>
               </w:rPr>
               <w:tab/>
             </w:r>
             <w:r>
               <w:rPr>
-                <w:rFonts w:ascii="Arial" w:hAnsi="Arial" w:cs="Arial"/>
                 <w:noProof/>
               </w:rPr>
               <w:fldChar w:fldCharType="begin"/>
             </w:r>
             <w:r>
               <w:rPr>
-                <w:rFonts w:ascii="Arial" w:hAnsi="Arial" w:cs="Arial"/>
                 <w:noProof/>
               </w:rPr>
               <w:instrText xml:space="preserve"> PAGEREF _Toc239442274 \h </w:instrText>
             </w:r>
             <w:r>
               <w:rPr>
-                <w:rFonts w:ascii="Arial" w:hAnsi="Arial" w:cs="Arial"/>
-                <w:noProof/>
-              </w:rPr>
-            </w:r>
-            <w:r>
-              <w:rPr>
-                <w:rFonts w:ascii="Arial" w:hAnsi="Arial" w:cs="Arial"/>
+                <w:noProof/>
+              </w:rPr>
+            </w:r>
+            <w:r>
+              <w:rPr>
                 <w:noProof/>
               </w:rPr>
               <w:fldChar w:fldCharType="separate"/>
             </w:r>
             <w:r>
               <w:rPr>
-                <w:rFonts w:ascii="Arial" w:hAnsi="Arial" w:cs="Arial"/>
                 <w:noProof/>
               </w:rPr>
               <w:t>1</w:t>
             </w:r>
             <w:r>
               <w:rPr>
-                <w:rFonts w:ascii="Arial" w:hAnsi="Arial" w:cs="Arial"/>
                 <w:noProof/>
               </w:rPr>
               <w:fldChar w:fldCharType="end"/>
@@ -2487,7 +2128,6 @@
               <w:tab w:val="right" w:leader="dot" w:pos="9061"/>
             </w:tabs>
             <w:rPr>
-              <w:rFonts w:ascii="Arial" w:hAnsi="Arial" w:cs="Arial"/>
               <w:noProof/>
             </w:rPr>
           </w:pPr>
@@ -2495,14 +2135,12 @@
             <w:r>
               <w:rPr>
                 <w:rStyle w:val="Hyperlink"/>
-                <w:rFonts w:ascii="Arial" w:hAnsi="Arial" w:cs="Arial"/>
                 <w:noProof/>
               </w:rPr>
               <w:t>8.2</w:t>
             </w:r>
             <w:r>
               <w:rPr>
-                <w:rFonts w:ascii="Arial" w:hAnsi="Arial" w:cs="Arial"/>
                 <w:noProof/>
               </w:rPr>
               <w:tab/>
@@ -2510,55 +2148,47 @@
             <w:r>
               <w:rPr>
                 <w:rStyle w:val="Hyperlink"/>
-                <w:rFonts w:ascii="Arial" w:hAnsi="Arial" w:cs="Arial"/>
                 <w:noProof/>
               </w:rPr>
               <w:t>A2  Full Schema Definition</w:t>
             </w:r>
             <w:r>
               <w:rPr>
-                <w:rFonts w:ascii="Arial" w:hAnsi="Arial" w:cs="Arial"/>
                 <w:noProof/>
               </w:rPr>
               <w:tab/>
             </w:r>
             <w:r>
               <w:rPr>
-                <w:rFonts w:ascii="Arial" w:hAnsi="Arial" w:cs="Arial"/>
                 <w:noProof/>
               </w:rPr>
               <w:fldChar w:fldCharType="begin"/>
             </w:r>
             <w:r>
               <w:rPr>
-                <w:rFonts w:ascii="Arial" w:hAnsi="Arial" w:cs="Arial"/>
                 <w:noProof/>
               </w:rPr>
               <w:instrText xml:space="preserve"> PAGEREF _Toc239442275 \h </w:instrText>
             </w:r>
             <w:r>
               <w:rPr>
-                <w:rFonts w:ascii="Arial" w:hAnsi="Arial" w:cs="Arial"/>
-                <w:noProof/>
-              </w:rPr>
-            </w:r>
-            <w:r>
-              <w:rPr>
-                <w:rFonts w:ascii="Arial" w:hAnsi="Arial" w:cs="Arial"/>
+                <w:noProof/>
+              </w:rPr>
+            </w:r>
+            <w:r>
+              <w:rPr>
                 <w:noProof/>
               </w:rPr>
               <w:fldChar w:fldCharType="separate"/>
             </w:r>
             <w:r>
               <w:rPr>
-                <w:rFonts w:ascii="Arial" w:hAnsi="Arial" w:cs="Arial"/>
                 <w:noProof/>
               </w:rPr>
               <w:t>1</w:t>
             </w:r>
             <w:r>
               <w:rPr>
-                <w:rFonts w:ascii="Arial" w:hAnsi="Arial" w:cs="Arial"/>
                 <w:noProof/>
               </w:rPr>
               <w:fldChar w:fldCharType="end"/>
@@ -2566,30 +2196,14 @@
           </w:hyperlink>
         </w:p>
         <w:p>
-          <w:pPr>
-            <w:rPr>
-              <w:rFonts w:ascii="Arial" w:hAnsi="Arial" w:cs="Arial"/>
-            </w:rPr>
-          </w:pPr>
           <w:r>
-            <w:rPr>
-              <w:rFonts w:ascii="Arial" w:hAnsi="Arial" w:cs="Arial"/>
-            </w:rPr>
             <w:fldChar w:fldCharType="end"/>
           </w:r>
         </w:p>
       </w:sdtContent>
     </w:sdt>
     <w:p>
-      <w:pPr>
-        <w:rPr>
-          <w:rFonts w:ascii="Arial" w:hAnsi="Arial" w:cs="Arial"/>
-        </w:rPr>
-      </w:pPr>
-      <w:r>
-        <w:rPr>
-          <w:rFonts w:ascii="Arial" w:hAnsi="Arial" w:cs="Arial"/>
-        </w:rPr>
+      <w:r>
         <w:br w:type="page"/>
       </w:r>
     </w:p>
@@ -2597,13 +2211,9 @@
       <w:pPr>
         <w:keepNext/>
         <w:spacing w:before="120" w:after="200"/>
-        <w:rPr>
-          <w:rFonts w:ascii="Arial" w:hAnsi="Arial" w:cs="Arial"/>
-        </w:rPr>
-      </w:pPr>
-      <w:r>
-        <w:rPr>
-          <w:rFonts w:ascii="Arial" w:hAnsi="Arial" w:cs="Arial"/>
+      </w:pPr>
+      <w:r>
+        <w:rPr>
           <w:b/>
           <w:bCs/>
           <w:color w:val="123A5E"/>
@@ -2616,75 +2226,30 @@
     </w:p>
     <w:sdt>
       <w:sdtPr>
-        <w:rPr>
-          <w:rFonts w:ascii="Arial" w:hAnsi="Arial" w:cs="Arial"/>
-        </w:rPr>
         <w:alias w:val="List of Figures"/>
         <w:id w:val="-209038830"/>
       </w:sdtPr>
       <w:sdtContent>
         <w:p>
-          <w:pPr>
-            <w:rPr>
-              <w:rFonts w:ascii="Arial" w:hAnsi="Arial" w:cs="Arial"/>
-            </w:rPr>
-          </w:pPr>
           <w:r>
-            <w:rPr>
-              <w:rFonts w:ascii="Arial" w:hAnsi="Arial" w:cs="Arial"/>
-            </w:rPr>
-            <w:fldChar w:fldCharType="begin"/>
-          </w:r>
-          <w:r>
-            <w:rPr>
-              <w:rFonts w:ascii="Arial" w:hAnsi="Arial" w:cs="Arial"/>
-            </w:rPr>
-            <w:instrText>TOC \a "Figure" \h</w:instrText>
-          </w:r>
-          <w:r>
-            <w:rPr>
-              <w:rFonts w:ascii="Arial" w:hAnsi="Arial" w:cs="Arial"/>
-            </w:rPr>
-            <w:fldChar w:fldCharType="separate"/>
-          </w:r>
-          <w:r>
-            <w:rPr>
-              <w:rFonts w:ascii="Arial" w:hAnsi="Arial" w:cs="Arial"/>
-              <w:b/>
-              <w:bCs/>
-              <w:noProof/>
-              <w:lang w:val="en-GB"/>
-            </w:rPr>
-            <w:t>No table of figures entries found.</w:t>
-          </w:r>
-          <w:r>
-            <w:rPr>
-              <w:rFonts w:ascii="Arial" w:hAnsi="Arial" w:cs="Arial"/>
-            </w:rPr>
-            <w:fldChar w:fldCharType="end"/>
+            <w:t>Figure 1.1. The processing chain examined in this thesis, from a raw work order to graded historical evidence, with the research questions positioned at the stages they address.</w:t>
           </w:r>
         </w:p>
+        <w:p/>
       </w:sdtContent>
     </w:sdt>
     <w:p>
       <w:pPr>
         <w:spacing w:before="200"/>
-        <w:rPr>
-          <w:rFonts w:ascii="Arial" w:hAnsi="Arial" w:cs="Arial"/>
-        </w:rPr>
       </w:pPr>
     </w:p>
     <w:p>
       <w:pPr>
         <w:keepNext/>
         <w:spacing w:before="120" w:after="200"/>
-        <w:rPr>
-          <w:rFonts w:ascii="Arial" w:hAnsi="Arial" w:cs="Arial"/>
-        </w:rPr>
-      </w:pPr>
-      <w:r>
-        <w:rPr>
-          <w:rFonts w:ascii="Arial" w:hAnsi="Arial" w:cs="Arial"/>
+      </w:pPr>
+      <w:r>
+        <w:rPr>
           <w:b/>
           <w:bCs/>
           <w:color w:val="123A5E"/>
@@ -2696,66 +2261,25 @@
     </w:p>
     <w:sdt>
       <w:sdtPr>
-        <w:rPr>
-          <w:rFonts w:ascii="Arial" w:hAnsi="Arial" w:cs="Arial"/>
-        </w:rPr>
         <w:alias w:val="List of Tables"/>
         <w:id w:val="-901828106"/>
       </w:sdtPr>
       <w:sdtContent>
         <w:p>
-          <w:pPr>
-            <w:rPr>
-              <w:rFonts w:ascii="Arial" w:hAnsi="Arial" w:cs="Arial"/>
-            </w:rPr>
-          </w:pPr>
           <w:r>
-            <w:rPr>
-              <w:rFonts w:ascii="Arial" w:hAnsi="Arial" w:cs="Arial"/>
-            </w:rPr>
-            <w:fldChar w:fldCharType="begin"/>
+            <w:t xml:space="preserve">Table 1.1. The five research questions, the population each is answered on, and the strength of </w:t>
           </w:r>
           <w:r>
-            <w:rPr>
-              <w:rFonts w:ascii="Arial" w:hAnsi="Arial" w:cs="Arial"/>
-            </w:rPr>
-            <w:instrText>TOC \a "Table" \h</w:instrText>
+            <w:t>evidence</w:t>
           </w:r>
           <w:r>
-            <w:rPr>
-              <w:rFonts w:ascii="Arial" w:hAnsi="Arial" w:cs="Arial"/>
-            </w:rPr>
-            <w:fldChar w:fldCharType="separate"/>
-          </w:r>
-          <w:r>
-            <w:rPr>
-              <w:rFonts w:ascii="Arial" w:hAnsi="Arial" w:cs="Arial"/>
-              <w:b/>
-              <w:bCs/>
-              <w:noProof/>
-              <w:lang w:val="en-GB"/>
-            </w:rPr>
-            <w:t>No table of figures entries found.</w:t>
-          </w:r>
-          <w:r>
-            <w:rPr>
-              <w:rFonts w:ascii="Arial" w:hAnsi="Arial" w:cs="Arial"/>
-            </w:rPr>
-            <w:fldChar w:fldCharType="end"/>
+            <w:t xml:space="preserve"> that population supports.</w:t>
           </w:r>
         </w:p>
       </w:sdtContent>
     </w:sdt>
     <w:p>
-      <w:pPr>
-        <w:rPr>
-          <w:rFonts w:ascii="Arial" w:hAnsi="Arial" w:cs="Arial"/>
-        </w:rPr>
-      </w:pPr>
-      <w:r>
-        <w:rPr>
-          <w:rFonts w:ascii="Arial" w:hAnsi="Arial" w:cs="Arial"/>
-        </w:rPr>
+      <w:r>
         <w:br w:type="page"/>
       </w:r>
     </w:p>
@@ -2763,13 +2287,9 @@
       <w:pPr>
         <w:keepNext/>
         <w:spacing w:before="120" w:after="200"/>
-        <w:rPr>
-          <w:rFonts w:ascii="Arial" w:hAnsi="Arial" w:cs="Arial"/>
-        </w:rPr>
-      </w:pPr>
-      <w:r>
-        <w:rPr>
-          <w:rFonts w:ascii="Arial" w:hAnsi="Arial" w:cs="Arial"/>
+      </w:pPr>
+      <w:r>
+        <w:rPr>
           <w:b/>
           <w:bCs/>
           <w:color w:val="123A5E"/>
@@ -2783,9 +2303,6 @@
     <w:p>
       <w:pPr>
         <w:spacing w:line="276" w:lineRule="auto"/>
-        <w:rPr>
-          <w:rFonts w:ascii="Arial" w:hAnsi="Arial" w:cs="Arial"/>
-        </w:rPr>
       </w:pPr>
       <w:r>
         <w:rPr>
@@ -2800,7 +2317,6 @@
       </w:r>
       <w:r>
         <w:rPr>
-          <w:rFonts w:ascii="Arial" w:hAnsi="Arial" w:cs="Arial"/>
           <w:i/>
           <w:iCs/>
           <w:color w:val="6B6B6B"/>
@@ -2832,12 +2348,6 @@
         <w:gridCol w:w="6520"/>
       </w:tblGrid>
       <w:tr>
-        <w:tblPrEx>
-          <w:tblCellMar>
-            <w:top w:w="0" w:type="dxa"/>
-            <w:bottom w:w="0" w:type="dxa"/>
-          </w:tblCellMar>
-        </w:tblPrEx>
         <w:trPr>
           <w:tblHeader/>
         </w:trPr>
@@ -2853,14 +2363,8 @@
             </w:tcMar>
           </w:tcPr>
           <w:p>
-            <w:pPr>
-              <w:rPr>
-                <w:rFonts w:ascii="Arial" w:hAnsi="Arial" w:cs="Arial"/>
-              </w:rPr>
-            </w:pPr>
-            <w:r>
-              <w:rPr>
-                <w:rFonts w:ascii="Arial" w:hAnsi="Arial" w:cs="Arial"/>
+            <w:r>
+              <w:rPr>
                 <w:b/>
                 <w:bCs/>
                 <w:sz w:val="22"/>
@@ -2882,14 +2386,8 @@
             </w:tcMar>
           </w:tcPr>
           <w:p>
-            <w:pPr>
-              <w:rPr>
-                <w:rFonts w:ascii="Arial" w:hAnsi="Arial" w:cs="Arial"/>
-              </w:rPr>
-            </w:pPr>
-            <w:r>
-              <w:rPr>
-                <w:rFonts w:ascii="Arial" w:hAnsi="Arial" w:cs="Arial"/>
+            <w:r>
+              <w:rPr>
                 <w:b/>
                 <w:bCs/>
                 <w:sz w:val="22"/>
@@ -2901,12 +2399,6 @@
         </w:tc>
       </w:tr>
       <w:tr>
-        <w:tblPrEx>
-          <w:tblCellMar>
-            <w:top w:w="0" w:type="dxa"/>
-            <w:bottom w:w="0" w:type="dxa"/>
-          </w:tblCellMar>
-        </w:tblPrEx>
         <w:tc>
           <w:tcPr>
             <w:tcW w:w="1984" w:type="dxa"/>
@@ -2919,14 +2411,8 @@
             </w:tcMar>
           </w:tcPr>
           <w:p>
-            <w:pPr>
-              <w:rPr>
-                <w:rFonts w:ascii="Arial" w:hAnsi="Arial" w:cs="Arial"/>
-              </w:rPr>
-            </w:pPr>
-            <w:r>
-              <w:rPr>
-                <w:rFonts w:ascii="Arial" w:hAnsi="Arial" w:cs="Arial"/>
+            <w:r>
+              <w:rPr>
                 <w:sz w:val="22"/>
                 <w:szCs w:val="22"/>
               </w:rPr>
@@ -2946,14 +2432,8 @@
             </w:tcMar>
           </w:tcPr>
           <w:p>
-            <w:pPr>
-              <w:rPr>
-                <w:rFonts w:ascii="Arial" w:hAnsi="Arial" w:cs="Arial"/>
-              </w:rPr>
-            </w:pPr>
-            <w:r>
-              <w:rPr>
-                <w:rFonts w:ascii="Arial" w:hAnsi="Arial" w:cs="Arial"/>
+            <w:r>
+              <w:rPr>
                 <w:sz w:val="22"/>
                 <w:szCs w:val="22"/>
               </w:rPr>
@@ -2963,12 +2443,6 @@
         </w:tc>
       </w:tr>
       <w:tr>
-        <w:tblPrEx>
-          <w:tblCellMar>
-            <w:top w:w="0" w:type="dxa"/>
-            <w:bottom w:w="0" w:type="dxa"/>
-          </w:tblCellMar>
-        </w:tblPrEx>
         <w:tc>
           <w:tcPr>
             <w:tcW w:w="1984" w:type="dxa"/>
@@ -2981,14 +2455,8 @@
             </w:tcMar>
           </w:tcPr>
           <w:p>
-            <w:pPr>
-              <w:rPr>
-                <w:rFonts w:ascii="Arial" w:hAnsi="Arial" w:cs="Arial"/>
-              </w:rPr>
-            </w:pPr>
-            <w:r>
-              <w:rPr>
-                <w:rFonts w:ascii="Arial" w:hAnsi="Arial" w:cs="Arial"/>
+            <w:r>
+              <w:rPr>
                 <w:sz w:val="22"/>
                 <w:szCs w:val="22"/>
               </w:rPr>
@@ -3008,14 +2476,8 @@
             </w:tcMar>
           </w:tcPr>
           <w:p>
-            <w:pPr>
-              <w:rPr>
-                <w:rFonts w:ascii="Arial" w:hAnsi="Arial" w:cs="Arial"/>
-              </w:rPr>
-            </w:pPr>
-            <w:r>
-              <w:rPr>
-                <w:rFonts w:ascii="Arial" w:hAnsi="Arial" w:cs="Arial"/>
+            <w:r>
+              <w:rPr>
                 <w:sz w:val="22"/>
                 <w:szCs w:val="22"/>
               </w:rPr>
@@ -3025,12 +2487,6 @@
         </w:tc>
       </w:tr>
       <w:tr>
-        <w:tblPrEx>
-          <w:tblCellMar>
-            <w:top w:w="0" w:type="dxa"/>
-            <w:bottom w:w="0" w:type="dxa"/>
-          </w:tblCellMar>
-        </w:tblPrEx>
         <w:tc>
           <w:tcPr>
             <w:tcW w:w="1984" w:type="dxa"/>
@@ -3043,14 +2499,8 @@
             </w:tcMar>
           </w:tcPr>
           <w:p>
-            <w:pPr>
-              <w:rPr>
-                <w:rFonts w:ascii="Arial" w:hAnsi="Arial" w:cs="Arial"/>
-              </w:rPr>
-            </w:pPr>
-            <w:r>
-              <w:rPr>
-                <w:rFonts w:ascii="Arial" w:hAnsi="Arial" w:cs="Arial"/>
+            <w:r>
+              <w:rPr>
                 <w:sz w:val="22"/>
                 <w:szCs w:val="22"/>
               </w:rPr>
@@ -3070,14 +2520,8 @@
             </w:tcMar>
           </w:tcPr>
           <w:p>
-            <w:pPr>
-              <w:rPr>
-                <w:rFonts w:ascii="Arial" w:hAnsi="Arial" w:cs="Arial"/>
-              </w:rPr>
-            </w:pPr>
-            <w:r>
-              <w:rPr>
-                <w:rFonts w:ascii="Arial" w:hAnsi="Arial" w:cs="Arial"/>
+            <w:r>
+              <w:rPr>
                 <w:sz w:val="22"/>
                 <w:szCs w:val="22"/>
               </w:rPr>
@@ -3087,12 +2531,6 @@
         </w:tc>
       </w:tr>
       <w:tr>
-        <w:tblPrEx>
-          <w:tblCellMar>
-            <w:top w:w="0" w:type="dxa"/>
-            <w:bottom w:w="0" w:type="dxa"/>
-          </w:tblCellMar>
-        </w:tblPrEx>
         <w:tc>
           <w:tcPr>
             <w:tcW w:w="1984" w:type="dxa"/>
@@ -3105,14 +2543,8 @@
             </w:tcMar>
           </w:tcPr>
           <w:p>
-            <w:pPr>
-              <w:rPr>
-                <w:rFonts w:ascii="Arial" w:hAnsi="Arial" w:cs="Arial"/>
-              </w:rPr>
-            </w:pPr>
-            <w:r>
-              <w:rPr>
-                <w:rFonts w:ascii="Arial" w:hAnsi="Arial" w:cs="Arial"/>
+            <w:r>
+              <w:rPr>
                 <w:sz w:val="22"/>
                 <w:szCs w:val="22"/>
               </w:rPr>
@@ -3132,14 +2564,8 @@
             </w:tcMar>
           </w:tcPr>
           <w:p>
-            <w:pPr>
-              <w:rPr>
-                <w:rFonts w:ascii="Arial" w:hAnsi="Arial" w:cs="Arial"/>
-              </w:rPr>
-            </w:pPr>
-            <w:r>
-              <w:rPr>
-                <w:rFonts w:ascii="Arial" w:hAnsi="Arial" w:cs="Arial"/>
+            <w:r>
+              <w:rPr>
                 <w:sz w:val="22"/>
                 <w:szCs w:val="22"/>
               </w:rPr>
@@ -3149,12 +2575,6 @@
         </w:tc>
       </w:tr>
       <w:tr>
-        <w:tblPrEx>
-          <w:tblCellMar>
-            <w:top w:w="0" w:type="dxa"/>
-            <w:bottom w:w="0" w:type="dxa"/>
-          </w:tblCellMar>
-        </w:tblPrEx>
         <w:tc>
           <w:tcPr>
             <w:tcW w:w="1984" w:type="dxa"/>
@@ -3167,14 +2587,8 @@
             </w:tcMar>
           </w:tcPr>
           <w:p>
-            <w:pPr>
-              <w:rPr>
-                <w:rFonts w:ascii="Arial" w:hAnsi="Arial" w:cs="Arial"/>
-              </w:rPr>
-            </w:pPr>
-            <w:r>
-              <w:rPr>
-                <w:rFonts w:ascii="Arial" w:hAnsi="Arial" w:cs="Arial"/>
+            <w:r>
+              <w:rPr>
                 <w:sz w:val="22"/>
                 <w:szCs w:val="22"/>
               </w:rPr>
@@ -3194,14 +2608,8 @@
             </w:tcMar>
           </w:tcPr>
           <w:p>
-            <w:pPr>
-              <w:rPr>
-                <w:rFonts w:ascii="Arial" w:hAnsi="Arial" w:cs="Arial"/>
-              </w:rPr>
-            </w:pPr>
-            <w:r>
-              <w:rPr>
-                <w:rFonts w:ascii="Arial" w:hAnsi="Arial" w:cs="Arial"/>
+            <w:r>
+              <w:rPr>
                 <w:sz w:val="22"/>
                 <w:szCs w:val="22"/>
               </w:rPr>
@@ -3211,12 +2619,6 @@
         </w:tc>
       </w:tr>
       <w:tr>
-        <w:tblPrEx>
-          <w:tblCellMar>
-            <w:top w:w="0" w:type="dxa"/>
-            <w:bottom w:w="0" w:type="dxa"/>
-          </w:tblCellMar>
-        </w:tblPrEx>
         <w:tc>
           <w:tcPr>
             <w:tcW w:w="1984" w:type="dxa"/>
@@ -3229,14 +2631,8 @@
             </w:tcMar>
           </w:tcPr>
           <w:p>
-            <w:pPr>
-              <w:rPr>
-                <w:rFonts w:ascii="Arial" w:hAnsi="Arial" w:cs="Arial"/>
-              </w:rPr>
-            </w:pPr>
-            <w:r>
-              <w:rPr>
-                <w:rFonts w:ascii="Arial" w:hAnsi="Arial" w:cs="Arial"/>
+            <w:r>
+              <w:rPr>
                 <w:sz w:val="22"/>
                 <w:szCs w:val="22"/>
               </w:rPr>
@@ -3256,14 +2652,8 @@
             </w:tcMar>
           </w:tcPr>
           <w:p>
-            <w:pPr>
-              <w:rPr>
-                <w:rFonts w:ascii="Arial" w:hAnsi="Arial" w:cs="Arial"/>
-              </w:rPr>
-            </w:pPr>
-            <w:r>
-              <w:rPr>
-                <w:rFonts w:ascii="Arial" w:hAnsi="Arial" w:cs="Arial"/>
+            <w:r>
+              <w:rPr>
                 <w:sz w:val="22"/>
                 <w:szCs w:val="22"/>
               </w:rPr>
@@ -3273,12 +2663,6 @@
         </w:tc>
       </w:tr>
       <w:tr>
-        <w:tblPrEx>
-          <w:tblCellMar>
-            <w:top w:w="0" w:type="dxa"/>
-            <w:bottom w:w="0" w:type="dxa"/>
-          </w:tblCellMar>
-        </w:tblPrEx>
         <w:tc>
           <w:tcPr>
             <w:tcW w:w="1984" w:type="dxa"/>
@@ -3291,14 +2675,8 @@
             </w:tcMar>
           </w:tcPr>
           <w:p>
-            <w:pPr>
-              <w:rPr>
-                <w:rFonts w:ascii="Arial" w:hAnsi="Arial" w:cs="Arial"/>
-              </w:rPr>
-            </w:pPr>
-            <w:r>
-              <w:rPr>
-                <w:rFonts w:ascii="Arial" w:hAnsi="Arial" w:cs="Arial"/>
+            <w:r>
+              <w:rPr>
                 <w:sz w:val="22"/>
                 <w:szCs w:val="22"/>
               </w:rPr>
@@ -3318,14 +2696,8 @@
             </w:tcMar>
           </w:tcPr>
           <w:p>
-            <w:pPr>
-              <w:rPr>
-                <w:rFonts w:ascii="Arial" w:hAnsi="Arial" w:cs="Arial"/>
-              </w:rPr>
-            </w:pPr>
-            <w:r>
-              <w:rPr>
-                <w:rFonts w:ascii="Arial" w:hAnsi="Arial" w:cs="Arial"/>
+            <w:r>
+              <w:rPr>
                 <w:sz w:val="22"/>
                 <w:szCs w:val="22"/>
               </w:rPr>
@@ -3335,12 +2707,6 @@
         </w:tc>
       </w:tr>
       <w:tr>
-        <w:tblPrEx>
-          <w:tblCellMar>
-            <w:top w:w="0" w:type="dxa"/>
-            <w:bottom w:w="0" w:type="dxa"/>
-          </w:tblCellMar>
-        </w:tblPrEx>
         <w:tc>
           <w:tcPr>
             <w:tcW w:w="1984" w:type="dxa"/>
@@ -3353,14 +2719,8 @@
             </w:tcMar>
           </w:tcPr>
           <w:p>
-            <w:pPr>
-              <w:rPr>
-                <w:rFonts w:ascii="Arial" w:hAnsi="Arial" w:cs="Arial"/>
-              </w:rPr>
-            </w:pPr>
-            <w:r>
-              <w:rPr>
-                <w:rFonts w:ascii="Arial" w:hAnsi="Arial" w:cs="Arial"/>
+            <w:r>
+              <w:rPr>
                 <w:sz w:val="22"/>
                 <w:szCs w:val="22"/>
               </w:rPr>
@@ -3380,14 +2740,8 @@
             </w:tcMar>
           </w:tcPr>
           <w:p>
-            <w:pPr>
-              <w:rPr>
-                <w:rFonts w:ascii="Arial" w:hAnsi="Arial" w:cs="Arial"/>
-              </w:rPr>
-            </w:pPr>
-            <w:r>
-              <w:rPr>
-                <w:rFonts w:ascii="Arial" w:hAnsi="Arial" w:cs="Arial"/>
+            <w:r>
+              <w:rPr>
                 <w:sz w:val="22"/>
                 <w:szCs w:val="22"/>
               </w:rPr>
@@ -3397,12 +2751,6 @@
         </w:tc>
       </w:tr>
       <w:tr>
-        <w:tblPrEx>
-          <w:tblCellMar>
-            <w:top w:w="0" w:type="dxa"/>
-            <w:bottom w:w="0" w:type="dxa"/>
-          </w:tblCellMar>
-        </w:tblPrEx>
         <w:tc>
           <w:tcPr>
             <w:tcW w:w="1984" w:type="dxa"/>
@@ -3415,14 +2763,8 @@
             </w:tcMar>
           </w:tcPr>
           <w:p>
-            <w:pPr>
-              <w:rPr>
-                <w:rFonts w:ascii="Arial" w:hAnsi="Arial" w:cs="Arial"/>
-              </w:rPr>
-            </w:pPr>
-            <w:r>
-              <w:rPr>
-                <w:rFonts w:ascii="Arial" w:hAnsi="Arial" w:cs="Arial"/>
+            <w:r>
+              <w:rPr>
                 <w:sz w:val="22"/>
                 <w:szCs w:val="22"/>
               </w:rPr>
@@ -3442,14 +2784,8 @@
             </w:tcMar>
           </w:tcPr>
           <w:p>
-            <w:pPr>
-              <w:rPr>
-                <w:rFonts w:ascii="Arial" w:hAnsi="Arial" w:cs="Arial"/>
-              </w:rPr>
-            </w:pPr>
-            <w:r>
-              <w:rPr>
-                <w:rFonts w:ascii="Arial" w:hAnsi="Arial" w:cs="Arial"/>
+            <w:r>
+              <w:rPr>
                 <w:sz w:val="22"/>
                 <w:szCs w:val="22"/>
               </w:rPr>
@@ -3459,12 +2795,6 @@
         </w:tc>
       </w:tr>
       <w:tr>
-        <w:tblPrEx>
-          <w:tblCellMar>
-            <w:top w:w="0" w:type="dxa"/>
-            <w:bottom w:w="0" w:type="dxa"/>
-          </w:tblCellMar>
-        </w:tblPrEx>
         <w:tc>
           <w:tcPr>
             <w:tcW w:w="1984" w:type="dxa"/>
@@ -3477,14 +2807,8 @@
             </w:tcMar>
           </w:tcPr>
           <w:p>
-            <w:pPr>
-              <w:rPr>
-                <w:rFonts w:ascii="Arial" w:hAnsi="Arial" w:cs="Arial"/>
-              </w:rPr>
-            </w:pPr>
-            <w:r>
-              <w:rPr>
-                <w:rFonts w:ascii="Arial" w:hAnsi="Arial" w:cs="Arial"/>
+            <w:r>
+              <w:rPr>
                 <w:sz w:val="22"/>
                 <w:szCs w:val="22"/>
               </w:rPr>
@@ -3504,14 +2828,8 @@
             </w:tcMar>
           </w:tcPr>
           <w:p>
-            <w:pPr>
-              <w:rPr>
-                <w:rFonts w:ascii="Arial" w:hAnsi="Arial" w:cs="Arial"/>
-              </w:rPr>
-            </w:pPr>
-            <w:r>
-              <w:rPr>
-                <w:rFonts w:ascii="Arial" w:hAnsi="Arial" w:cs="Arial"/>
+            <w:r>
+              <w:rPr>
                 <w:sz w:val="22"/>
                 <w:szCs w:val="22"/>
               </w:rPr>
@@ -3521,12 +2839,6 @@
         </w:tc>
       </w:tr>
       <w:tr>
-        <w:tblPrEx>
-          <w:tblCellMar>
-            <w:top w:w="0" w:type="dxa"/>
-            <w:bottom w:w="0" w:type="dxa"/>
-          </w:tblCellMar>
-        </w:tblPrEx>
         <w:tc>
           <w:tcPr>
             <w:tcW w:w="1984" w:type="dxa"/>
@@ -3539,14 +2851,8 @@
             </w:tcMar>
           </w:tcPr>
           <w:p>
-            <w:pPr>
-              <w:rPr>
-                <w:rFonts w:ascii="Arial" w:hAnsi="Arial" w:cs="Arial"/>
-              </w:rPr>
-            </w:pPr>
-            <w:r>
-              <w:rPr>
-                <w:rFonts w:ascii="Arial" w:hAnsi="Arial" w:cs="Arial"/>
+            <w:r>
+              <w:rPr>
                 <w:sz w:val="22"/>
                 <w:szCs w:val="22"/>
               </w:rPr>
@@ -3566,14 +2872,8 @@
             </w:tcMar>
           </w:tcPr>
           <w:p>
-            <w:pPr>
-              <w:rPr>
-                <w:rFonts w:ascii="Arial" w:hAnsi="Arial" w:cs="Arial"/>
-              </w:rPr>
-            </w:pPr>
-            <w:r>
-              <w:rPr>
-                <w:rFonts w:ascii="Arial" w:hAnsi="Arial" w:cs="Arial"/>
+            <w:r>
+              <w:rPr>
                 <w:sz w:val="22"/>
                 <w:szCs w:val="22"/>
               </w:rPr>
@@ -3583,12 +2883,6 @@
         </w:tc>
       </w:tr>
       <w:tr>
-        <w:tblPrEx>
-          <w:tblCellMar>
-            <w:top w:w="0" w:type="dxa"/>
-            <w:bottom w:w="0" w:type="dxa"/>
-          </w:tblCellMar>
-        </w:tblPrEx>
         <w:tc>
           <w:tcPr>
             <w:tcW w:w="1984" w:type="dxa"/>
@@ -3601,19 +2895,15 @@
             </w:tcMar>
           </w:tcPr>
           <w:p>
-            <w:pPr>
-              <w:rPr>
-                <w:rFonts w:ascii="Arial" w:hAnsi="Arial" w:cs="Arial"/>
-              </w:rPr>
-            </w:pPr>
-            <w:r>
-              <w:rPr>
-                <w:rFonts w:ascii="Arial" w:hAnsi="Arial" w:cs="Arial"/>
+            <w:proofErr w:type="spellStart"/>
+            <w:r>
+              <w:rPr>
                 <w:sz w:val="22"/>
                 <w:szCs w:val="22"/>
               </w:rPr>
               <w:t>SpERT</w:t>
             </w:r>
+            <w:proofErr w:type="spellEnd"/>
           </w:p>
         </w:tc>
         <w:tc>
@@ -3628,14 +2918,8 @@
             </w:tcMar>
           </w:tcPr>
           <w:p>
-            <w:pPr>
-              <w:rPr>
-                <w:rFonts w:ascii="Arial" w:hAnsi="Arial" w:cs="Arial"/>
-              </w:rPr>
-            </w:pPr>
-            <w:r>
-              <w:rPr>
-                <w:rFonts w:ascii="Arial" w:hAnsi="Arial" w:cs="Arial"/>
+            <w:r>
+              <w:rPr>
                 <w:sz w:val="22"/>
                 <w:szCs w:val="22"/>
               </w:rPr>
@@ -3645,12 +2929,6 @@
         </w:tc>
       </w:tr>
       <w:tr>
-        <w:tblPrEx>
-          <w:tblCellMar>
-            <w:top w:w="0" w:type="dxa"/>
-            <w:bottom w:w="0" w:type="dxa"/>
-          </w:tblCellMar>
-        </w:tblPrEx>
         <w:tc>
           <w:tcPr>
             <w:tcW w:w="1984" w:type="dxa"/>
@@ -3663,14 +2941,8 @@
             </w:tcMar>
           </w:tcPr>
           <w:p>
-            <w:pPr>
-              <w:rPr>
-                <w:rFonts w:ascii="Arial" w:hAnsi="Arial" w:cs="Arial"/>
-              </w:rPr>
-            </w:pPr>
-            <w:r>
-              <w:rPr>
-                <w:rFonts w:ascii="Arial" w:hAnsi="Arial" w:cs="Arial"/>
+            <w:r>
+              <w:rPr>
                 <w:sz w:val="22"/>
                 <w:szCs w:val="22"/>
               </w:rPr>
@@ -3690,14 +2962,8 @@
             </w:tcMar>
           </w:tcPr>
           <w:p>
-            <w:pPr>
-              <w:rPr>
-                <w:rFonts w:ascii="Arial" w:hAnsi="Arial" w:cs="Arial"/>
-              </w:rPr>
-            </w:pPr>
-            <w:r>
-              <w:rPr>
-                <w:rFonts w:ascii="Arial" w:hAnsi="Arial" w:cs="Arial"/>
+            <w:r>
+              <w:rPr>
                 <w:sz w:val="22"/>
                 <w:szCs w:val="22"/>
               </w:rPr>
@@ -3710,22 +2976,15 @@
     <w:p>
       <w:pPr>
         <w:spacing w:before="260"/>
-        <w:rPr>
-          <w:rFonts w:ascii="Arial" w:hAnsi="Arial" w:cs="Arial"/>
-        </w:rPr>
       </w:pPr>
     </w:p>
     <w:p>
       <w:pPr>
         <w:keepNext/>
         <w:spacing w:before="120" w:after="200"/>
-        <w:rPr>
-          <w:rFonts w:ascii="Arial" w:hAnsi="Arial" w:cs="Arial"/>
-        </w:rPr>
-      </w:pPr>
-      <w:r>
-        <w:rPr>
-          <w:rFonts w:ascii="Arial" w:hAnsi="Arial" w:cs="Arial"/>
+      </w:pPr>
+      <w:r>
+        <w:rPr>
           <w:b/>
           <w:bCs/>
           <w:color w:val="123A5E"/>
@@ -3738,9 +2997,6 @@
     <w:p>
       <w:pPr>
         <w:spacing w:line="276" w:lineRule="auto"/>
-        <w:rPr>
-          <w:rFonts w:ascii="Arial" w:hAnsi="Arial" w:cs="Arial"/>
-        </w:rPr>
       </w:pPr>
       <w:r>
         <w:rPr>
@@ -3755,7 +3011,6 @@
       </w:r>
       <w:r>
         <w:rPr>
-          <w:rFonts w:ascii="Arial" w:hAnsi="Arial" w:cs="Arial"/>
           <w:i/>
           <w:iCs/>
           <w:color w:val="6B6B6B"/>
@@ -3787,12 +3042,6 @@
         <w:gridCol w:w="6520"/>
       </w:tblGrid>
       <w:tr>
-        <w:tblPrEx>
-          <w:tblCellMar>
-            <w:top w:w="0" w:type="dxa"/>
-            <w:bottom w:w="0" w:type="dxa"/>
-          </w:tblCellMar>
-        </w:tblPrEx>
         <w:trPr>
           <w:tblHeader/>
         </w:trPr>
@@ -3808,14 +3057,8 @@
             </w:tcMar>
           </w:tcPr>
           <w:p>
-            <w:pPr>
-              <w:rPr>
-                <w:rFonts w:ascii="Arial" w:hAnsi="Arial" w:cs="Arial"/>
-              </w:rPr>
-            </w:pPr>
-            <w:r>
-              <w:rPr>
-                <w:rFonts w:ascii="Arial" w:hAnsi="Arial" w:cs="Arial"/>
+            <w:r>
+              <w:rPr>
                 <w:b/>
                 <w:bCs/>
                 <w:sz w:val="22"/>
@@ -3837,14 +3080,8 @@
             </w:tcMar>
           </w:tcPr>
           <w:p>
-            <w:pPr>
-              <w:rPr>
-                <w:rFonts w:ascii="Arial" w:hAnsi="Arial" w:cs="Arial"/>
-              </w:rPr>
-            </w:pPr>
-            <w:r>
-              <w:rPr>
-                <w:rFonts w:ascii="Arial" w:hAnsi="Arial" w:cs="Arial"/>
+            <w:r>
+              <w:rPr>
                 <w:b/>
                 <w:bCs/>
                 <w:sz w:val="22"/>
@@ -3856,12 +3093,6 @@
         </w:tc>
       </w:tr>
       <w:tr>
-        <w:tblPrEx>
-          <w:tblCellMar>
-            <w:top w:w="0" w:type="dxa"/>
-            <w:bottom w:w="0" w:type="dxa"/>
-          </w:tblCellMar>
-        </w:tblPrEx>
         <w:tc>
           <w:tcPr>
             <w:tcW w:w="1984" w:type="dxa"/>
@@ -3874,14 +3105,8 @@
             </w:tcMar>
           </w:tcPr>
           <w:p>
-            <w:pPr>
-              <w:rPr>
-                <w:rFonts w:ascii="Arial" w:hAnsi="Arial" w:cs="Arial"/>
-              </w:rPr>
-            </w:pPr>
-            <w:r>
-              <w:rPr>
-                <w:rFonts w:ascii="Arial" w:hAnsi="Arial" w:cs="Arial"/>
+            <w:r>
+              <w:rPr>
                 <w:sz w:val="22"/>
                 <w:szCs w:val="22"/>
               </w:rPr>
@@ -3901,14 +3126,8 @@
             </w:tcMar>
           </w:tcPr>
           <w:p>
-            <w:pPr>
-              <w:rPr>
-                <w:rFonts w:ascii="Arial" w:hAnsi="Arial" w:cs="Arial"/>
-              </w:rPr>
-            </w:pPr>
-            <w:r>
-              <w:rPr>
-                <w:rFonts w:ascii="Arial" w:hAnsi="Arial" w:cs="Arial"/>
+            <w:r>
+              <w:rPr>
                 <w:sz w:val="22"/>
                 <w:szCs w:val="22"/>
               </w:rPr>
@@ -3918,12 +3137,6 @@
         </w:tc>
       </w:tr>
       <w:tr>
-        <w:tblPrEx>
-          <w:tblCellMar>
-            <w:top w:w="0" w:type="dxa"/>
-            <w:bottom w:w="0" w:type="dxa"/>
-          </w:tblCellMar>
-        </w:tblPrEx>
         <w:tc>
           <w:tcPr>
             <w:tcW w:w="1984" w:type="dxa"/>
@@ -3936,14 +3149,8 @@
             </w:tcMar>
           </w:tcPr>
           <w:p>
-            <w:pPr>
-              <w:rPr>
-                <w:rFonts w:ascii="Arial" w:hAnsi="Arial" w:cs="Arial"/>
-              </w:rPr>
-            </w:pPr>
-            <w:r>
-              <w:rPr>
-                <w:rFonts w:ascii="Arial" w:hAnsi="Arial" w:cs="Arial"/>
+            <w:r>
+              <w:rPr>
                 <w:sz w:val="22"/>
                 <w:szCs w:val="22"/>
               </w:rPr>
@@ -3963,14 +3170,8 @@
             </w:tcMar>
           </w:tcPr>
           <w:p>
-            <w:pPr>
-              <w:rPr>
-                <w:rFonts w:ascii="Arial" w:hAnsi="Arial" w:cs="Arial"/>
-              </w:rPr>
-            </w:pPr>
-            <w:r>
-              <w:rPr>
-                <w:rFonts w:ascii="Arial" w:hAnsi="Arial" w:cs="Arial"/>
+            <w:r>
+              <w:rPr>
                 <w:sz w:val="22"/>
                 <w:szCs w:val="22"/>
               </w:rPr>
@@ -3980,12 +3181,6 @@
         </w:tc>
       </w:tr>
       <w:tr>
-        <w:tblPrEx>
-          <w:tblCellMar>
-            <w:top w:w="0" w:type="dxa"/>
-            <w:bottom w:w="0" w:type="dxa"/>
-          </w:tblCellMar>
-        </w:tblPrEx>
         <w:tc>
           <w:tcPr>
             <w:tcW w:w="1984" w:type="dxa"/>
@@ -3998,14 +3193,8 @@
             </w:tcMar>
           </w:tcPr>
           <w:p>
-            <w:pPr>
-              <w:rPr>
-                <w:rFonts w:ascii="Arial" w:hAnsi="Arial" w:cs="Arial"/>
-              </w:rPr>
-            </w:pPr>
-            <w:r>
-              <w:rPr>
-                <w:rFonts w:ascii="Arial" w:hAnsi="Arial" w:cs="Arial"/>
+            <w:r>
+              <w:rPr>
                 <w:sz w:val="22"/>
                 <w:szCs w:val="22"/>
               </w:rPr>
@@ -4026,14 +3215,8 @@
             </w:tcMar>
           </w:tcPr>
           <w:p>
-            <w:pPr>
-              <w:rPr>
-                <w:rFonts w:ascii="Arial" w:hAnsi="Arial" w:cs="Arial"/>
-              </w:rPr>
-            </w:pPr>
-            <w:r>
-              <w:rPr>
-                <w:rFonts w:ascii="Arial" w:hAnsi="Arial" w:cs="Arial"/>
+            <w:r>
+              <w:rPr>
                 <w:sz w:val="22"/>
                 <w:szCs w:val="22"/>
               </w:rPr>
@@ -4043,12 +3226,6 @@
         </w:tc>
       </w:tr>
       <w:tr>
-        <w:tblPrEx>
-          <w:tblCellMar>
-            <w:top w:w="0" w:type="dxa"/>
-            <w:bottom w:w="0" w:type="dxa"/>
-          </w:tblCellMar>
-        </w:tblPrEx>
         <w:tc>
           <w:tcPr>
             <w:tcW w:w="1984" w:type="dxa"/>
@@ -4061,14 +3238,8 @@
             </w:tcMar>
           </w:tcPr>
           <w:p>
-            <w:pPr>
-              <w:rPr>
-                <w:rFonts w:ascii="Arial" w:hAnsi="Arial" w:cs="Arial"/>
-              </w:rPr>
-            </w:pPr>
-            <w:r>
-              <w:rPr>
-                <w:rFonts w:ascii="Arial" w:hAnsi="Arial" w:cs="Arial"/>
+            <w:r>
+              <w:rPr>
                 <w:sz w:val="22"/>
                 <w:szCs w:val="22"/>
               </w:rPr>
@@ -4088,14 +3259,8 @@
             </w:tcMar>
           </w:tcPr>
           <w:p>
-            <w:pPr>
-              <w:rPr>
-                <w:rFonts w:ascii="Arial" w:hAnsi="Arial" w:cs="Arial"/>
-              </w:rPr>
-            </w:pPr>
-            <w:r>
-              <w:rPr>
-                <w:rFonts w:ascii="Arial" w:hAnsi="Arial" w:cs="Arial"/>
+            <w:r>
+              <w:rPr>
                 <w:sz w:val="22"/>
                 <w:szCs w:val="22"/>
               </w:rPr>
@@ -4106,28 +3271,18 @@
       </w:tr>
     </w:tbl>
     <w:p>
-      <w:pPr>
-        <w:rPr>
-          <w:rFonts w:ascii="Arial" w:hAnsi="Arial" w:cs="Arial"/>
-        </w:rPr>
-      </w:pPr>
-      <w:r>
-        <w:rPr>
-          <w:rFonts w:ascii="Arial" w:hAnsi="Arial" w:cs="Arial"/>
-        </w:rPr>
+      <w:r>
         <w:br w:type="page"/>
       </w:r>
     </w:p>
     <w:p>
       <w:pPr>
-        <w:rPr>
-          <w:rFonts w:ascii="Arial" w:hAnsi="Arial" w:cs="Arial"/>
-        </w:rPr>
+        <w:pStyle w:val="ListParagraph"/>
         <w:sectPr>
-          <w:headerReference w:type="default" r:id="rId7"/>
-          <w:footerReference w:type="default" r:id="rId8"/>
-          <w:headerReference w:type="first" r:id="rId9"/>
-          <w:footerReference w:type="first" r:id="rId10"/>
+          <w:headerReference w:type="default" r:id="rId8"/>
+          <w:footerReference w:type="default" r:id="rId9"/>
+          <w:headerReference w:type="first" r:id="rId10"/>
+          <w:footerReference w:type="first" r:id="rId11"/>
           <w:pgSz w:w="11906" w:h="16838"/>
           <w:pgMar w:top="1417" w:right="1134" w:bottom="1417" w:left="1701" w:header="708" w:footer="708" w:gutter="0"/>
           <w:pgNumType w:fmt="lowerRoman" w:start="1"/>
@@ -4140,15 +3295,9 @@
     <w:p>
       <w:pPr>
         <w:pStyle w:val="Heading1"/>
-        <w:rPr>
-          <w:rFonts w:ascii="Arial" w:hAnsi="Arial" w:cs="Arial"/>
-        </w:rPr>
       </w:pPr>
       <w:bookmarkStart w:id="0" w:name="_Toc239442253"/>
       <w:r>
-        <w:rPr>
-          <w:rFonts w:ascii="Arial" w:hAnsi="Arial" w:cs="Arial"/>
-        </w:rPr>
         <w:lastRenderedPageBreak/>
         <w:t>Introduction</w:t>
       </w:r>
@@ -4156,10 +3305,978 @@
     </w:p>
     <w:p>
       <w:pPr>
+        <w:pStyle w:val="Heading2"/>
+      </w:pPr>
+      <w:bookmarkStart w:id="1" w:name="_Toc239442254"/>
+      <w:r>
+        <w:t>Context and Motivation</w:t>
+      </w:r>
+      <w:bookmarkEnd w:id="1"/>
+    </w:p>
+    <w:p>
+      <w:pPr>
+        <w:pStyle w:val="ListParagraph"/>
+      </w:pPr>
+      <w:r>
+        <w:t xml:space="preserve">Maintenance work orders are more than administrative records. Each entry documents a problem that was reported and an action that was taken, and across thousands of entries these short notes accumulate into an organisational memory of how equipment fails and how those failures were handled. For a planner facing a new fault, that memory is the most directly relevant evidence available: it records what colleagues </w:t>
+      </w:r>
+      <w:r>
+        <w:t>did</w:t>
+      </w:r>
+      <w:r>
+        <w:t>, on the same equipment, under comparable circumstances. Making it searchable would shorten the time spent rediscovering knowledge the organisation already possesses.</w:t>
+      </w:r>
+    </w:p>
+    <w:p>
+      <w:pPr>
+        <w:pStyle w:val="ListParagraph"/>
+      </w:pPr>
+      <w:r>
+        <w:t xml:space="preserve">The obstacle is the form in which </w:t>
+      </w:r>
+      <w:r>
+        <w:t>knowledge</w:t>
+      </w:r>
+      <w:r>
+        <w:t xml:space="preserve"> is stored. Work orders are written quickly, for a local reader, and with the immediate goal of closing a task rather than informing a future search. They are therefore concise, context-dependent, and rarely composed </w:t>
+      </w:r>
+      <w:proofErr w:type="gramStart"/>
+      <w:r>
+        <w:t>as</w:t>
+      </w:r>
+      <w:proofErr w:type="gramEnd"/>
+      <w:r>
+        <w:t xml:space="preserve"> complete sentences. Brundage et al. [1] argue that general-purpose natural language processing pipelines are not sufficient in this setting and propose technical language processing, a domain-driven approach in which engineering use cases, dictionaries, annotated data, and domain experts are treated as parts of one system rather than as afterthoughts.</w:t>
+      </w:r>
+    </w:p>
+    <w:p>
+      <w:pPr>
+        <w:pStyle w:val="ListParagraph"/>
+      </w:pPr>
+      <w:r>
+        <w:t xml:space="preserve">The specific corpus studied here illustrates the difficulty precisely. The aviation portion of the MaintNet collection [2, 3] contains 6,169 paired </w:t>
+      </w:r>
+      <w:proofErr w:type="gramStart"/>
+      <w:r>
+        <w:t>problem</w:t>
+      </w:r>
+      <w:proofErr w:type="gramEnd"/>
+      <w:r>
+        <w:t xml:space="preserve"> and action records. The problem field is limited to sixty characters and the action field to fifty-five, and many records run to those limits, so information is sometimes physically cut off in the source. Within those short fields the text contains local abbreviations, inconsistent spelling, irregular punctuation, and telegraphic grammar. Two records describing the same technical situation may therefore share almost no identical words, which prevents them from being matched by any method that relies on surface form.</w:t>
+      </w:r>
+    </w:p>
+    <w:p>
+      <w:pPr>
+        <w:pStyle w:val="ListParagraph"/>
+      </w:pPr>
+      <w:r>
+        <w:t xml:space="preserve">Three research resources make the problem tractable. MaintNorm [4] established a corpus and benchmark for cleaning industrial maintenance short text. MaintIE [5] demonstrated that maintenance text can be represented as typed entities and directed </w:t>
+      </w:r>
+      <w:proofErr w:type="gramStart"/>
+      <w:r>
+        <w:t>relations, and</w:t>
+      </w:r>
+      <w:proofErr w:type="gramEnd"/>
+      <w:r>
+        <w:t xml:space="preserve"> supplied an expert-annotated benchmark. Byte-level language models such as ByT5 [6] process text as raw bytes rather than fixed sub-word units, which makes them robust to exactly the spelling-level noise that dominates this corpus. Each is a valuable component, but none of them delivers a </w:t>
+      </w:r>
+      <w:r>
+        <w:lastRenderedPageBreak/>
+        <w:t xml:space="preserve">connected process from raw text through structure to retrievable, traceable evidence that a planner can </w:t>
+      </w:r>
+      <w:proofErr w:type="gramStart"/>
+      <w:r>
+        <w:t>actually use</w:t>
+      </w:r>
+      <w:proofErr w:type="gramEnd"/>
+      <w:r>
+        <w:t>.</w:t>
+      </w:r>
+    </w:p>
+    <w:p>
+      <w:pPr>
+        <w:pStyle w:val="Heading2"/>
+      </w:pPr>
+      <w:r>
+        <w:t>Problem statement</w:t>
+      </w:r>
+    </w:p>
+    <w:p>
+      <w:pPr>
+        <w:pStyle w:val="ListParagraph"/>
+      </w:pPr>
+      <w:r>
+        <w:t xml:space="preserve">The current situation presents four connected problems. First, surface noise prevents records describing the same technical concept from matching one another. Second, the information that matters is embedded in unstructured text, so a system cannot distinguish an item from a fault, an action, a location, an observation, an outcome, or a reference. Third, any structure predicted automatically across a full corpus is model output rather than verified </w:t>
+      </w:r>
+      <w:r>
+        <w:t>truth and</w:t>
+      </w:r>
+      <w:r>
+        <w:t xml:space="preserve"> treating it as truth would misrepresent its reliability. Fourth, a superficially similar historical problem may record an action that was unsuccessful, incomplete, deferred, or inapplicable to the new situation, so similarity alone is a poor guide.</w:t>
+      </w:r>
+    </w:p>
+    <w:p>
+      <w:pPr>
+        <w:pStyle w:val="ListParagraph"/>
+      </w:pPr>
+      <w:r>
+        <w:t xml:space="preserve">The target state is an auditable pipeline that preserves the raw text, extracts typed structure, builds traceable cases, and retrieves evidence for human review while communicating how far that evidence should be trusted. A central question is whether the most complex available model is </w:t>
+      </w:r>
+      <w:r>
+        <w:t>required</w:t>
+      </w:r>
+      <w:r>
+        <w:t xml:space="preserve">. This thesis therefore compares three families of extraction </w:t>
+      </w:r>
+      <w:r>
+        <w:t>methods</w:t>
+      </w:r>
+      <w:r>
+        <w:t xml:space="preserve"> under identical conditions: a classical feature-based approach, a recurrent neural approach, and Transformer-based approaches in both pipeline and joint form. That controlled comparison, rather than the adoption of any single model, is the core of the work.</w:t>
+      </w:r>
+    </w:p>
+    <w:p>
+      <w:pPr>
+        <w:pStyle w:val="Heading2"/>
+      </w:pPr>
+      <w:r>
+        <w:t>Aim, objectives, and research questions</w:t>
+      </w:r>
+    </w:p>
+    <w:p>
+      <w:pPr>
+        <w:pStyle w:val="ListParagraph"/>
+      </w:pPr>
+      <w:r>
+        <w:t>The aim of this thesis is to develop and evaluate an auditable, NLP-based concept that converts noisy aviation maintenance work orders into structured historical evidence and uses that evidence to support, but not replace, human maintenance planning.</w:t>
+      </w:r>
+    </w:p>
+    <w:p>
+      <w:pPr>
+        <w:pStyle w:val="ListParagraph"/>
+      </w:pPr>
+      <w:r>
+        <w:t>The objectives are to compare controlled text-normalization strategies against an expert-cleaned reference; to define a compact entity and relation schema and construct a manually corrected gold corpus; to compare four extraction models under one frozen evaluation; to test the pipeline on an independent maintenance benchmark; to convert the full corpus into a traceable structured layer; and to implement and evaluate a planning interface that presents evidence, alternatives, provenance, and uncertainty. These objectives are addressed through five research questions.</w:t>
+      </w:r>
+    </w:p>
+    <w:p>
+      <w:pPr>
+        <w:pStyle w:val="ListParagraph"/>
+        <w:numPr>
+          <w:ilvl w:val="0"/>
+          <w:numId w:val="3"/>
+        </w:numPr>
+      </w:pPr>
+      <w:r>
+        <w:lastRenderedPageBreak/>
+        <w:t>RQ1 - Normalization. To what extent can controlled text normalization reduce noise in aviation maintenance work orders while preserving technical meaning, and does the cleaner representation improve downstream information extraction and case retrieval?</w:t>
+      </w:r>
+    </w:p>
+    <w:p>
+      <w:pPr>
+        <w:pStyle w:val="ListParagraph"/>
+        <w:numPr>
+          <w:ilvl w:val="0"/>
+          <w:numId w:val="3"/>
+        </w:numPr>
+      </w:pPr>
+      <w:r>
+        <w:t>RQ2 - Structured representation. Which entity and relation schema represents these work orders well enough for planning support while remaining learnable from the available annotations?</w:t>
+      </w:r>
+    </w:p>
+    <w:p>
+      <w:pPr>
+        <w:pStyle w:val="ListParagraph"/>
+        <w:numPr>
+          <w:ilvl w:val="0"/>
+          <w:numId w:val="3"/>
+        </w:numPr>
+      </w:pPr>
+      <w:r>
+        <w:t>RQ3 - Information extraction. Which modelling approach extracts maintenance entities and their relations most accurately and robustly from short, noisy work orders?</w:t>
+      </w:r>
+    </w:p>
+    <w:p>
+      <w:pPr>
+        <w:pStyle w:val="ListParagraph"/>
+        <w:numPr>
+          <w:ilvl w:val="0"/>
+          <w:numId w:val="3"/>
+        </w:numPr>
+      </w:pPr>
+      <w:r>
+        <w:t>RQ4 - Leakage-safe retrieval. Which representation retrieves the most useful historical cases when only the problem description is used as the query and the recorded action remains hidden until after retrieval?</w:t>
+      </w:r>
+    </w:p>
+    <w:p>
+      <w:pPr>
+        <w:pStyle w:val="ListParagraph"/>
+        <w:numPr>
+          <w:ilvl w:val="0"/>
+          <w:numId w:val="3"/>
+        </w:numPr>
+      </w:pPr>
+      <w:r>
+        <w:t>RQ5 - Planning support. How can retrieved evidence, provenance, alternatives, negative outcomes, and uncertainty be presented as useful planning support without appearing to approve a maintenance procedure?</w:t>
+      </w:r>
+    </w:p>
+    <w:p>
+      <w:r>
+        <w:t>Table 1.1 states each research question together with the population it is evaluated on and the strength of evidence that population can carry. The distinction is maintained throughout the thesis: a figure obtained on development data is never presented as a performance estimate, and structure predicted over the full corpus is never presented as verified truth. Figure 1.1 places the same five questions on the processing chain they belong to.</w:t>
+      </w:r>
+    </w:p>
+    <w:tbl>
+      <w:tblPr>
+        <w:tblStyle w:val="PlainTable1"/>
+        <w:tblW w:w="0" w:type="auto"/>
+        <w:tblCellMar>
+          <w:top w:w="108" w:type="dxa"/>
+          <w:bottom w:w="108" w:type="dxa"/>
+        </w:tblCellMar>
+        <w:tblLook w:val="04A0" w:firstRow="1" w:lastRow="0" w:firstColumn="1" w:lastColumn="0" w:noHBand="0" w:noVBand="1"/>
+      </w:tblPr>
+      <w:tblGrid>
+        <w:gridCol w:w="846"/>
+        <w:gridCol w:w="3827"/>
+        <w:gridCol w:w="2835"/>
+        <w:gridCol w:w="1553"/>
+      </w:tblGrid>
+      <w:tr>
+        <w:trPr>
+          <w:cnfStyle w:val="100000000000" w:firstRow="1" w:lastRow="0" w:firstColumn="0" w:lastColumn="0" w:oddVBand="0" w:evenVBand="0" w:oddHBand="0" w:evenHBand="0" w:firstRowFirstColumn="0" w:firstRowLastColumn="0" w:lastRowFirstColumn="0" w:lastRowLastColumn="0"/>
+        </w:trPr>
+        <w:tc>
+          <w:tcPr>
+            <w:cnfStyle w:val="001000000000" w:firstRow="0" w:lastRow="0" w:firstColumn="1" w:lastColumn="0" w:oddVBand="0" w:evenVBand="0" w:oddHBand="0" w:evenHBand="0" w:firstRowFirstColumn="0" w:firstRowLastColumn="0" w:lastRowFirstColumn="0" w:lastRowLastColumn="0"/>
+            <w:tcW w:w="846" w:type="dxa"/>
+            <w:vAlign w:val="center"/>
+          </w:tcPr>
+          <w:p>
+            <w:pPr>
+              <w:jc w:val="left"/>
+            </w:pPr>
+            <w:r>
+              <w:t>RQ</w:t>
+            </w:r>
+          </w:p>
+        </w:tc>
+        <w:tc>
+          <w:tcPr>
+            <w:tcW w:w="3827" w:type="dxa"/>
+            <w:vAlign w:val="center"/>
+          </w:tcPr>
+          <w:p>
+            <w:pPr>
+              <w:jc w:val="left"/>
+              <w:cnfStyle w:val="100000000000" w:firstRow="1" w:lastRow="0" w:firstColumn="0" w:lastColumn="0" w:oddVBand="0" w:evenVBand="0" w:oddHBand="0" w:evenHBand="0" w:firstRowFirstColumn="0" w:firstRowLastColumn="0" w:lastRowFirstColumn="0" w:lastRowLastColumn="0"/>
+            </w:pPr>
+            <w:r>
+              <w:t>What it asks</w:t>
+            </w:r>
+          </w:p>
+        </w:tc>
+        <w:tc>
+          <w:tcPr>
+            <w:tcW w:w="2835" w:type="dxa"/>
+            <w:vAlign w:val="center"/>
+          </w:tcPr>
+          <w:p>
+            <w:pPr>
+              <w:jc w:val="left"/>
+              <w:cnfStyle w:val="100000000000" w:firstRow="1" w:lastRow="0" w:firstColumn="0" w:lastColumn="0" w:oddVBand="0" w:evenVBand="0" w:oddHBand="0" w:evenHBand="0" w:firstRowFirstColumn="0" w:firstRowLastColumn="0" w:lastRowFirstColumn="0" w:lastRowLastColumn="0"/>
+            </w:pPr>
+            <w:r>
+              <w:t>Evaluation population</w:t>
+            </w:r>
+          </w:p>
+        </w:tc>
+        <w:tc>
+          <w:tcPr>
+            <w:tcW w:w="1553" w:type="dxa"/>
+            <w:vAlign w:val="center"/>
+          </w:tcPr>
+          <w:p>
+            <w:pPr>
+              <w:jc w:val="left"/>
+              <w:cnfStyle w:val="100000000000" w:firstRow="1" w:lastRow="0" w:firstColumn="0" w:lastColumn="0" w:oddVBand="0" w:evenVBand="0" w:oddHBand="0" w:evenHBand="0" w:firstRowFirstColumn="0" w:firstRowLastColumn="0" w:lastRowFirstColumn="0" w:lastRowLastColumn="0"/>
+            </w:pPr>
+            <w:r>
+              <w:t>Evidence level</w:t>
+            </w:r>
+          </w:p>
+        </w:tc>
+      </w:tr>
+      <w:tr>
+        <w:trPr>
+          <w:cnfStyle w:val="000000100000" w:firstRow="0" w:lastRow="0" w:firstColumn="0" w:lastColumn="0" w:oddVBand="0" w:evenVBand="0" w:oddHBand="1" w:evenHBand="0" w:firstRowFirstColumn="0" w:firstRowLastColumn="0" w:lastRowFirstColumn="0" w:lastRowLastColumn="0"/>
+        </w:trPr>
+        <w:tc>
+          <w:tcPr>
+            <w:cnfStyle w:val="001000000000" w:firstRow="0" w:lastRow="0" w:firstColumn="1" w:lastColumn="0" w:oddVBand="0" w:evenVBand="0" w:oddHBand="0" w:evenHBand="0" w:firstRowFirstColumn="0" w:firstRowLastColumn="0" w:lastRowFirstColumn="0" w:lastRowLastColumn="0"/>
+            <w:tcW w:w="846" w:type="dxa"/>
+            <w:vAlign w:val="center"/>
+          </w:tcPr>
+          <w:p>
+            <w:pPr>
+              <w:jc w:val="left"/>
+            </w:pPr>
+            <w:r>
+              <w:t>RQ1</w:t>
+            </w:r>
+          </w:p>
+        </w:tc>
+        <w:tc>
+          <w:tcPr>
+            <w:tcW w:w="3827" w:type="dxa"/>
+            <w:vAlign w:val="center"/>
+          </w:tcPr>
+          <w:p>
+            <w:pPr>
+              <w:jc w:val="left"/>
+              <w:cnfStyle w:val="000000100000" w:firstRow="0" w:lastRow="0" w:firstColumn="0" w:lastColumn="0" w:oddVBand="0" w:evenVBand="0" w:oddHBand="1" w:evenHBand="0" w:firstRowFirstColumn="0" w:firstRowLastColumn="0" w:lastRowFirstColumn="0" w:lastRowLastColumn="0"/>
+            </w:pPr>
+            <w:r>
+              <w:t>Whether controlled cleaning reduces noise without changing meaning, and whether it helps downstream</w:t>
+            </w:r>
+          </w:p>
+        </w:tc>
+        <w:tc>
+          <w:tcPr>
+            <w:tcW w:w="2835" w:type="dxa"/>
+            <w:vAlign w:val="center"/>
+          </w:tcPr>
+          <w:p>
+            <w:pPr>
+              <w:jc w:val="left"/>
+              <w:cnfStyle w:val="000000100000" w:firstRow="0" w:lastRow="0" w:firstColumn="0" w:lastColumn="0" w:oddVBand="0" w:evenVBand="0" w:oddHBand="1" w:evenHBand="0" w:firstRowFirstColumn="0" w:firstRowLastColumn="0" w:lastRowFirstColumn="0" w:lastRowLastColumn="0"/>
+            </w:pPr>
+            <w:r>
+              <w:t>741 held-out normalization records; 225 extraction test records</w:t>
+            </w:r>
+          </w:p>
+        </w:tc>
+        <w:tc>
+          <w:tcPr>
+            <w:tcW w:w="1553" w:type="dxa"/>
+            <w:vAlign w:val="center"/>
+          </w:tcPr>
+          <w:p>
+            <w:pPr>
+              <w:jc w:val="left"/>
+              <w:cnfStyle w:val="000000100000" w:firstRow="0" w:lastRow="0" w:firstColumn="0" w:lastColumn="0" w:oddVBand="0" w:evenVBand="0" w:oddHBand="1" w:evenHBand="0" w:firstRowFirstColumn="0" w:firstRowLastColumn="0" w:lastRowFirstColumn="0" w:lastRowLastColumn="0"/>
+            </w:pPr>
+            <w:r>
+              <w:t>Reference</w:t>
+            </w:r>
+          </w:p>
+        </w:tc>
+      </w:tr>
+      <w:tr>
+        <w:tc>
+          <w:tcPr>
+            <w:cnfStyle w:val="001000000000" w:firstRow="0" w:lastRow="0" w:firstColumn="1" w:lastColumn="0" w:oddVBand="0" w:evenVBand="0" w:oddHBand="0" w:evenHBand="0" w:firstRowFirstColumn="0" w:firstRowLastColumn="0" w:lastRowFirstColumn="0" w:lastRowLastColumn="0"/>
+            <w:tcW w:w="846" w:type="dxa"/>
+            <w:vAlign w:val="center"/>
+          </w:tcPr>
+          <w:p>
+            <w:pPr>
+              <w:jc w:val="left"/>
+            </w:pPr>
+            <w:r>
+              <w:t>RQ2</w:t>
+            </w:r>
+          </w:p>
+        </w:tc>
+        <w:tc>
+          <w:tcPr>
+            <w:tcW w:w="3827" w:type="dxa"/>
+            <w:vAlign w:val="center"/>
+          </w:tcPr>
+          <w:p>
+            <w:pPr>
+              <w:jc w:val="left"/>
+              <w:cnfStyle w:val="000000000000" w:firstRow="0" w:lastRow="0" w:firstColumn="0" w:lastColumn="0" w:oddVBand="0" w:evenVBand="0" w:oddHBand="0" w:evenHBand="0" w:firstRowFirstColumn="0" w:firstRowLastColumn="0" w:lastRowFirstColumn="0" w:lastRowLastColumn="0"/>
+            </w:pPr>
+            <w:r>
+              <w:t>Whether a compact typed schema is both expressive enough and learnable</w:t>
+            </w:r>
+          </w:p>
+        </w:tc>
+        <w:tc>
+          <w:tcPr>
+            <w:tcW w:w="2835" w:type="dxa"/>
+            <w:vAlign w:val="center"/>
+          </w:tcPr>
+          <w:p>
+            <w:pPr>
+              <w:jc w:val="left"/>
+              <w:cnfStyle w:val="000000000000" w:firstRow="0" w:lastRow="0" w:firstColumn="0" w:lastColumn="0" w:oddVBand="0" w:evenVBand="0" w:oddHBand="0" w:evenHBand="0" w:firstRowFirstColumn="0" w:firstRowLastColumn="0" w:lastRowFirstColumn="0" w:lastRowLastColumn="0"/>
+            </w:pPr>
+            <w:r>
+              <w:t>225 extraction test records; 6,169 full-corpus records</w:t>
+            </w:r>
+          </w:p>
+        </w:tc>
+        <w:tc>
+          <w:tcPr>
+            <w:tcW w:w="1553" w:type="dxa"/>
+            <w:vAlign w:val="center"/>
+          </w:tcPr>
+          <w:p>
+            <w:pPr>
+              <w:jc w:val="left"/>
+              <w:cnfStyle w:val="000000000000" w:firstRow="0" w:lastRow="0" w:firstColumn="0" w:lastColumn="0" w:oddVBand="0" w:evenVBand="0" w:oddHBand="0" w:evenHBand="0" w:firstRowFirstColumn="0" w:firstRowLastColumn="0" w:lastRowFirstColumn="0" w:lastRowLastColumn="0"/>
+            </w:pPr>
+            <w:r>
+              <w:t>Reference and silver</w:t>
+            </w:r>
+          </w:p>
+        </w:tc>
+      </w:tr>
+      <w:tr>
+        <w:trPr>
+          <w:cnfStyle w:val="000000100000" w:firstRow="0" w:lastRow="0" w:firstColumn="0" w:lastColumn="0" w:oddVBand="0" w:evenVBand="0" w:oddHBand="1" w:evenHBand="0" w:firstRowFirstColumn="0" w:firstRowLastColumn="0" w:lastRowFirstColumn="0" w:lastRowLastColumn="0"/>
+        </w:trPr>
+        <w:tc>
+          <w:tcPr>
+            <w:cnfStyle w:val="001000000000" w:firstRow="0" w:lastRow="0" w:firstColumn="1" w:lastColumn="0" w:oddVBand="0" w:evenVBand="0" w:oddHBand="0" w:evenHBand="0" w:firstRowFirstColumn="0" w:firstRowLastColumn="0" w:lastRowFirstColumn="0" w:lastRowLastColumn="0"/>
+            <w:tcW w:w="846" w:type="dxa"/>
+            <w:vAlign w:val="center"/>
+          </w:tcPr>
+          <w:p>
+            <w:pPr>
+              <w:jc w:val="left"/>
+            </w:pPr>
+            <w:r>
+              <w:t>RQ3</w:t>
+            </w:r>
+          </w:p>
+        </w:tc>
+        <w:tc>
+          <w:tcPr>
+            <w:tcW w:w="3827" w:type="dxa"/>
+            <w:vAlign w:val="center"/>
+          </w:tcPr>
+          <w:p>
+            <w:pPr>
+              <w:jc w:val="left"/>
+              <w:cnfStyle w:val="000000100000" w:firstRow="0" w:lastRow="0" w:firstColumn="0" w:lastColumn="0" w:oddVBand="0" w:evenVBand="0" w:oddHBand="1" w:evenHBand="0" w:firstRowFirstColumn="0" w:firstRowLastColumn="0" w:lastRowFirstColumn="0" w:lastRowLastColumn="0"/>
+            </w:pPr>
+            <w:r>
+              <w:t>Which modelling approach extracts entities and relations most accurately</w:t>
+            </w:r>
+          </w:p>
+        </w:tc>
+        <w:tc>
+          <w:tcPr>
+            <w:tcW w:w="2835" w:type="dxa"/>
+            <w:vAlign w:val="center"/>
+          </w:tcPr>
+          <w:p>
+            <w:pPr>
+              <w:jc w:val="left"/>
+              <w:cnfStyle w:val="000000100000" w:firstRow="0" w:lastRow="0" w:firstColumn="0" w:lastColumn="0" w:oddVBand="0" w:evenVBand="0" w:oddHBand="1" w:evenHBand="0" w:firstRowFirstColumn="0" w:firstRowLastColumn="0" w:lastRowFirstColumn="0" w:lastRowLastColumn="0"/>
+            </w:pPr>
+            <w:r>
+              <w:t>225 frozen test records; 108 MaintIE test records</w:t>
+            </w:r>
+          </w:p>
+        </w:tc>
+        <w:tc>
+          <w:tcPr>
+            <w:tcW w:w="1553" w:type="dxa"/>
+            <w:vAlign w:val="center"/>
+          </w:tcPr>
+          <w:p>
+            <w:pPr>
+              <w:jc w:val="left"/>
+              <w:cnfStyle w:val="000000100000" w:firstRow="0" w:lastRow="0" w:firstColumn="0" w:lastColumn="0" w:oddVBand="0" w:evenVBand="0" w:oddHBand="1" w:evenHBand="0" w:firstRowFirstColumn="0" w:firstRowLastColumn="0" w:lastRowFirstColumn="0" w:lastRowLastColumn="0"/>
+            </w:pPr>
+            <w:r>
+              <w:t>Locked test</w:t>
+            </w:r>
+          </w:p>
+        </w:tc>
+      </w:tr>
+      <w:tr>
+        <w:tc>
+          <w:tcPr>
+            <w:cnfStyle w:val="001000000000" w:firstRow="0" w:lastRow="0" w:firstColumn="1" w:lastColumn="0" w:oddVBand="0" w:evenVBand="0" w:oddHBand="0" w:evenHBand="0" w:firstRowFirstColumn="0" w:firstRowLastColumn="0" w:lastRowFirstColumn="0" w:lastRowLastColumn="0"/>
+            <w:tcW w:w="846" w:type="dxa"/>
+            <w:vAlign w:val="center"/>
+          </w:tcPr>
+          <w:p>
+            <w:pPr>
+              <w:jc w:val="left"/>
+            </w:pPr>
+            <w:r>
+              <w:t>RQ4</w:t>
+            </w:r>
+          </w:p>
+        </w:tc>
+        <w:tc>
+          <w:tcPr>
+            <w:tcW w:w="3827" w:type="dxa"/>
+            <w:vAlign w:val="center"/>
+          </w:tcPr>
+          <w:p>
+            <w:pPr>
+              <w:jc w:val="left"/>
+              <w:cnfStyle w:val="000000000000" w:firstRow="0" w:lastRow="0" w:firstColumn="0" w:lastColumn="0" w:oddVBand="0" w:evenVBand="0" w:oddHBand="0" w:evenHBand="0" w:firstRowFirstColumn="0" w:firstRowLastColumn="0" w:lastRowFirstColumn="0" w:lastRowLastColumn="0"/>
+            </w:pPr>
+            <w:r>
+              <w:t>Which representation retrieves the most useful historical cases without leakage</w:t>
+            </w:r>
+          </w:p>
+        </w:tc>
+        <w:tc>
+          <w:tcPr>
+            <w:tcW w:w="2835" w:type="dxa"/>
+            <w:vAlign w:val="center"/>
+          </w:tcPr>
+          <w:p>
+            <w:pPr>
+              <w:jc w:val="left"/>
+              <w:cnfStyle w:val="000000000000" w:firstRow="0" w:lastRow="0" w:firstColumn="0" w:lastColumn="0" w:oddVBand="0" w:evenVBand="0" w:oddHBand="0" w:evenHBand="0" w:firstRowFirstColumn="0" w:firstRowLastColumn="0" w:lastRowFirstColumn="0" w:lastRowLastColumn="0"/>
+            </w:pPr>
+            <w:r>
+              <w:t>724 evaluable locked-test queries</w:t>
+            </w:r>
+          </w:p>
+        </w:tc>
+        <w:tc>
+          <w:tcPr>
+            <w:tcW w:w="1553" w:type="dxa"/>
+            <w:vAlign w:val="center"/>
+          </w:tcPr>
+          <w:p>
+            <w:pPr>
+              <w:jc w:val="left"/>
+              <w:cnfStyle w:val="000000000000" w:firstRow="0" w:lastRow="0" w:firstColumn="0" w:lastColumn="0" w:oddVBand="0" w:evenVBand="0" w:oddHBand="0" w:evenHBand="0" w:firstRowFirstColumn="0" w:firstRowLastColumn="0" w:lastRowFirstColumn="0" w:lastRowLastColumn="0"/>
+            </w:pPr>
+            <w:r>
+              <w:t>Locked test</w:t>
+            </w:r>
+          </w:p>
+        </w:tc>
+      </w:tr>
+      <w:tr>
+        <w:trPr>
+          <w:cnfStyle w:val="000000100000" w:firstRow="0" w:lastRow="0" w:firstColumn="0" w:lastColumn="0" w:oddVBand="0" w:evenVBand="0" w:oddHBand="1" w:evenHBand="0" w:firstRowFirstColumn="0" w:firstRowLastColumn="0" w:lastRowFirstColumn="0" w:lastRowLastColumn="0"/>
+        </w:trPr>
+        <w:tc>
+          <w:tcPr>
+            <w:cnfStyle w:val="001000000000" w:firstRow="0" w:lastRow="0" w:firstColumn="1" w:lastColumn="0" w:oddVBand="0" w:evenVBand="0" w:oddHBand="0" w:evenHBand="0" w:firstRowFirstColumn="0" w:firstRowLastColumn="0" w:lastRowFirstColumn="0" w:lastRowLastColumn="0"/>
+            <w:tcW w:w="846" w:type="dxa"/>
+            <w:vAlign w:val="center"/>
+          </w:tcPr>
+          <w:p>
+            <w:pPr>
+              <w:jc w:val="left"/>
+            </w:pPr>
+            <w:r>
+              <w:lastRenderedPageBreak/>
+              <w:t>RQ5</w:t>
+            </w:r>
+          </w:p>
+        </w:tc>
+        <w:tc>
+          <w:tcPr>
+            <w:tcW w:w="3827" w:type="dxa"/>
+            <w:vAlign w:val="center"/>
+          </w:tcPr>
+          <w:p>
+            <w:pPr>
+              <w:jc w:val="left"/>
+              <w:cnfStyle w:val="000000100000" w:firstRow="0" w:lastRow="0" w:firstColumn="0" w:lastColumn="0" w:oddVBand="0" w:evenVBand="0" w:oddHBand="1" w:evenHBand="0" w:firstRowFirstColumn="0" w:firstRowLastColumn="0" w:lastRowFirstColumn="0" w:lastRowLastColumn="0"/>
+            </w:pPr>
+            <w:r>
+              <w:t>How evidence and uncertainty can be presented as planning support</w:t>
+            </w:r>
+          </w:p>
+        </w:tc>
+        <w:tc>
+          <w:tcPr>
+            <w:tcW w:w="2835" w:type="dxa"/>
+            <w:vAlign w:val="center"/>
+          </w:tcPr>
+          <w:p>
+            <w:pPr>
+              <w:jc w:val="left"/>
+              <w:cnfStyle w:val="000000100000" w:firstRow="0" w:lastRow="0" w:firstColumn="0" w:lastColumn="0" w:oddVBand="0" w:evenVBand="0" w:oddHBand="1" w:evenHBand="0" w:firstRowFirstColumn="0" w:firstRowLastColumn="0" w:lastRowFirstColumn="0" w:lastRowLastColumn="0"/>
+            </w:pPr>
+            <w:r>
+              <w:t>Development calibration and locked test</w:t>
+            </w:r>
+          </w:p>
+        </w:tc>
+        <w:tc>
+          <w:tcPr>
+            <w:tcW w:w="1553" w:type="dxa"/>
+            <w:vAlign w:val="center"/>
+          </w:tcPr>
+          <w:p>
+            <w:pPr>
+              <w:jc w:val="left"/>
+              <w:cnfStyle w:val="000000100000" w:firstRow="0" w:lastRow="0" w:firstColumn="0" w:lastColumn="0" w:oddVBand="0" w:evenVBand="0" w:oddHBand="1" w:evenHBand="0" w:firstRowFirstColumn="0" w:firstRowLastColumn="0" w:lastRowFirstColumn="0" w:lastRowLastColumn="0"/>
+            </w:pPr>
+            <w:r>
+              <w:t>Locked test</w:t>
+            </w:r>
+          </w:p>
+        </w:tc>
+      </w:tr>
+    </w:tbl>
+    <w:p>
+      <w:pPr>
+        <w:pStyle w:val="NoSpacing"/>
+        <w:jc w:val="center"/>
+        <w:rPr>
+          <w:i/>
+          <w:iCs/>
+          <w:color w:val="595959" w:themeColor="text1" w:themeTint="A6"/>
+          <w:sz w:val="21"/>
+          <w:szCs w:val="21"/>
+        </w:rPr>
+      </w:pPr>
+    </w:p>
+    <w:p>
+      <w:pPr>
+        <w:pStyle w:val="NoSpacing"/>
+        <w:jc w:val="center"/>
+        <w:rPr>
+          <w:i/>
+          <w:iCs/>
+          <w:color w:val="595959" w:themeColor="text1" w:themeTint="A6"/>
+          <w:sz w:val="21"/>
+          <w:szCs w:val="21"/>
+        </w:rPr>
+      </w:pPr>
+      <w:r>
+        <w:rPr>
+          <w:i/>
+          <w:iCs/>
+          <w:color w:val="595959" w:themeColor="text1" w:themeTint="A6"/>
+          <w:sz w:val="21"/>
+          <w:szCs w:val="21"/>
+        </w:rPr>
+        <w:t>Table 1.1. The five research questions, the population each is answered on, and the strength of evidence that population supports.</w:t>
+      </w:r>
+    </w:p>
+    <w:p>
+      <w:pPr>
+        <w:pStyle w:val="NoSpacing"/>
+        <w:rPr>
+          <w:i/>
+          <w:iCs/>
+          <w:color w:val="808080" w:themeColor="background1" w:themeShade="80"/>
+        </w:rPr>
+      </w:pPr>
+    </w:p>
+    <w:p>
+      <w:pPr>
+        <w:pStyle w:val="NoSpacing"/>
+      </w:pPr>
+      <w:r>
+        <w:rPr>
+          <w:noProof/>
+        </w:rPr>
+        <w:drawing>
+          <wp:inline distT="0" distB="0" distL="0" distR="0" wp14:anchorId="42EF25B4" wp14:editId="266B96F0">
+            <wp:extent cx="5807974" cy="2651760"/>
+            <wp:effectExtent l="0" t="0" r="2540" b="0"/>
+            <wp:docPr id="1" name="Picture 1"/>
+            <wp:cNvGraphicFramePr>
+              <a:graphicFrameLocks xmlns:a="http://schemas.openxmlformats.org/drawingml/2006/main" noChangeAspect="1"/>
+            </wp:cNvGraphicFramePr>
+            <a:graphic xmlns:a="http://schemas.openxmlformats.org/drawingml/2006/main">
+              <a:graphicData uri="http://schemas.openxmlformats.org/drawingml/2006/picture">
+                <pic:pic xmlns:pic="http://schemas.openxmlformats.org/drawingml/2006/picture">
+                  <pic:nvPicPr>
+                    <pic:cNvPr id="0" name=""/>
+                    <pic:cNvPicPr>
+                      <a:picLocks noChangeAspect="1" noChangeArrowheads="1"/>
+                    </pic:cNvPicPr>
+                  </pic:nvPicPr>
+                  <pic:blipFill>
+                    <a:blip r:embed="rId12"/>
+                    <a:srcRect/>
+                    <a:stretch>
+                      <a:fillRect/>
+                    </a:stretch>
+                  </pic:blipFill>
+                  <pic:spPr bwMode="auto">
+                    <a:xfrm>
+                      <a:off x="0" y="0"/>
+                      <a:ext cx="5834850" cy="2664031"/>
+                    </a:xfrm>
+                    <a:prstGeom prst="rect">
+                      <a:avLst/>
+                    </a:prstGeom>
+                  </pic:spPr>
+                </pic:pic>
+              </a:graphicData>
+            </a:graphic>
+          </wp:inline>
+        </w:drawing>
+      </w:r>
+    </w:p>
+    <w:p>
+      <w:pPr>
+        <w:pStyle w:val="NoSpacing"/>
+        <w:jc w:val="center"/>
+        <w:rPr>
+          <w:i/>
+          <w:iCs/>
+          <w:color w:val="595959" w:themeColor="text1" w:themeTint="A6"/>
+          <w:sz w:val="21"/>
+          <w:szCs w:val="21"/>
+        </w:rPr>
+      </w:pPr>
+      <w:r>
+        <w:rPr>
+          <w:i/>
+          <w:iCs/>
+          <w:color w:val="595959" w:themeColor="text1" w:themeTint="A6"/>
+          <w:sz w:val="21"/>
+          <w:szCs w:val="21"/>
+        </w:rPr>
+        <w:t>Figure 1.1. The processing chain examined in this thesis, from a raw work order to graded historical evidence, with the research questions positioned at the stages they address.</w:t>
+      </w:r>
+    </w:p>
+    <w:p>
+      <w:pPr>
+        <w:pStyle w:val="ListParagraph"/>
+      </w:pPr>
+    </w:p>
+    <w:p>
+      <w:pPr>
+        <w:pStyle w:val="Heading2"/>
+      </w:pPr>
+      <w:r>
+        <w:t>Scope and safety boundary</w:t>
+      </w:r>
+    </w:p>
+    <w:p>
+      <w:pPr>
+        <w:pStyle w:val="ListParagraph"/>
+      </w:pPr>
+      <w:r>
+        <w:t>The scope is English aviation problem and action text from MaintNet, covering normalization, annotation, entity and relation extraction, structured case construction, retrieval, ranking, evidence presentation, and a local planning dashboard. MaintIE [5] is used solely as an external benchmark of portability. Generative large language models are deliberately excluded from the decision path, because a model that composes fluent new text cannot guarantee that every displayed statement is grounded in a real historical record.</w:t>
+      </w:r>
+    </w:p>
+    <w:p>
+      <w:pPr>
+        <w:pStyle w:val="ListParagraph"/>
+      </w:pPr>
+      <w:r>
+        <w:t xml:space="preserve">A safety boundary shapes the entire design. Historical evidence and maintenance authority are distinct. A previous action shows what was once done; it does not establish that the same action is correct for another aircraft, configuration, or operating context. Aviation regulation requires current, applicable maintenance data: in the United States, 14 CFR 43.13 requires the use of methods, techniques, and practices prescribed in current manufacturer instructions or other methods acceptable to the Administrator [7], while in Europe Commission Regulation (EU) No 1321/2014 requires applicable current maintenance data to be held and used [8]. The system studied here therefore </w:t>
+      </w:r>
+      <w:r>
+        <w:t>organizes</w:t>
+      </w:r>
+      <w:r>
+        <w:t xml:space="preserve"> and displays past records; it does not determine airworthiness, approve work, select a regulatory basis, confirm applicability, calculate failure rates, or release </w:t>
+      </w:r>
+      <w:r>
+        <w:lastRenderedPageBreak/>
+        <w:t>an aircraft to service. This position is consistent with the emphasis on explainability, learning assurance, and human oversight in the European Union Aviation Safety Agency's guidance for machine-learning applications [9], and with the risk-management principles of validity, transparency, accountability, and human oversight set out in the NIST AI Risk Management Framework [10].</w:t>
+      </w:r>
+    </w:p>
+    <w:p>
+      <w:pPr>
+        <w:pStyle w:val="Heading2"/>
+      </w:pPr>
+      <w:r>
+        <w:t>Contributions</w:t>
+      </w:r>
+    </w:p>
+    <w:p>
+      <w:pPr>
+        <w:pStyle w:val="ListParagraph"/>
+      </w:pPr>
+      <w:r>
+        <w:t xml:space="preserve">The thesis makes five contributions. It compares four normalization conditions and shows that intrinsic agreement with a cleaning reference and downstream extraction quality do not </w:t>
+      </w:r>
+      <w:proofErr w:type="spellStart"/>
+      <w:r>
+        <w:t>favour</w:t>
+      </w:r>
+      <w:proofErr w:type="spellEnd"/>
+      <w:r>
+        <w:t xml:space="preserve"> the same method. It defines a nine-entity, eleven-relation schema and constructs a 1,600-record manually corrected gold corpus with frozen evaluation partitions. It provides a controlled comparison of classical, recurrent, and Transformer extraction models on that frozen data, together with an independent test on MaintIE. It converts all 6,169 records into a traceable structured layer that is explicitly labelled as model output rather than verified truth. Finally, it implements and evaluates a planning interface that presents complete historical cases, alternatives, negative evidence, provenance, calibrated uncertainty, and graded confidence, and that abstains when evidence is absent. The overall achievement is a reproducible and auditable path from noisy records to searchable historical evidence for human planning review.</w:t>
+      </w:r>
+    </w:p>
+    <w:p>
+      <w:pPr>
+        <w:pStyle w:val="Heading2"/>
+      </w:pPr>
+      <w:r>
+        <w:t>Structure of the thesis</w:t>
+      </w:r>
+    </w:p>
+    <w:p>
+      <w:pPr>
+        <w:pStyle w:val="ListParagraph"/>
+      </w:pPr>
+      <w:r>
+        <w:t>Chapter 2 reviews the scientific background and related work on maintenance language, lexical normalization, information extraction, case retrieval, uncertainty, and auditable decision support, and identifies the research gap. Chapter 3 documents the data sources, the evidence hierarchy, the extraction schema, the construction of the gold corpus, and the experimental design. Chapter 4 explains the methodology and the theory behind each method, including the evaluation metrics. Chapter 5 reports the measured results. Chapter 6 discusses those results against the research questions, compares them with prior work, and examines threats to validity. Chapter 7 concludes, states the contributions against the objectives, and defines the future evaluation path.</w:t>
+      </w:r>
+    </w:p>
+    <w:p>
+      <w:r>
+        <w:br w:type="page"/>
+      </w:r>
+    </w:p>
+    <w:p>
+      <w:pPr>
+        <w:pStyle w:val="ListParagraph"/>
+      </w:pPr>
+    </w:p>
+    <w:p>
+      <w:pPr>
+        <w:pStyle w:val="Heading1"/>
+      </w:pPr>
+      <w:r>
+        <w:t>Background and Related Work</w:t>
+      </w:r>
+    </w:p>
+    <w:p>
+      <w:pPr>
+        <w:pStyle w:val="ListParagraph"/>
+      </w:pPr>
+      <w:r>
+        <w:t>This chapter establishes the scientific ground on which the thesis stands. It begins with the nature of maintenance work-order language and why general-purpose language technology struggles with it, then reviews lexical normalization, information extraction, historical-case retrieval, uncertainty calibration, and auditable decision support. Each section identifies both what prior work established and what it left open, and the chapter closes by stating the research gap that the thesis addresses.</w:t>
+      </w:r>
+    </w:p>
+    <w:p>
+      <w:pPr>
+        <w:pStyle w:val="Heading2"/>
+      </w:pPr>
+      <w:r>
+        <w:t>Maintenance work orders as technical language</w:t>
+      </w:r>
+      <w:r>
+        <w:t xml:space="preserve"> </w:t>
+      </w:r>
+    </w:p>
+    <w:p>
+      <w:pPr>
+        <w:pStyle w:val="ListParagraph"/>
+      </w:pPr>
+      <w:r>
+        <w:t xml:space="preserve">Maintenance work orders are operational records, but their free-text fields also constitute a distributed memory of symptoms, inspections, interventions, and outcomes. In asset-intensive </w:t>
+      </w:r>
+      <w:proofErr w:type="spellStart"/>
+      <w:r>
+        <w:t>organisations</w:t>
+      </w:r>
+      <w:proofErr w:type="spellEnd"/>
+      <w:r>
+        <w:t xml:space="preserve"> this memory is valuable precisely because so many decisions depend on experience accumulated across technicians and over years. The information is nonetheless difficult to reuse at scale. Records are written under time pressure, for a local audience, with the immediate objective of documenting or closing a task, and they are therefore concise, context-dependent, and rarely grammatical. Brundage et al. [1] introduce technical language processing to describe the adaptation required: engineering use cases, representations, dictionaries, annotated data, and domain experts must be treated as parts of a single system rather than as inputs to a generic pipeline.</w:t>
+      </w:r>
+    </w:p>
+    <w:p>
+      <w:pPr>
+        <w:pStyle w:val="ListParagraph"/>
+      </w:pPr>
+      <w:r>
+        <w:t xml:space="preserve">The contrast with ordinary prose is instructive. A single maintenance entry may contain an object, a location, a condition, a diagnostic observation, and an action within a handful of words. The same component may be written as a full name, an acronym, an internal abbreviation, a part number, or a misspelling. Punctuation may separate fields, indicate alternatives, or merely reflect typing </w:t>
+      </w:r>
+      <w:r>
+        <w:t>habits</w:t>
+      </w:r>
+      <w:r>
+        <w:t xml:space="preserve">. Words that function as stop words in general English can carry technical meaning, and common verbs such as check, service, secure, or replace encode materially different levels of intervention. Akhbardeh et al. [2] </w:t>
+      </w:r>
+      <w:proofErr w:type="spellStart"/>
+      <w:r>
+        <w:t>characterise</w:t>
+      </w:r>
+      <w:proofErr w:type="spellEnd"/>
+      <w:r>
+        <w:t xml:space="preserve"> these records as containing domain-specific terminology, abbreviations, non-standard spelling, and non-standard grammar, all of which create a mismatch with models trained on conventional corpora.</w:t>
+      </w:r>
+    </w:p>
+    <w:p>
+      <w:pPr>
+        <w:pStyle w:val="ListParagraph"/>
+      </w:pPr>
+    </w:p>
+    <w:p>
+      <w:pPr>
+        <w:pStyle w:val="Heading2"/>
+      </w:pPr>
+      <w:bookmarkStart w:id="2" w:name="_Toc239442259"/>
+      <w:r>
+        <w:lastRenderedPageBreak/>
+        <w:t>Text Normalization</w:t>
+      </w:r>
+      <w:bookmarkEnd w:id="2"/>
+    </w:p>
+    <w:p>
+      <w:r>
+        <w:t>[ … ]</w:t>
+      </w:r>
+    </w:p>
+    <w:p>
+      <w:pPr>
+        <w:pStyle w:val="Heading2"/>
+      </w:pPr>
+      <w:bookmarkStart w:id="3" w:name="_Toc239442260"/>
+      <w:r>
+        <w:t>Information Extraction: Entities and Relations</w:t>
+      </w:r>
+      <w:bookmarkEnd w:id="3"/>
+    </w:p>
+    <w:p>
+      <w:r>
+        <w:t>[ … ]</w:t>
+      </w:r>
+    </w:p>
+    <w:p>
+      <w:pPr>
+        <w:pStyle w:val="Heading2"/>
+      </w:pPr>
+      <w:bookmarkStart w:id="4" w:name="_Toc239442261"/>
+      <w:r>
+        <w:t>Case Retrieval and Uncertainty Calibration</w:t>
+      </w:r>
+      <w:bookmarkEnd w:id="4"/>
+    </w:p>
+    <w:p>
+      <w:r>
+        <w:t>[ … ]</w:t>
+      </w:r>
+    </w:p>
+    <w:p>
+      <w:pPr>
+        <w:pStyle w:val="Heading2"/>
+      </w:pPr>
+      <w:bookmarkStart w:id="5" w:name="_Toc239442262"/>
+      <w:r>
+        <w:t>Related Work</w:t>
+      </w:r>
+      <w:bookmarkEnd w:id="5"/>
+    </w:p>
+    <w:p>
+      <w:r>
+        <w:t>[ … ]</w:t>
+      </w:r>
+    </w:p>
+    <w:p>
+      <w:pPr>
+        <w:pStyle w:val="Heading1"/>
+      </w:pPr>
+      <w:bookmarkStart w:id="6" w:name="_Toc239442263"/>
+      <w:r>
+        <w:t>Methodology</w:t>
+      </w:r>
+      <w:bookmarkEnd w:id="6"/>
+    </w:p>
+    <w:p>
+      <w:pPr>
         <w:spacing w:line="276" w:lineRule="auto"/>
-        <w:rPr>
-          <w:rFonts w:ascii="Arial" w:hAnsi="Arial" w:cs="Arial"/>
-        </w:rPr>
       </w:pPr>
       <w:r>
         <w:rPr>
@@ -4174,73 +4291,28 @@
       </w:r>
       <w:r>
         <w:rPr>
-          <w:rFonts w:ascii="Arial" w:hAnsi="Arial" w:cs="Arial"/>
           <w:i/>
           <w:iCs/>
           <w:color w:val="6B6B6B"/>
           <w:sz w:val="21"/>
           <w:szCs w:val="21"/>
         </w:rPr>
-        <w:t xml:space="preserve"> 1–3 pages. Put the topic on a larger scale; state relevance, the actual vs. target state, your goal, the state of the art, the open gap, your methodological approach, and how the thesis is structured. State the research question(s) clearly here — they must run as a common thread through the whole thesis.</w:t>
+        <w:t xml:space="preserve"> 2–4 chapters, ~10–20 pages each. Describe the complete solution and justify every choice (why method A over B). Clearly separate your own work from prior work. Each subsection below corresponds to one research question.</w:t>
       </w:r>
     </w:p>
     <w:p>
       <w:pPr>
         <w:pStyle w:val="Heading2"/>
-        <w:rPr>
-          <w:rFonts w:ascii="Arial" w:hAnsi="Arial" w:cs="Arial"/>
-        </w:rPr>
-      </w:pPr>
-      <w:bookmarkStart w:id="1" w:name="_Toc239442254"/>
-      <w:r>
-        <w:rPr>
-          <w:rFonts w:ascii="Arial" w:hAnsi="Arial" w:cs="Arial"/>
-        </w:rPr>
-        <w:t xml:space="preserve">Motivation and Problem </w:t>
-      </w:r>
-      <w:bookmarkEnd w:id="1"/>
-      <w:r>
-        <w:rPr>
-          <w:rFonts w:ascii="Arial" w:hAnsi="Arial" w:cs="Arial"/>
-        </w:rPr>
-        <w:t>Statement</w:t>
-      </w:r>
-    </w:p>
-    <w:p>
-      <w:pPr>
-        <w:rPr>
-          <w:rFonts w:ascii="Arial" w:hAnsi="Arial" w:cs="Arial"/>
-        </w:rPr>
-      </w:pPr>
-      <w:r>
-        <w:rPr>
-          <w:rFonts w:ascii="Arial" w:hAnsi="Arial" w:cs="Arial"/>
-        </w:rPr>
-        <w:t>[ … ]</w:t>
-      </w:r>
-    </w:p>
-    <w:p>
-      <w:pPr>
-        <w:pStyle w:val="Heading2"/>
-        <w:rPr>
-          <w:rFonts w:ascii="Arial" w:hAnsi="Arial" w:cs="Arial"/>
-        </w:rPr>
-      </w:pPr>
-      <w:bookmarkStart w:id="2" w:name="_Toc239442255"/>
-      <w:r>
-        <w:rPr>
-          <w:rFonts w:ascii="Arial" w:hAnsi="Arial" w:cs="Arial"/>
-        </w:rPr>
-        <w:t>Research Questions</w:t>
-      </w:r>
-      <w:bookmarkEnd w:id="2"/>
+      </w:pPr>
+      <w:bookmarkStart w:id="7" w:name="_Toc239442264"/>
+      <w:r>
+        <w:t>RQ1 — Text Normalization</w:t>
+      </w:r>
+      <w:bookmarkEnd w:id="7"/>
     </w:p>
     <w:p>
       <w:pPr>
         <w:spacing w:line="276" w:lineRule="auto"/>
-        <w:rPr>
-          <w:rFonts w:ascii="Arial" w:hAnsi="Arial" w:cs="Arial"/>
-        </w:rPr>
       </w:pPr>
       <w:r>
         <w:rPr>
@@ -4255,67 +4327,116 @@
       </w:r>
       <w:r>
         <w:rPr>
-          <w:rFonts w:ascii="Arial" w:hAnsi="Arial" w:cs="Arial"/>
           <w:i/>
           <w:iCs/>
           <w:color w:val="6B6B6B"/>
           <w:sz w:val="21"/>
           <w:szCs w:val="21"/>
         </w:rPr>
-        <w:t xml:space="preserve"> List RQ1–RQ5 verbatim. These are the spine of the thesis.</w:t>
+        <w:t xml:space="preserve"> Dataset &amp; cluster-safe split (5,124 primary → 3,457 / 926 / 741; 1,045 </w:t>
+      </w:r>
+      <w:proofErr w:type="gramStart"/>
+      <w:r>
+        <w:rPr>
+          <w:i/>
+          <w:iCs/>
+          <w:color w:val="6B6B6B"/>
+          <w:sz w:val="21"/>
+          <w:szCs w:val="21"/>
+        </w:rPr>
+        <w:t>sensitivity</w:t>
+      </w:r>
+      <w:proofErr w:type="gramEnd"/>
+      <w:r>
+        <w:rPr>
+          <w:i/>
+          <w:iCs/>
+          <w:color w:val="6B6B6B"/>
+          <w:sz w:val="21"/>
+          <w:szCs w:val="21"/>
+        </w:rPr>
+        <w:t>; seed 42), four conditions (raw / rules / ByT5 / hybrid), evaluation design.</w:t>
+      </w:r>
+    </w:p>
+    <w:p>
+      <w:r>
+        <w:t>[ … ]</w:t>
       </w:r>
     </w:p>
     <w:p>
       <w:pPr>
         <w:pStyle w:val="Heading2"/>
-        <w:rPr>
-          <w:rFonts w:ascii="Arial" w:hAnsi="Arial" w:cs="Arial"/>
-        </w:rPr>
-      </w:pPr>
-      <w:bookmarkStart w:id="3" w:name="_Toc239442256"/>
-      <w:r>
-        <w:rPr>
-          <w:rFonts w:ascii="Arial" w:hAnsi="Arial" w:cs="Arial"/>
-        </w:rPr>
-        <w:t>Structure of the Thesis</w:t>
-      </w:r>
-      <w:bookmarkEnd w:id="3"/>
-    </w:p>
-    <w:p>
-      <w:pPr>
-        <w:rPr>
-          <w:rFonts w:ascii="Arial" w:hAnsi="Arial" w:cs="Arial"/>
-        </w:rPr>
-      </w:pPr>
-      <w:r>
-        <w:rPr>
-          <w:rFonts w:ascii="Arial" w:hAnsi="Arial" w:cs="Arial"/>
-        </w:rPr>
+      </w:pPr>
+      <w:bookmarkStart w:id="8" w:name="_Toc239442265"/>
+      <w:r>
+        <w:t>RQ2 — Structured Representation</w:t>
+      </w:r>
+      <w:bookmarkEnd w:id="8"/>
+    </w:p>
+    <w:p>
+      <w:r>
         <w:t>[ … ]</w:t>
       </w:r>
     </w:p>
     <w:p>
       <w:pPr>
+        <w:pStyle w:val="Heading2"/>
+      </w:pPr>
+      <w:bookmarkStart w:id="9" w:name="_Toc239442266"/>
+      <w:r>
+        <w:t>RQ3 — Information-Extraction Models</w:t>
+      </w:r>
+      <w:bookmarkEnd w:id="9"/>
+    </w:p>
+    <w:p>
+      <w:r>
+        <w:t>[ … ]</w:t>
+      </w:r>
+    </w:p>
+    <w:p>
+      <w:pPr>
+        <w:pStyle w:val="Heading2"/>
+      </w:pPr>
+      <w:bookmarkStart w:id="10" w:name="_Toc239442267"/>
+      <w:r>
+        <w:t>RQ4 — Leakage-Safe Case Retrieval</w:t>
+      </w:r>
+      <w:bookmarkEnd w:id="10"/>
+    </w:p>
+    <w:p>
+      <w:r>
+        <w:t>[ … ]</w:t>
+      </w:r>
+    </w:p>
+    <w:p>
+      <w:pPr>
+        <w:pStyle w:val="Heading2"/>
+      </w:pPr>
+      <w:bookmarkStart w:id="11" w:name="_Toc239442268"/>
+      <w:r>
+        <w:t>RQ5 — Calibrated Planning Support</w:t>
+      </w:r>
+      <w:bookmarkEnd w:id="11"/>
+    </w:p>
+    <w:p>
+      <w:r>
+        <w:t>[ … ]</w:t>
+      </w:r>
+    </w:p>
+    <w:p>
+      <w:pPr>
         <w:pStyle w:val="Heading1"/>
-        <w:rPr>
-          <w:rFonts w:ascii="Arial" w:hAnsi="Arial" w:cs="Arial"/>
-        </w:rPr>
-      </w:pPr>
-      <w:bookmarkStart w:id="4" w:name="_Toc239442257"/>
-      <w:r>
-        <w:rPr>
-          <w:rFonts w:ascii="Arial" w:hAnsi="Arial" w:cs="Arial"/>
-        </w:rPr>
-        <w:t>Fundamentals</w:t>
-      </w:r>
-      <w:bookmarkEnd w:id="4"/>
+      </w:pPr>
+      <w:bookmarkStart w:id="12" w:name="_Toc239442269"/>
+      <w:r>
+        <w:lastRenderedPageBreak/>
+        <w:t>Results</w:t>
+      </w:r>
+      <w:bookmarkEnd w:id="12"/>
     </w:p>
     <w:p>
       <w:pPr>
         <w:spacing w:line="276" w:lineRule="auto"/>
-        <w:rPr>
-          <w:rFonts w:ascii="Arial" w:hAnsi="Arial" w:cs="Arial"/>
-        </w:rPr>
       </w:pPr>
       <w:r>
         <w:rPr>
@@ -4330,198 +4451,77 @@
       </w:r>
       <w:r>
         <w:rPr>
-          <w:rFonts w:ascii="Arial" w:hAnsi="Arial" w:cs="Arial"/>
           <w:i/>
           <w:iCs/>
           <w:color w:val="6B6B6B"/>
           <w:sz w:val="21"/>
           <w:szCs w:val="21"/>
         </w:rPr>
-        <w:t xml:space="preserve"> 8–16 pages. Explain all background needed to follow the methodology: maintenance work-order data, text normalization, information extraction (NER/RE, SpERT), case-based retrieval, calibration. Define key terms and delineate related work.</w:t>
-      </w:r>
-    </w:p>
-    <w:p>
-      <w:pPr>
-        <w:pStyle w:val="Heading2"/>
-        <w:rPr>
-          <w:rFonts w:ascii="Arial" w:hAnsi="Arial" w:cs="Arial"/>
-        </w:rPr>
-      </w:pPr>
-      <w:bookmarkStart w:id="5" w:name="_Toc239442258"/>
-      <w:r>
-        <w:rPr>
-          <w:rFonts w:ascii="Arial" w:hAnsi="Arial" w:cs="Arial"/>
-        </w:rPr>
-        <w:t xml:space="preserve">Maintenance Work Orders and the </w:t>
+        <w:t xml:space="preserve"> 4–12 pages. Present and explain results only — do NOT interpret or discuss here. Give individual results, then </w:t>
       </w:r>
       <w:proofErr w:type="spellStart"/>
       <w:r>
         <w:rPr>
-          <w:rFonts w:ascii="Arial" w:hAnsi="Arial" w:cs="Arial"/>
-        </w:rPr>
-        <w:t>MaintNet</w:t>
+          <w:i/>
+          <w:iCs/>
+          <w:color w:val="6B6B6B"/>
+          <w:sz w:val="21"/>
+          <w:szCs w:val="21"/>
+        </w:rPr>
+        <w:t>summarise</w:t>
       </w:r>
       <w:proofErr w:type="spellEnd"/>
       <w:r>
         <w:rPr>
-          <w:rFonts w:ascii="Arial" w:hAnsi="Arial" w:cs="Arial"/>
-        </w:rPr>
-        <w:t xml:space="preserve"> Corpus</w:t>
-      </w:r>
-      <w:bookmarkEnd w:id="5"/>
-    </w:p>
-    <w:p>
-      <w:pPr>
-        <w:rPr>
-          <w:rFonts w:ascii="Arial" w:hAnsi="Arial" w:cs="Arial"/>
-        </w:rPr>
-      </w:pPr>
-      <w:r>
-        <w:rPr>
-          <w:rFonts w:ascii="Arial" w:hAnsi="Arial" w:cs="Arial"/>
-        </w:rPr>
+          <w:i/>
+          <w:iCs/>
+          <w:color w:val="6B6B6B"/>
+          <w:sz w:val="21"/>
+          <w:szCs w:val="21"/>
+        </w:rPr>
+        <w:t xml:space="preserve"> the most important ones </w:t>
+      </w:r>
+      <w:proofErr w:type="gramStart"/>
+      <w:r>
+        <w:rPr>
+          <w:i/>
+          <w:iCs/>
+          <w:color w:val="6B6B6B"/>
+          <w:sz w:val="21"/>
+          <w:szCs w:val="21"/>
+        </w:rPr>
+        <w:t>in</w:t>
+      </w:r>
+      <w:proofErr w:type="gramEnd"/>
+      <w:r>
+        <w:rPr>
+          <w:i/>
+          <w:iCs/>
+          <w:color w:val="6B6B6B"/>
+          <w:sz w:val="21"/>
+          <w:szCs w:val="21"/>
+        </w:rPr>
+        <w:t xml:space="preserve"> a clearly structured table. Every figure/table must be referred to in the running text. Report deviations/inaccuracies.</w:t>
+      </w:r>
+    </w:p>
+    <w:p>
+      <w:r>
         <w:t>[ … ]</w:t>
       </w:r>
     </w:p>
     <w:p>
       <w:pPr>
-        <w:pStyle w:val="Heading2"/>
-        <w:rPr>
-          <w:rFonts w:ascii="Arial" w:hAnsi="Arial" w:cs="Arial"/>
-        </w:rPr>
-      </w:pPr>
-      <w:bookmarkStart w:id="6" w:name="_Toc239442259"/>
-      <w:r>
-        <w:rPr>
-          <w:rFonts w:ascii="Arial" w:hAnsi="Arial" w:cs="Arial"/>
-        </w:rPr>
-        <w:t>Text Normalization</w:t>
-      </w:r>
-      <w:bookmarkEnd w:id="6"/>
-    </w:p>
-    <w:p>
-      <w:pPr>
-        <w:rPr>
-          <w:rFonts w:ascii="Arial" w:hAnsi="Arial" w:cs="Arial"/>
-        </w:rPr>
-      </w:pPr>
-      <w:r>
-        <w:rPr>
-          <w:rFonts w:ascii="Arial" w:hAnsi="Arial" w:cs="Arial"/>
-        </w:rPr>
-        <w:t>[ … ]</w:t>
-      </w:r>
-    </w:p>
-    <w:p>
-      <w:pPr>
-        <w:pStyle w:val="Heading2"/>
-        <w:rPr>
-          <w:rFonts w:ascii="Arial" w:hAnsi="Arial" w:cs="Arial"/>
-        </w:rPr>
-      </w:pPr>
-      <w:bookmarkStart w:id="7" w:name="_Toc239442260"/>
-      <w:r>
-        <w:rPr>
-          <w:rFonts w:ascii="Arial" w:hAnsi="Arial" w:cs="Arial"/>
-        </w:rPr>
-        <w:t>Information Extraction: Entities and Relations</w:t>
-      </w:r>
-      <w:bookmarkEnd w:id="7"/>
-    </w:p>
-    <w:p>
-      <w:pPr>
-        <w:rPr>
-          <w:rFonts w:ascii="Arial" w:hAnsi="Arial" w:cs="Arial"/>
-        </w:rPr>
-      </w:pPr>
-      <w:r>
-        <w:rPr>
-          <w:rFonts w:ascii="Arial" w:hAnsi="Arial" w:cs="Arial"/>
-        </w:rPr>
-        <w:t>[ … ]</w:t>
-      </w:r>
-    </w:p>
-    <w:p>
-      <w:pPr>
-        <w:pStyle w:val="Heading2"/>
-        <w:rPr>
-          <w:rFonts w:ascii="Arial" w:hAnsi="Arial" w:cs="Arial"/>
-        </w:rPr>
-      </w:pPr>
-      <w:bookmarkStart w:id="8" w:name="_Toc239442261"/>
-      <w:r>
-        <w:rPr>
-          <w:rFonts w:ascii="Arial" w:hAnsi="Arial" w:cs="Arial"/>
-        </w:rPr>
-        <w:t>Case Retrieval and Uncertainty Calibration</w:t>
-      </w:r>
-      <w:bookmarkEnd w:id="8"/>
-    </w:p>
-    <w:p>
-      <w:pPr>
-        <w:rPr>
-          <w:rFonts w:ascii="Arial" w:hAnsi="Arial" w:cs="Arial"/>
-        </w:rPr>
-      </w:pPr>
-      <w:r>
-        <w:rPr>
-          <w:rFonts w:ascii="Arial" w:hAnsi="Arial" w:cs="Arial"/>
-        </w:rPr>
-        <w:t>[ … ]</w:t>
-      </w:r>
-    </w:p>
-    <w:p>
-      <w:pPr>
-        <w:pStyle w:val="Heading2"/>
-        <w:rPr>
-          <w:rFonts w:ascii="Arial" w:hAnsi="Arial" w:cs="Arial"/>
-        </w:rPr>
-      </w:pPr>
-      <w:bookmarkStart w:id="9" w:name="_Toc239442262"/>
-      <w:r>
-        <w:rPr>
-          <w:rFonts w:ascii="Arial" w:hAnsi="Arial" w:cs="Arial"/>
-        </w:rPr>
-        <w:t>Related Work</w:t>
-      </w:r>
-      <w:bookmarkEnd w:id="9"/>
-    </w:p>
-    <w:p>
-      <w:pPr>
-        <w:rPr>
-          <w:rFonts w:ascii="Arial" w:hAnsi="Arial" w:cs="Arial"/>
-        </w:rPr>
-      </w:pPr>
-      <w:r>
-        <w:rPr>
-          <w:rFonts w:ascii="Arial" w:hAnsi="Arial" w:cs="Arial"/>
-        </w:rPr>
-        <w:t>[ … ]</w:t>
-      </w:r>
-    </w:p>
-    <w:p>
-      <w:pPr>
         <w:pStyle w:val="Heading1"/>
-        <w:rPr>
-          <w:rFonts w:ascii="Arial" w:hAnsi="Arial" w:cs="Arial"/>
-        </w:rPr>
-      </w:pPr>
-      <w:bookmarkStart w:id="10" w:name="_Toc239442263"/>
-      <w:r>
-        <w:rPr>
-          <w:rFonts w:ascii="Arial" w:hAnsi="Arial" w:cs="Arial"/>
-        </w:rPr>
-        <w:lastRenderedPageBreak/>
-        <w:t>Methodology</w:t>
-      </w:r>
-      <w:bookmarkEnd w:id="10"/>
+      </w:pPr>
+      <w:bookmarkStart w:id="13" w:name="_Toc239442270"/>
+      <w:r>
+        <w:t>Discussion</w:t>
+      </w:r>
+      <w:bookmarkEnd w:id="13"/>
     </w:p>
     <w:p>
       <w:pPr>
         <w:spacing w:line="276" w:lineRule="auto"/>
-        <w:rPr>
-          <w:rFonts w:ascii="Arial" w:hAnsi="Arial" w:cs="Arial"/>
-        </w:rPr>
       </w:pPr>
       <w:r>
         <w:rPr>
@@ -4536,38 +4536,55 @@
       </w:r>
       <w:r>
         <w:rPr>
-          <w:rFonts w:ascii="Arial" w:hAnsi="Arial" w:cs="Arial"/>
           <w:i/>
           <w:iCs/>
           <w:color w:val="6B6B6B"/>
           <w:sz w:val="21"/>
           <w:szCs w:val="21"/>
         </w:rPr>
-        <w:t xml:space="preserve"> 2–4 chapters, ~10–20 pages each. Describe the complete solution and justify every choice (why method A over B). Clearly separate your own work from prior work. Each subsection below corresponds to one research question.</w:t>
-      </w:r>
-    </w:p>
-    <w:p>
-      <w:pPr>
-        <w:pStyle w:val="Heading2"/>
-        <w:rPr>
-          <w:rFonts w:ascii="Arial" w:hAnsi="Arial" w:cs="Arial"/>
-        </w:rPr>
-      </w:pPr>
-      <w:bookmarkStart w:id="11" w:name="_Toc239442264"/>
-      <w:r>
-        <w:rPr>
-          <w:rFonts w:ascii="Arial" w:hAnsi="Arial" w:cs="Arial"/>
-        </w:rPr>
-        <w:t>RQ1 — Text Normalization</w:t>
-      </w:r>
-      <w:bookmarkEnd w:id="11"/>
+        <w:t xml:space="preserve"> Interpret the results against each research question, with the claim boundaries (</w:t>
+      </w:r>
+      <w:proofErr w:type="gramStart"/>
+      <w:r>
+        <w:rPr>
+          <w:i/>
+          <w:iCs/>
+          <w:color w:val="6B6B6B"/>
+          <w:sz w:val="21"/>
+          <w:szCs w:val="21"/>
+        </w:rPr>
+        <w:t>historical-agreement</w:t>
+      </w:r>
+      <w:proofErr w:type="gramEnd"/>
+      <w:r>
+        <w:rPr>
+          <w:i/>
+          <w:iCs/>
+          <w:color w:val="6B6B6B"/>
+          <w:sz w:val="21"/>
+          <w:szCs w:val="21"/>
+        </w:rPr>
+        <w:t xml:space="preserve"> ≠ technical correctness). Compare against the state of the art from the Fundamentals chapter.</w:t>
+      </w:r>
+    </w:p>
+    <w:p>
+      <w:r>
+        <w:t>[ … ]</w:t>
+      </w:r>
+    </w:p>
+    <w:p>
+      <w:pPr>
+        <w:pStyle w:val="Heading1"/>
+      </w:pPr>
+      <w:bookmarkStart w:id="14" w:name="_Toc239442271"/>
+      <w:r>
+        <w:t>Summary and Prospects</w:t>
+      </w:r>
+      <w:bookmarkEnd w:id="14"/>
     </w:p>
     <w:p>
       <w:pPr>
         <w:spacing w:line="276" w:lineRule="auto"/>
-        <w:rPr>
-          <w:rFonts w:ascii="Arial" w:hAnsi="Arial" w:cs="Arial"/>
-        </w:rPr>
       </w:pPr>
       <w:r>
         <w:rPr>
@@ -4582,191 +4599,316 @@
       </w:r>
       <w:r>
         <w:rPr>
-          <w:rFonts w:ascii="Arial" w:hAnsi="Arial" w:cs="Arial"/>
           <w:i/>
           <w:iCs/>
           <w:color w:val="6B6B6B"/>
           <w:sz w:val="21"/>
           <w:szCs w:val="21"/>
         </w:rPr>
-        <w:t xml:space="preserve"> Dataset &amp; cluster-safe split (5,124 primary → 3,457 / 926 / 741; 1,045 </w:t>
-      </w:r>
-      <w:proofErr w:type="gramStart"/>
-      <w:r>
-        <w:rPr>
-          <w:rFonts w:ascii="Arial" w:hAnsi="Arial" w:cs="Arial"/>
-          <w:i/>
-          <w:iCs/>
-          <w:color w:val="6B6B6B"/>
-          <w:sz w:val="21"/>
-          <w:szCs w:val="21"/>
-        </w:rPr>
-        <w:t>sensitivity</w:t>
-      </w:r>
-      <w:proofErr w:type="gramEnd"/>
-      <w:r>
-        <w:rPr>
-          <w:rFonts w:ascii="Arial" w:hAnsi="Arial" w:cs="Arial"/>
-          <w:i/>
-          <w:iCs/>
-          <w:color w:val="6B6B6B"/>
-          <w:sz w:val="21"/>
-          <w:szCs w:val="21"/>
-        </w:rPr>
-        <w:t>; seed 42), four conditions (raw / rules / ByT5 / hybrid), evaluation design.</w:t>
-      </w:r>
-    </w:p>
-    <w:p>
-      <w:pPr>
-        <w:rPr>
-          <w:rFonts w:ascii="Arial" w:hAnsi="Arial" w:cs="Arial"/>
-        </w:rPr>
-      </w:pPr>
-      <w:r>
-        <w:rPr>
-          <w:rFonts w:ascii="Arial" w:hAnsi="Arial" w:cs="Arial"/>
-        </w:rPr>
+        <w:t xml:space="preserve"> 1–3 pages. Restate the research question, approach, key results and their evaluation; answer the questions from the Introduction; reflect critically (what worked, what could be better); give an outlook. Introduce no new ideas here.</w:t>
+      </w:r>
+    </w:p>
+    <w:p>
+      <w:r>
         <w:t>[ … ]</w:t>
       </w:r>
     </w:p>
     <w:p>
       <w:pPr>
-        <w:pStyle w:val="Heading2"/>
-        <w:rPr>
-          <w:rFonts w:ascii="Arial" w:hAnsi="Arial" w:cs="Arial"/>
-        </w:rPr>
-      </w:pPr>
-      <w:bookmarkStart w:id="12" w:name="_Toc239442265"/>
-      <w:r>
-        <w:rPr>
-          <w:rFonts w:ascii="Arial" w:hAnsi="Arial" w:cs="Arial"/>
-        </w:rPr>
-        <w:t>RQ2 — Structured Representation</w:t>
-      </w:r>
-      <w:bookmarkEnd w:id="12"/>
-    </w:p>
-    <w:p>
-      <w:pPr>
-        <w:rPr>
-          <w:rFonts w:ascii="Arial" w:hAnsi="Arial" w:cs="Arial"/>
-        </w:rPr>
-      </w:pPr>
-      <w:r>
-        <w:rPr>
-          <w:rFonts w:ascii="Arial" w:hAnsi="Arial" w:cs="Arial"/>
-        </w:rPr>
-        <w:t>[ … ]</w:t>
-      </w:r>
-    </w:p>
-    <w:p>
-      <w:pPr>
-        <w:pStyle w:val="Heading2"/>
-        <w:rPr>
-          <w:rFonts w:ascii="Arial" w:hAnsi="Arial" w:cs="Arial"/>
-        </w:rPr>
-      </w:pPr>
-      <w:bookmarkStart w:id="13" w:name="_Toc239442266"/>
-      <w:r>
-        <w:rPr>
-          <w:rFonts w:ascii="Arial" w:hAnsi="Arial" w:cs="Arial"/>
-        </w:rPr>
-        <w:t>RQ3 — Information-Extraction Models</w:t>
-      </w:r>
-      <w:bookmarkEnd w:id="13"/>
-    </w:p>
-    <w:p>
-      <w:pPr>
-        <w:rPr>
-          <w:rFonts w:ascii="Arial" w:hAnsi="Arial" w:cs="Arial"/>
-        </w:rPr>
-      </w:pPr>
-      <w:r>
-        <w:rPr>
-          <w:rFonts w:ascii="Arial" w:hAnsi="Arial" w:cs="Arial"/>
-        </w:rPr>
-        <w:t>[ … ]</w:t>
-      </w:r>
-    </w:p>
-    <w:p>
-      <w:pPr>
-        <w:pStyle w:val="Heading2"/>
-        <w:rPr>
-          <w:rFonts w:ascii="Arial" w:hAnsi="Arial" w:cs="Arial"/>
-        </w:rPr>
-      </w:pPr>
-      <w:bookmarkStart w:id="14" w:name="_Toc239442267"/>
-      <w:r>
-        <w:rPr>
-          <w:rFonts w:ascii="Arial" w:hAnsi="Arial" w:cs="Arial"/>
-        </w:rPr>
-        <w:t>RQ4 — Leakage-Safe Case Retrieval</w:t>
-      </w:r>
-      <w:bookmarkEnd w:id="14"/>
-    </w:p>
-    <w:p>
-      <w:pPr>
-        <w:rPr>
-          <w:rFonts w:ascii="Arial" w:hAnsi="Arial" w:cs="Arial"/>
-        </w:rPr>
-      </w:pPr>
-      <w:r>
-        <w:rPr>
-          <w:rFonts w:ascii="Arial" w:hAnsi="Arial" w:cs="Arial"/>
-        </w:rPr>
-        <w:t>[ … ]</w:t>
-      </w:r>
-    </w:p>
-    <w:p>
-      <w:pPr>
-        <w:pStyle w:val="Heading2"/>
-        <w:rPr>
-          <w:rFonts w:ascii="Arial" w:hAnsi="Arial" w:cs="Arial"/>
-        </w:rPr>
-      </w:pPr>
-      <w:bookmarkStart w:id="15" w:name="_Toc239442268"/>
-      <w:r>
-        <w:rPr>
-          <w:rFonts w:ascii="Arial" w:hAnsi="Arial" w:cs="Arial"/>
-        </w:rPr>
-        <w:t>RQ5 — Calibrated Planning Support</w:t>
+        <w:pStyle w:val="Heading1"/>
+      </w:pPr>
+      <w:bookmarkStart w:id="15" w:name="_Toc239442272"/>
+      <w:r>
+        <w:t>Bibliography</w:t>
       </w:r>
       <w:bookmarkEnd w:id="15"/>
     </w:p>
     <w:p>
       <w:pPr>
-        <w:rPr>
-          <w:rFonts w:ascii="Arial" w:hAnsi="Arial" w:cs="Arial"/>
-        </w:rPr>
-      </w:pPr>
-      <w:r>
-        <w:rPr>
-          <w:rFonts w:ascii="Arial" w:hAnsi="Arial" w:cs="Arial"/>
-        </w:rPr>
-        <w:t>[ … ]</w:t>
+        <w:spacing w:line="240" w:lineRule="auto"/>
+        <w:rPr>
+          <w:sz w:val="22"/>
+          <w:szCs w:val="22"/>
+        </w:rPr>
+      </w:pPr>
+      <w:r>
+        <w:rPr>
+          <w:sz w:val="22"/>
+          <w:szCs w:val="22"/>
+        </w:rPr>
+        <w:t>[1</w:t>
+      </w:r>
+      <w:r>
+        <w:rPr>
+          <w:sz w:val="22"/>
+          <w:szCs w:val="22"/>
+        </w:rPr>
+        <w:t>] Brundage</w:t>
+      </w:r>
+      <w:r>
+        <w:rPr>
+          <w:sz w:val="22"/>
+          <w:szCs w:val="22"/>
+        </w:rPr>
+        <w:t>, M. P.; Sexton, T.; Hodkiewicz, M.; Dima, A.; Lukens, S.: Technical language processing: Unlocking maintenance knowledge. In: Manufacturing Letters, Vol. 27, 2021, pp. 42-46.</w:t>
+      </w:r>
+    </w:p>
+    <w:p>
+      <w:pPr>
+        <w:spacing w:line="240" w:lineRule="auto"/>
+        <w:rPr>
+          <w:sz w:val="22"/>
+          <w:szCs w:val="22"/>
+        </w:rPr>
+      </w:pPr>
+      <w:r>
+        <w:rPr>
+          <w:sz w:val="22"/>
+          <w:szCs w:val="22"/>
+        </w:rPr>
+        <w:t>[2</w:t>
+      </w:r>
+      <w:r>
+        <w:rPr>
+          <w:sz w:val="22"/>
+          <w:szCs w:val="22"/>
+        </w:rPr>
+        <w:t>] Akhbardeh</w:t>
+      </w:r>
+      <w:r>
+        <w:rPr>
+          <w:sz w:val="22"/>
+          <w:szCs w:val="22"/>
+        </w:rPr>
+        <w:t>, F.; Desell, T.; Zampieri, M.: MaintNet: A Collaborative Open-Source Library for Predictive Maintenance Language Resources. In: Proceedings of the 28th International Conference on Computational Linguistics (COLING): System Demonstrations, Barcelona, 2020, pp. 7-11.</w:t>
+      </w:r>
+    </w:p>
+    <w:p>
+      <w:pPr>
+        <w:spacing w:line="240" w:lineRule="auto"/>
+        <w:rPr>
+          <w:sz w:val="22"/>
+          <w:szCs w:val="22"/>
+        </w:rPr>
+      </w:pPr>
+      <w:r>
+        <w:rPr>
+          <w:sz w:val="22"/>
+          <w:szCs w:val="22"/>
+        </w:rPr>
+        <w:t>[3] Akhbardeh, F.; Desell, T.; Zampieri, M.: NLP Tools for Predictive Maintenance Records in MaintNet. In: Proceedings of the 1st Conference of the Asia-Pacific Chapter of the ACL (AACL-IJCNLP): System Demonstrations, 2020.</w:t>
+      </w:r>
+    </w:p>
+    <w:p>
+      <w:pPr>
+        <w:spacing w:line="240" w:lineRule="auto"/>
+        <w:rPr>
+          <w:sz w:val="22"/>
+          <w:szCs w:val="22"/>
+        </w:rPr>
+      </w:pPr>
+      <w:r>
+        <w:rPr>
+          <w:sz w:val="22"/>
+          <w:szCs w:val="22"/>
+        </w:rPr>
+        <w:t>[4] Bikaun, T.; Hodkiewicz, M.; Liu, W.: MaintNorm: A corpus and benchmark model for lexical normalisation and masking of industrial maintenance short text. In: Proceedings of the Ninth Workshop on Noisy and User-generated Text (W-NUT 2024), San Giljan, 2024, pp. 68-78.</w:t>
+      </w:r>
+    </w:p>
+    <w:p>
+      <w:pPr>
+        <w:spacing w:line="240" w:lineRule="auto"/>
+        <w:rPr>
+          <w:sz w:val="22"/>
+          <w:szCs w:val="22"/>
+        </w:rPr>
+      </w:pPr>
+      <w:r>
+        <w:rPr>
+          <w:sz w:val="22"/>
+          <w:szCs w:val="22"/>
+        </w:rPr>
+        <w:t>[5</w:t>
+      </w:r>
+      <w:r>
+        <w:rPr>
+          <w:sz w:val="22"/>
+          <w:szCs w:val="22"/>
+        </w:rPr>
+        <w:t>] Bikaun</w:t>
+      </w:r>
+      <w:r>
+        <w:rPr>
+          <w:sz w:val="22"/>
+          <w:szCs w:val="22"/>
+        </w:rPr>
+        <w:t>, T. K.; French, T.; Stewart, M.; Liu, W.; Hodkiewicz, M.: MaintIE: A Fine-Grained Annotation Schema and Benchmark for Information Extraction from Maintenance Short Texts. In: Proceedings of LREC-COLING 2024, Torino, 2024, pp. 10939-10951.</w:t>
+      </w:r>
+    </w:p>
+    <w:p>
+      <w:pPr>
+        <w:spacing w:line="240" w:lineRule="auto"/>
+        <w:rPr>
+          <w:sz w:val="22"/>
+          <w:szCs w:val="22"/>
+        </w:rPr>
+      </w:pPr>
+      <w:r>
+        <w:rPr>
+          <w:sz w:val="22"/>
+          <w:szCs w:val="22"/>
+        </w:rPr>
+        <w:t>[6</w:t>
+      </w:r>
+      <w:r>
+        <w:rPr>
+          <w:sz w:val="22"/>
+          <w:szCs w:val="22"/>
+        </w:rPr>
+        <w:t>] Xue</w:t>
+      </w:r>
+      <w:r>
+        <w:rPr>
+          <w:sz w:val="22"/>
+          <w:szCs w:val="22"/>
+        </w:rPr>
+        <w:t>, L.; Barua, A.; Constant, N.; Al-Rfou, R.; Narang, S.; Kale, M.; Roberts, A.; Raffel, C.: ByT5: Towards a Token-Free Future with Pre-trained Byte-to-Byte Models. In: Transactions of the ACL, Vol. 10, 2022, pp. 291-306.</w:t>
+      </w:r>
+    </w:p>
+    <w:p>
+      <w:pPr>
+        <w:spacing w:line="240" w:lineRule="auto"/>
+        <w:rPr>
+          <w:sz w:val="22"/>
+          <w:szCs w:val="22"/>
+        </w:rPr>
+      </w:pPr>
+      <w:r>
+        <w:rPr>
+          <w:sz w:val="22"/>
+          <w:szCs w:val="22"/>
+        </w:rPr>
+        <w:t>[7</w:t>
+      </w:r>
+      <w:r>
+        <w:rPr>
+          <w:sz w:val="22"/>
+          <w:szCs w:val="22"/>
+        </w:rPr>
+        <w:t>] Federal</w:t>
+      </w:r>
+      <w:r>
+        <w:rPr>
+          <w:sz w:val="22"/>
+          <w:szCs w:val="22"/>
+        </w:rPr>
+        <w:t xml:space="preserve"> Aviation Administration: 14 CFR Part 43.13 - Performance rules (general). Code of Federal Regulations, Washington DC.</w:t>
+      </w:r>
+    </w:p>
+    <w:p>
+      <w:pPr>
+        <w:spacing w:line="240" w:lineRule="auto"/>
+        <w:rPr>
+          <w:sz w:val="22"/>
+          <w:szCs w:val="22"/>
+        </w:rPr>
+      </w:pPr>
+      <w:r>
+        <w:rPr>
+          <w:sz w:val="22"/>
+          <w:szCs w:val="22"/>
+        </w:rPr>
+        <w:lastRenderedPageBreak/>
+        <w:t>[8</w:t>
+      </w:r>
+      <w:r>
+        <w:rPr>
+          <w:sz w:val="22"/>
+          <w:szCs w:val="22"/>
+        </w:rPr>
+        <w:t>] European</w:t>
+      </w:r>
+      <w:r>
+        <w:rPr>
+          <w:sz w:val="22"/>
+          <w:szCs w:val="22"/>
+        </w:rPr>
+        <w:t xml:space="preserve"> Commission: Commission Regulation (EU) No 1321/2014 on the continuing airworthiness of aircraft and aeronautical products, parts and appliances. Official Journal of the European Union, 2014.</w:t>
+      </w:r>
+    </w:p>
+    <w:p>
+      <w:pPr>
+        <w:spacing w:line="240" w:lineRule="auto"/>
+        <w:rPr>
+          <w:sz w:val="22"/>
+          <w:szCs w:val="22"/>
+        </w:rPr>
+      </w:pPr>
+      <w:r>
+        <w:rPr>
+          <w:sz w:val="22"/>
+          <w:szCs w:val="22"/>
+        </w:rPr>
+        <w:t>[9</w:t>
+      </w:r>
+      <w:r>
+        <w:rPr>
+          <w:sz w:val="22"/>
+          <w:szCs w:val="22"/>
+        </w:rPr>
+        <w:t>] European</w:t>
+      </w:r>
+      <w:r>
+        <w:rPr>
+          <w:sz w:val="22"/>
+          <w:szCs w:val="22"/>
+        </w:rPr>
+        <w:t xml:space="preserve"> Union Aviation Safety Agency (EASA): EASA Concept Paper - Guidance for Level 1 and 2 Machine Learning Applications. Cologne, 2024.</w:t>
+      </w:r>
+    </w:p>
+    <w:p>
+      <w:pPr>
+        <w:spacing w:line="240" w:lineRule="auto"/>
+      </w:pPr>
+      <w:r>
+        <w:rPr>
+          <w:sz w:val="22"/>
+          <w:szCs w:val="22"/>
+        </w:rPr>
+        <w:t>[10</w:t>
+      </w:r>
+      <w:r>
+        <w:rPr>
+          <w:sz w:val="22"/>
+          <w:szCs w:val="22"/>
+        </w:rPr>
+        <w:t>] National</w:t>
+      </w:r>
+      <w:r>
+        <w:rPr>
+          <w:sz w:val="22"/>
+          <w:szCs w:val="22"/>
+        </w:rPr>
+        <w:t xml:space="preserve"> Institute of Standards and Technology: Artificial Intelligence Risk Management Framework (AI RMF 1.0). NIST, Gaithersburg, 2023.</w:t>
+      </w:r>
+      <w:r>
+        <w:br w:type="page"/>
       </w:r>
     </w:p>
     <w:p>
       <w:pPr>
         <w:pStyle w:val="Heading1"/>
-        <w:rPr>
-          <w:rFonts w:ascii="Arial" w:hAnsi="Arial" w:cs="Arial"/>
-        </w:rPr>
-      </w:pPr>
-      <w:bookmarkStart w:id="16" w:name="_Toc239442269"/>
-      <w:r>
-        <w:rPr>
-          <w:rFonts w:ascii="Arial" w:hAnsi="Arial" w:cs="Arial"/>
-        </w:rPr>
-        <w:t>Results</w:t>
+      </w:pPr>
+      <w:bookmarkStart w:id="16" w:name="_Toc239442273"/>
+      <w:r>
+        <w:lastRenderedPageBreak/>
+        <w:t>Appendix</w:t>
       </w:r>
       <w:bookmarkEnd w:id="16"/>
     </w:p>
     <w:p>
       <w:pPr>
         <w:spacing w:line="276" w:lineRule="auto"/>
-        <w:rPr>
-          <w:rFonts w:ascii="Arial" w:hAnsi="Arial" w:cs="Arial"/>
-        </w:rPr>
       </w:pPr>
       <w:r>
         <w:rPr>
@@ -4781,415 +4923,64 @@
       </w:r>
       <w:r>
         <w:rPr>
-          <w:rFonts w:ascii="Arial" w:hAnsi="Arial" w:cs="Arial"/>
           <w:i/>
           <w:iCs/>
           <w:color w:val="6B6B6B"/>
           <w:sz w:val="21"/>
           <w:szCs w:val="21"/>
         </w:rPr>
-        <w:t xml:space="preserve"> 4–12 pages. Present and explain results only — do NOT interpret or discuss here. Give individual results, then </w:t>
-      </w:r>
-      <w:proofErr w:type="spellStart"/>
-      <w:r>
-        <w:rPr>
-          <w:rFonts w:ascii="Arial" w:hAnsi="Arial" w:cs="Arial"/>
-          <w:i/>
-          <w:iCs/>
-          <w:color w:val="6B6B6B"/>
-          <w:sz w:val="21"/>
-          <w:szCs w:val="21"/>
-        </w:rPr>
-        <w:t>summarise</w:t>
-      </w:r>
-      <w:proofErr w:type="spellEnd"/>
-      <w:r>
-        <w:rPr>
-          <w:rFonts w:ascii="Arial" w:hAnsi="Arial" w:cs="Arial"/>
-          <w:i/>
-          <w:iCs/>
-          <w:color w:val="6B6B6B"/>
-          <w:sz w:val="21"/>
-          <w:szCs w:val="21"/>
-        </w:rPr>
-        <w:t xml:space="preserve"> the most important ones </w:t>
+        <w:t xml:space="preserve"> Own title page in the final version. Number items A1, A1.1, A2 … and list them in the Table of Contents. Programming code goes on the electronic data carrier — it is NOT printed.</w:t>
+      </w:r>
+    </w:p>
+    <w:p>
+      <w:pPr>
+        <w:pStyle w:val="Heading2"/>
+      </w:pPr>
+      <w:bookmarkStart w:id="17" w:name="_Toc239442274"/>
+      <w:r>
+        <w:t>A</w:t>
       </w:r>
       <w:proofErr w:type="gramStart"/>
       <w:r>
-        <w:rPr>
-          <w:rFonts w:ascii="Arial" w:hAnsi="Arial" w:cs="Arial"/>
-          <w:i/>
-          <w:iCs/>
-          <w:color w:val="6B6B6B"/>
-          <w:sz w:val="21"/>
-          <w:szCs w:val="21"/>
-        </w:rPr>
-        <w:t>in</w:t>
+        <w:t>1  Additional</w:t>
       </w:r>
       <w:proofErr w:type="gramEnd"/>
       <w:r>
-        <w:rPr>
-          <w:rFonts w:ascii="Arial" w:hAnsi="Arial" w:cs="Arial"/>
-          <w:i/>
-          <w:iCs/>
-          <w:color w:val="6B6B6B"/>
-          <w:sz w:val="21"/>
-          <w:szCs w:val="21"/>
-        </w:rPr>
-        <w:t xml:space="preserve"> a clearly structured table. Every figure/table must be referred to in the running text. Report deviations/inaccuracies.</w:t>
-      </w:r>
-    </w:p>
-    <w:p>
-      <w:pPr>
-        <w:rPr>
-          <w:rFonts w:ascii="Arial" w:hAnsi="Arial" w:cs="Arial"/>
-        </w:rPr>
-      </w:pPr>
-      <w:r>
-        <w:rPr>
-          <w:rFonts w:ascii="Arial" w:hAnsi="Arial" w:cs="Arial"/>
-        </w:rPr>
+        <w:t xml:space="preserve"> Result Tables</w:t>
+      </w:r>
+      <w:bookmarkEnd w:id="17"/>
+    </w:p>
+    <w:p>
+      <w:r>
         <w:t>[ … ]</w:t>
       </w:r>
     </w:p>
     <w:p>
       <w:pPr>
-        <w:pStyle w:val="Heading1"/>
-        <w:rPr>
-          <w:rFonts w:ascii="Arial" w:hAnsi="Arial" w:cs="Arial"/>
-        </w:rPr>
-      </w:pPr>
-      <w:bookmarkStart w:id="17" w:name="_Toc239442270"/>
-      <w:r>
-        <w:rPr>
-          <w:rFonts w:ascii="Arial" w:hAnsi="Arial" w:cs="Arial"/>
-        </w:rPr>
-        <w:t>Discussion</w:t>
-      </w:r>
-      <w:bookmarkEnd w:id="17"/>
-    </w:p>
-    <w:p>
-      <w:pPr>
-        <w:spacing w:line="276" w:lineRule="auto"/>
-        <w:rPr>
-          <w:rFonts w:ascii="Arial" w:hAnsi="Arial" w:cs="Arial"/>
-        </w:rPr>
-      </w:pPr>
-      <w:r>
-        <w:rPr>
-          <w:rFonts w:ascii="Cambria Math" w:hAnsi="Cambria Math" w:cs="Cambria Math"/>
-          <w:i/>
-          <w:iCs/>
-          <w:color w:val="6B6B6B"/>
-          <w:sz w:val="21"/>
-          <w:szCs w:val="21"/>
-        </w:rPr>
-        <w:t>▸</w:t>
-      </w:r>
-      <w:r>
-        <w:rPr>
-          <w:rFonts w:ascii="Arial" w:hAnsi="Arial" w:cs="Arial"/>
-          <w:i/>
-          <w:iCs/>
-          <w:color w:val="6B6B6B"/>
-          <w:sz w:val="21"/>
-          <w:szCs w:val="21"/>
-        </w:rPr>
-        <w:t xml:space="preserve"> Interpret the results against each research question, with the claim boundaries (</w:t>
+        <w:pStyle w:val="Heading2"/>
+      </w:pPr>
+      <w:bookmarkStart w:id="18" w:name="_Toc239442275"/>
+      <w:r>
+        <w:t>A</w:t>
       </w:r>
       <w:proofErr w:type="gramStart"/>
       <w:r>
-        <w:rPr>
-          <w:rFonts w:ascii="Arial" w:hAnsi="Arial" w:cs="Arial"/>
-          <w:i/>
-          <w:iCs/>
-          <w:color w:val="6B6B6B"/>
-          <w:sz w:val="21"/>
-          <w:szCs w:val="21"/>
-        </w:rPr>
-        <w:t>historical-agreement</w:t>
+        <w:t>2  Full</w:t>
       </w:r>
       <w:proofErr w:type="gramEnd"/>
       <w:r>
-        <w:rPr>
-          <w:rFonts w:ascii="Arial" w:hAnsi="Arial" w:cs="Arial"/>
-          <w:i/>
-          <w:iCs/>
-          <w:color w:val="6B6B6B"/>
-          <w:sz w:val="21"/>
-          <w:szCs w:val="21"/>
-        </w:rPr>
-        <w:t xml:space="preserve"> ≠ technical correctness). Compare against the state of the art from the Fundamentals chapter.</w:t>
-      </w:r>
-    </w:p>
-    <w:p>
-      <w:pPr>
-        <w:rPr>
-          <w:rFonts w:ascii="Arial" w:hAnsi="Arial" w:cs="Arial"/>
-        </w:rPr>
-      </w:pPr>
-      <w:r>
-        <w:rPr>
-          <w:rFonts w:ascii="Arial" w:hAnsi="Arial" w:cs="Arial"/>
-        </w:rPr>
+        <w:t xml:space="preserve"> Schema Definition</w:t>
+      </w:r>
+      <w:bookmarkEnd w:id="18"/>
+    </w:p>
+    <w:p>
+      <w:r>
         <w:t>[ … ]</w:t>
       </w:r>
     </w:p>
-    <w:p>
-      <w:pPr>
-        <w:pStyle w:val="Heading1"/>
-        <w:rPr>
-          <w:rFonts w:ascii="Arial" w:hAnsi="Arial" w:cs="Arial"/>
-        </w:rPr>
-      </w:pPr>
-      <w:bookmarkStart w:id="18" w:name="_Toc239442271"/>
-      <w:r>
-        <w:rPr>
-          <w:rFonts w:ascii="Arial" w:hAnsi="Arial" w:cs="Arial"/>
-        </w:rPr>
-        <w:lastRenderedPageBreak/>
-        <w:t>Summary and Prospects</w:t>
-      </w:r>
-      <w:bookmarkEnd w:id="18"/>
-    </w:p>
-    <w:p>
-      <w:pPr>
-        <w:spacing w:line="276" w:lineRule="auto"/>
-        <w:rPr>
-          <w:rFonts w:ascii="Arial" w:hAnsi="Arial" w:cs="Arial"/>
-        </w:rPr>
-      </w:pPr>
-      <w:r>
-        <w:rPr>
-          <w:rFonts w:ascii="Cambria Math" w:hAnsi="Cambria Math" w:cs="Cambria Math"/>
-          <w:i/>
-          <w:iCs/>
-          <w:color w:val="6B6B6B"/>
-          <w:sz w:val="21"/>
-          <w:szCs w:val="21"/>
-        </w:rPr>
-        <w:t>▸</w:t>
-      </w:r>
-      <w:r>
-        <w:rPr>
-          <w:rFonts w:ascii="Arial" w:hAnsi="Arial" w:cs="Arial"/>
-          <w:i/>
-          <w:iCs/>
-          <w:color w:val="6B6B6B"/>
-          <w:sz w:val="21"/>
-          <w:szCs w:val="21"/>
-        </w:rPr>
-        <w:t xml:space="preserve"> 1–3 pages. Restate the research question, approach, key results and their evaluation; answer the questions from the Introduction; reflect critically (what worked, what could be better); give an outlook. Introduce no new ideas here.</w:t>
-      </w:r>
-    </w:p>
-    <w:p>
-      <w:pPr>
-        <w:rPr>
-          <w:rFonts w:ascii="Arial" w:hAnsi="Arial" w:cs="Arial"/>
-        </w:rPr>
-      </w:pPr>
-      <w:r>
-        <w:rPr>
-          <w:rFonts w:ascii="Arial" w:hAnsi="Arial" w:cs="Arial"/>
-        </w:rPr>
-        <w:t>[ … ]</w:t>
-      </w:r>
-    </w:p>
-    <w:p>
-      <w:pPr>
-        <w:pStyle w:val="Heading1"/>
-        <w:rPr>
-          <w:rFonts w:ascii="Arial" w:hAnsi="Arial" w:cs="Arial"/>
-        </w:rPr>
-      </w:pPr>
-      <w:bookmarkStart w:id="19" w:name="_Toc239442272"/>
-      <w:r>
-        <w:rPr>
-          <w:rFonts w:ascii="Arial" w:hAnsi="Arial" w:cs="Arial"/>
-        </w:rPr>
-        <w:t>Bibliography</w:t>
-      </w:r>
-      <w:bookmarkEnd w:id="19"/>
-    </w:p>
-    <w:p>
-      <w:pPr>
-        <w:spacing w:line="276" w:lineRule="auto"/>
-        <w:rPr>
-          <w:rFonts w:ascii="Arial" w:hAnsi="Arial" w:cs="Arial"/>
-        </w:rPr>
-      </w:pPr>
-      <w:r>
-        <w:rPr>
-          <w:rFonts w:ascii="Cambria Math" w:hAnsi="Cambria Math" w:cs="Cambria Math"/>
-          <w:i/>
-          <w:iCs/>
-          <w:color w:val="6B6B6B"/>
-          <w:sz w:val="21"/>
-          <w:szCs w:val="21"/>
-        </w:rPr>
-        <w:t>▸</w:t>
-      </w:r>
-      <w:r>
-        <w:rPr>
-          <w:rFonts w:ascii="Arial" w:hAnsi="Arial" w:cs="Arial"/>
-          <w:i/>
-          <w:iCs/>
-          <w:color w:val="6B6B6B"/>
-          <w:sz w:val="21"/>
-          <w:szCs w:val="21"/>
-        </w:rPr>
-        <w:t xml:space="preserve"> Generate with your reference manager (Zotero). Use one DIN-compliant style, sources numbered by citation order or alphabetical, in-text as [1] or [1, p. 233]. Every web source needs an access date. Confirm the exact style with your supervisor.</w:t>
-      </w:r>
-    </w:p>
-    <w:p>
-      <w:pPr>
-        <w:rPr>
-          <w:rFonts w:ascii="Arial" w:hAnsi="Arial" w:cs="Arial"/>
-        </w:rPr>
-      </w:pPr>
-      <w:r>
-        <w:rPr>
-          <w:rFonts w:ascii="Arial" w:hAnsi="Arial" w:cs="Arial"/>
-        </w:rPr>
-        <w:br w:type="page"/>
-      </w:r>
-    </w:p>
-    <w:p>
-      <w:pPr>
-        <w:pStyle w:val="Heading1"/>
-        <w:rPr>
-          <w:rFonts w:ascii="Arial" w:hAnsi="Arial" w:cs="Arial"/>
-        </w:rPr>
-      </w:pPr>
-      <w:bookmarkStart w:id="20" w:name="_Toc239442273"/>
-      <w:r>
-        <w:rPr>
-          <w:rFonts w:ascii="Arial" w:hAnsi="Arial" w:cs="Arial"/>
-        </w:rPr>
-        <w:lastRenderedPageBreak/>
-        <w:t>Appendix</w:t>
-      </w:r>
-      <w:bookmarkEnd w:id="20"/>
-    </w:p>
-    <w:p>
-      <w:pPr>
-        <w:spacing w:line="276" w:lineRule="auto"/>
-        <w:rPr>
-          <w:rFonts w:ascii="Arial" w:hAnsi="Arial" w:cs="Arial"/>
-        </w:rPr>
-      </w:pPr>
-      <w:r>
-        <w:rPr>
-          <w:rFonts w:ascii="Cambria Math" w:hAnsi="Cambria Math" w:cs="Cambria Math"/>
-          <w:i/>
-          <w:iCs/>
-          <w:color w:val="6B6B6B"/>
-          <w:sz w:val="21"/>
-          <w:szCs w:val="21"/>
-        </w:rPr>
-        <w:t>▸</w:t>
-      </w:r>
-      <w:r>
-        <w:rPr>
-          <w:rFonts w:ascii="Arial" w:hAnsi="Arial" w:cs="Arial"/>
-          <w:i/>
-          <w:iCs/>
-          <w:color w:val="6B6B6B"/>
-          <w:sz w:val="21"/>
-          <w:szCs w:val="21"/>
-        </w:rPr>
-        <w:t xml:space="preserve"> Own title page in the final version. Number items A1, A1.1, A2 … and list them in the Table of Contents. Programming code goes on the electronic data carrier — it is NOT printed.</w:t>
-      </w:r>
-    </w:p>
-    <w:p>
-      <w:pPr>
-        <w:pStyle w:val="Heading2"/>
-        <w:rPr>
-          <w:rFonts w:ascii="Arial" w:hAnsi="Arial" w:cs="Arial"/>
-        </w:rPr>
-      </w:pPr>
-      <w:bookmarkStart w:id="21" w:name="_Toc239442274"/>
-      <w:r>
-        <w:rPr>
-          <w:rFonts w:ascii="Arial" w:hAnsi="Arial" w:cs="Arial"/>
-        </w:rPr>
-        <w:t>A</w:t>
-      </w:r>
-      <w:proofErr w:type="gramStart"/>
-      <w:r>
-        <w:rPr>
-          <w:rFonts w:ascii="Arial" w:hAnsi="Arial" w:cs="Arial"/>
-        </w:rPr>
-        <w:t>1  Additional</w:t>
-      </w:r>
-      <w:proofErr w:type="gramEnd"/>
-      <w:r>
-        <w:rPr>
-          <w:rFonts w:ascii="Arial" w:hAnsi="Arial" w:cs="Arial"/>
-        </w:rPr>
-        <w:t xml:space="preserve"> Result Tables</w:t>
-      </w:r>
-      <w:bookmarkEnd w:id="21"/>
-    </w:p>
-    <w:p>
-      <w:pPr>
-        <w:rPr>
-          <w:rFonts w:ascii="Arial" w:hAnsi="Arial" w:cs="Arial"/>
-        </w:rPr>
-      </w:pPr>
-      <w:r>
-        <w:rPr>
-          <w:rFonts w:ascii="Arial" w:hAnsi="Arial" w:cs="Arial"/>
-        </w:rPr>
-        <w:t>[ … ]</w:t>
-      </w:r>
-    </w:p>
-    <w:p>
-      <w:pPr>
-        <w:pStyle w:val="Heading2"/>
-        <w:rPr>
-          <w:rFonts w:ascii="Arial" w:hAnsi="Arial" w:cs="Arial"/>
-        </w:rPr>
-      </w:pPr>
-      <w:bookmarkStart w:id="22" w:name="_Toc239442275"/>
-      <w:r>
-        <w:rPr>
-          <w:rFonts w:ascii="Arial" w:hAnsi="Arial" w:cs="Arial"/>
-        </w:rPr>
-        <w:t>A</w:t>
-      </w:r>
-      <w:proofErr w:type="gramStart"/>
-      <w:r>
-        <w:rPr>
-          <w:rFonts w:ascii="Arial" w:hAnsi="Arial" w:cs="Arial"/>
-        </w:rPr>
-        <w:t>2  Full</w:t>
-      </w:r>
-      <w:proofErr w:type="gramEnd"/>
-      <w:r>
-        <w:rPr>
-          <w:rFonts w:ascii="Arial" w:hAnsi="Arial" w:cs="Arial"/>
-        </w:rPr>
-        <w:t xml:space="preserve"> Schema Definition</w:t>
-      </w:r>
-      <w:bookmarkEnd w:id="22"/>
-    </w:p>
-    <w:p>
-      <w:pPr>
-        <w:rPr>
-          <w:rFonts w:ascii="Arial" w:hAnsi="Arial" w:cs="Arial"/>
-        </w:rPr>
-      </w:pPr>
-      <w:r>
-        <w:rPr>
-          <w:rFonts w:ascii="Arial" w:hAnsi="Arial" w:cs="Arial"/>
-        </w:rPr>
-        <w:t>[ … ]</w:t>
-      </w:r>
-    </w:p>
     <w:sectPr>
-      <w:headerReference w:type="default" r:id="rId11"/>
-      <w:footerReference w:type="default" r:id="rId12"/>
+      <w:headerReference w:type="default" r:id="rId13"/>
+      <w:footerReference w:type="default" r:id="rId14"/>
       <w:pgSz w:w="11906" w:h="16838"/>
       <w:pgMar w:top="1417" w:right="1134" w:bottom="1417" w:left="1701" w:header="708" w:footer="708" w:gutter="0"/>
       <w:pgNumType w:start="1"/>
@@ -5402,6 +5193,119 @@
 <file path=word/numbering.xml><?xml version="1.0" encoding="utf-8"?>
 <w:numbering xmlns:wpc="http://schemas.microsoft.com/office/word/2010/wordprocessingCanvas" xmlns:cx="http://schemas.microsoft.com/office/drawing/2014/chartex" xmlns:cx1="http://schemas.microsoft.com/office/drawing/2015/9/8/chartex" xmlns:cx2="http://schemas.microsoft.com/office/drawing/2015/10/21/chartex" xmlns:cx3="http://schemas.microsoft.com/office/drawing/2016/5/9/chartex" xmlns:cx4="http://schemas.microsoft.com/office/drawing/2016/5/10/chartex" xmlns:cx5="http://schemas.microsoft.com/office/drawing/2016/5/11/chartex" xmlns:cx6="http://schemas.microsoft.com/office/drawing/2016/5/12/chartex" xmlns:cx7="http://schemas.microsoft.com/office/drawing/2016/5/13/chartex" xmlns:cx8="http://schemas.microsoft.com/office/drawing/2016/5/14/chartex" xmlns:mc="http://schemas.openxmlformats.org/markup-compatibility/2006" xmlns:aink="http://schemas.microsoft.com/office/drawing/2016/ink" xmlns:am3d="http://schemas.microsoft.com/office/drawing/2017/model3d" xmlns:o="urn:schemas-microsoft-com:office:office" xmlns:oel="http://schemas.microsoft.com/office/2019/extlst" xmlns:r="http://schemas.openxmlformats.org/officeDocument/2006/relationships" xmlns:m="http://schemas.openxmlformats.org/officeDocument/2006/math" xmlns:v="urn:schemas-microsoft-com:vml" xmlns:wp14="http://schemas.microsoft.com/office/word/2010/wordprocessingDrawing" xmlns:wp="http://schemas.openxmlformats.org/drawingml/2006/wordprocessingDrawing" xmlns:w10="urn:schemas-microsoft-com:office:word" xmlns:w="http://schemas.openxmlformats.org/wordprocessingml/2006/main" xmlns:w14="http://schemas.microsoft.com/office/word/2010/wordml" xmlns:w15="http://schemas.microsoft.com/office/word/2012/wordml" xmlns:w16cex="http://schemas.microsoft.com/office/word/2018/wordml/cex" xmlns:w16cid="http://schemas.microsoft.com/office/word/2016/wordml/cid" xmlns:w16="http://schemas.microsoft.com/office/word/2018/wordml" xmlns:w16du="http://schemas.microsoft.com/office/word/2023/wordml/word16du" xmlns:w16sdtdh="http://schemas.microsoft.com/office/word/2020/wordml/sdtdatahash" xmlns:w16sdtfl="http://schemas.microsoft.com/office/word/2024/wordml/sdtformatlock" xmlns:w16se="http://schemas.microsoft.com/office/word/2015/wordml/symex" xmlns:wpg="http://schemas.microsoft.com/office/word/2010/wordprocessingGroup" xmlns:wpi="http://schemas.microsoft.com/office/word/2010/wordprocessingInk" xmlns:wne="http://schemas.microsoft.com/office/word/2006/wordml" xmlns:wps="http://schemas.microsoft.com/office/word/2010/wordprocessingShape" mc:Ignorable="w14 w15 w16se w16cid w16 w16cex w16sdtdh w16sdtfl w16du wp14">
   <w:abstractNum w:abstractNumId="0" w15:restartNumberingAfterBreak="0">
+    <w:nsid w:val="00E047A6"/>
+    <w:multiLevelType w:val="hybridMultilevel"/>
+    <w:tmpl w:val="F6F6EEFE"/>
+    <w:lvl w:ilvl="0" w:tplc="04090001">
+      <w:start w:val="1"/>
+      <w:numFmt w:val="bullet"/>
+      <w:lvlText w:val=""/>
+      <w:lvlJc w:val="left"/>
+      <w:pPr>
+        <w:ind w:left="720" w:hanging="360"/>
+      </w:pPr>
+      <w:rPr>
+        <w:rFonts w:ascii="Symbol" w:hAnsi="Symbol" w:hint="default"/>
+      </w:rPr>
+    </w:lvl>
+    <w:lvl w:ilvl="1" w:tplc="04090003" w:tentative="1">
+      <w:start w:val="1"/>
+      <w:numFmt w:val="bullet"/>
+      <w:lvlText w:val="o"/>
+      <w:lvlJc w:val="left"/>
+      <w:pPr>
+        <w:ind w:left="1440" w:hanging="360"/>
+      </w:pPr>
+      <w:rPr>
+        <w:rFonts w:ascii="Courier New" w:hAnsi="Courier New" w:cs="Courier New" w:hint="default"/>
+      </w:rPr>
+    </w:lvl>
+    <w:lvl w:ilvl="2" w:tplc="04090005" w:tentative="1">
+      <w:start w:val="1"/>
+      <w:numFmt w:val="bullet"/>
+      <w:lvlText w:val=""/>
+      <w:lvlJc w:val="left"/>
+      <w:pPr>
+        <w:ind w:left="2160" w:hanging="360"/>
+      </w:pPr>
+      <w:rPr>
+        <w:rFonts w:ascii="Wingdings" w:hAnsi="Wingdings" w:hint="default"/>
+      </w:rPr>
+    </w:lvl>
+    <w:lvl w:ilvl="3" w:tplc="04090001" w:tentative="1">
+      <w:start w:val="1"/>
+      <w:numFmt w:val="bullet"/>
+      <w:lvlText w:val=""/>
+      <w:lvlJc w:val="left"/>
+      <w:pPr>
+        <w:ind w:left="2880" w:hanging="360"/>
+      </w:pPr>
+      <w:rPr>
+        <w:rFonts w:ascii="Symbol" w:hAnsi="Symbol" w:hint="default"/>
+      </w:rPr>
+    </w:lvl>
+    <w:lvl w:ilvl="4" w:tplc="04090003" w:tentative="1">
+      <w:start w:val="1"/>
+      <w:numFmt w:val="bullet"/>
+      <w:lvlText w:val="o"/>
+      <w:lvlJc w:val="left"/>
+      <w:pPr>
+        <w:ind w:left="3600" w:hanging="360"/>
+      </w:pPr>
+      <w:rPr>
+        <w:rFonts w:ascii="Courier New" w:hAnsi="Courier New" w:cs="Courier New" w:hint="default"/>
+      </w:rPr>
+    </w:lvl>
+    <w:lvl w:ilvl="5" w:tplc="04090005" w:tentative="1">
+      <w:start w:val="1"/>
+      <w:numFmt w:val="bullet"/>
+      <w:lvlText w:val=""/>
+      <w:lvlJc w:val="left"/>
+      <w:pPr>
+        <w:ind w:left="4320" w:hanging="360"/>
+      </w:pPr>
+      <w:rPr>
+        <w:rFonts w:ascii="Wingdings" w:hAnsi="Wingdings" w:hint="default"/>
+      </w:rPr>
+    </w:lvl>
+    <w:lvl w:ilvl="6" w:tplc="04090001" w:tentative="1">
+      <w:start w:val="1"/>
+      <w:numFmt w:val="bullet"/>
+      <w:lvlText w:val=""/>
+      <w:lvlJc w:val="left"/>
+      <w:pPr>
+        <w:ind w:left="5040" w:hanging="360"/>
+      </w:pPr>
+      <w:rPr>
+        <w:rFonts w:ascii="Symbol" w:hAnsi="Symbol" w:hint="default"/>
+      </w:rPr>
+    </w:lvl>
+    <w:lvl w:ilvl="7" w:tplc="04090003" w:tentative="1">
+      <w:start w:val="1"/>
+      <w:numFmt w:val="bullet"/>
+      <w:lvlText w:val="o"/>
+      <w:lvlJc w:val="left"/>
+      <w:pPr>
+        <w:ind w:left="5760" w:hanging="360"/>
+      </w:pPr>
+      <w:rPr>
+        <w:rFonts w:ascii="Courier New" w:hAnsi="Courier New" w:cs="Courier New" w:hint="default"/>
+      </w:rPr>
+    </w:lvl>
+    <w:lvl w:ilvl="8" w:tplc="04090005" w:tentative="1">
+      <w:start w:val="1"/>
+      <w:numFmt w:val="bullet"/>
+      <w:lvlText w:val=""/>
+      <w:lvlJc w:val="left"/>
+      <w:pPr>
+        <w:ind w:left="6480" w:hanging="360"/>
+      </w:pPr>
+      <w:rPr>
+        <w:rFonts w:ascii="Wingdings" w:hAnsi="Wingdings" w:hint="default"/>
+      </w:rPr>
+    </w:lvl>
+  </w:abstractNum>
+  <w:abstractNum w:abstractNumId="1" w15:restartNumberingAfterBreak="0">
     <w:nsid w:val="54F9179E"/>
     <w:multiLevelType w:val="multilevel"/>
     <w:tmpl w:val="20F4AD36"/>
@@ -5475,7 +5379,7 @@
       <w:lvlJc w:val="left"/>
     </w:lvl>
   </w:abstractNum>
-  <w:abstractNum w:abstractNumId="1" w15:restartNumberingAfterBreak="0">
+  <w:abstractNum w:abstractNumId="2" w15:restartNumberingAfterBreak="0">
     <w:nsid w:val="71941AD8"/>
     <w:multiLevelType w:val="hybridMultilevel"/>
     <w:tmpl w:val="BF2A33B6"/>
@@ -5562,16 +5466,19 @@
     </w:lvl>
   </w:abstractNum>
   <w:num w:numId="1" w16cid:durableId="405493638">
+    <w:abstractNumId w:val="2"/>
+    <w:lvlOverride w:ilvl="0">
+      <w:startOverride w:val="1"/>
+    </w:lvlOverride>
+  </w:num>
+  <w:num w:numId="2" w16cid:durableId="1170944807">
     <w:abstractNumId w:val="1"/>
     <w:lvlOverride w:ilvl="0">
       <w:startOverride w:val="1"/>
     </w:lvlOverride>
   </w:num>
-  <w:num w:numId="2" w16cid:durableId="1170944807">
+  <w:num w:numId="3" w16cid:durableId="1999840264">
     <w:abstractNumId w:val="0"/>
-    <w:lvlOverride w:ilvl="0">
-      <w:startOverride w:val="1"/>
-    </w:lvlOverride>
   </w:num>
 </w:numbering>
 </file>
@@ -6085,7 +5992,6 @@
   <w:style w:type="character" w:default="1" w:styleId="DefaultParagraphFont">
     <w:name w:val="Default Paragraph Font"/>
     <w:uiPriority w:val="1"/>
-    <w:semiHidden/>
     <w:unhideWhenUsed/>
   </w:style>
   <w:style w:type="table" w:default="1" w:styleId="TableNormal">
@@ -6230,6 +6136,190 @@
     <w:pPr>
       <w:spacing w:after="100"/>
       <w:ind w:left="240"/>
+    </w:pPr>
+  </w:style>
+  <w:style w:type="table" w:styleId="TableGrid">
+    <w:name w:val="Table Grid"/>
+    <w:basedOn w:val="TableNormal"/>
+    <w:uiPriority w:val="39"/>
+    <w:rsid w:val="005C3149"/>
+    <w:pPr>
+      <w:spacing w:after="0" w:line="240" w:lineRule="auto"/>
+    </w:pPr>
+    <w:tblPr>
+      <w:tblBorders>
+        <w:top w:val="single" w:sz="4" w:space="0" w:color="auto"/>
+        <w:left w:val="single" w:sz="4" w:space="0" w:color="auto"/>
+        <w:bottom w:val="single" w:sz="4" w:space="0" w:color="auto"/>
+        <w:right w:val="single" w:sz="4" w:space="0" w:color="auto"/>
+        <w:insideH w:val="single" w:sz="4" w:space="0" w:color="auto"/>
+        <w:insideV w:val="single" w:sz="4" w:space="0" w:color="auto"/>
+      </w:tblBorders>
+    </w:tblPr>
+  </w:style>
+  <w:style w:type="table" w:styleId="PlainTable3">
+    <w:name w:val="Plain Table 3"/>
+    <w:basedOn w:val="TableNormal"/>
+    <w:uiPriority w:val="43"/>
+    <w:rsid w:val="00195A8E"/>
+    <w:pPr>
+      <w:spacing w:after="0" w:line="240" w:lineRule="auto"/>
+    </w:pPr>
+    <w:tblPr>
+      <w:tblStyleRowBandSize w:val="1"/>
+      <w:tblStyleColBandSize w:val="1"/>
+    </w:tblPr>
+    <w:tblStylePr w:type="firstRow">
+      <w:rPr>
+        <w:b/>
+        <w:bCs/>
+        <w:caps/>
+      </w:rPr>
+      <w:tblPr/>
+      <w:tcPr>
+        <w:tcBorders>
+          <w:bottom w:val="single" w:sz="4" w:space="0" w:color="7F7F7F" w:themeColor="text1" w:themeTint="80"/>
+        </w:tcBorders>
+      </w:tcPr>
+    </w:tblStylePr>
+    <w:tblStylePr w:type="lastRow">
+      <w:rPr>
+        <w:b/>
+        <w:bCs/>
+        <w:caps/>
+      </w:rPr>
+      <w:tblPr/>
+      <w:tcPr>
+        <w:tcBorders>
+          <w:top w:val="nil"/>
+        </w:tcBorders>
+      </w:tcPr>
+    </w:tblStylePr>
+    <w:tblStylePr w:type="firstCol">
+      <w:rPr>
+        <w:b/>
+        <w:bCs/>
+        <w:caps/>
+      </w:rPr>
+      <w:tblPr/>
+      <w:tcPr>
+        <w:tcBorders>
+          <w:right w:val="single" w:sz="4" w:space="0" w:color="7F7F7F" w:themeColor="text1" w:themeTint="80"/>
+        </w:tcBorders>
+      </w:tcPr>
+    </w:tblStylePr>
+    <w:tblStylePr w:type="lastCol">
+      <w:rPr>
+        <w:b/>
+        <w:bCs/>
+        <w:caps/>
+      </w:rPr>
+      <w:tblPr/>
+      <w:tcPr>
+        <w:tcBorders>
+          <w:left w:val="nil"/>
+        </w:tcBorders>
+      </w:tcPr>
+    </w:tblStylePr>
+    <w:tblStylePr w:type="band1Vert">
+      <w:tblPr/>
+      <w:tcPr>
+        <w:shd w:val="clear" w:color="auto" w:fill="F2F2F2" w:themeFill="background1" w:themeFillShade="F2"/>
+      </w:tcPr>
+    </w:tblStylePr>
+    <w:tblStylePr w:type="band1Horz">
+      <w:tblPr/>
+      <w:tcPr>
+        <w:shd w:val="clear" w:color="auto" w:fill="F2F2F2" w:themeFill="background1" w:themeFillShade="F2"/>
+      </w:tcPr>
+    </w:tblStylePr>
+    <w:tblStylePr w:type="neCell">
+      <w:tblPr/>
+      <w:tcPr>
+        <w:tcBorders>
+          <w:left w:val="nil"/>
+        </w:tcBorders>
+      </w:tcPr>
+    </w:tblStylePr>
+    <w:tblStylePr w:type="nwCell">
+      <w:tblPr/>
+      <w:tcPr>
+        <w:tcBorders>
+          <w:right w:val="nil"/>
+        </w:tcBorders>
+      </w:tcPr>
+    </w:tblStylePr>
+  </w:style>
+  <w:style w:type="table" w:styleId="PlainTable1">
+    <w:name w:val="Plain Table 1"/>
+    <w:basedOn w:val="TableNormal"/>
+    <w:uiPriority w:val="41"/>
+    <w:rsid w:val="00195A8E"/>
+    <w:pPr>
+      <w:spacing w:after="0" w:line="240" w:lineRule="auto"/>
+    </w:pPr>
+    <w:tblPr>
+      <w:tblStyleRowBandSize w:val="1"/>
+      <w:tblStyleColBandSize w:val="1"/>
+      <w:tblBorders>
+        <w:top w:val="single" w:sz="4" w:space="0" w:color="BFBFBF" w:themeColor="background1" w:themeShade="BF"/>
+        <w:left w:val="single" w:sz="4" w:space="0" w:color="BFBFBF" w:themeColor="background1" w:themeShade="BF"/>
+        <w:bottom w:val="single" w:sz="4" w:space="0" w:color="BFBFBF" w:themeColor="background1" w:themeShade="BF"/>
+        <w:right w:val="single" w:sz="4" w:space="0" w:color="BFBFBF" w:themeColor="background1" w:themeShade="BF"/>
+        <w:insideH w:val="single" w:sz="4" w:space="0" w:color="BFBFBF" w:themeColor="background1" w:themeShade="BF"/>
+        <w:insideV w:val="single" w:sz="4" w:space="0" w:color="BFBFBF" w:themeColor="background1" w:themeShade="BF"/>
+      </w:tblBorders>
+    </w:tblPr>
+    <w:tblStylePr w:type="firstRow">
+      <w:rPr>
+        <w:b/>
+        <w:bCs/>
+      </w:rPr>
+    </w:tblStylePr>
+    <w:tblStylePr w:type="lastRow">
+      <w:rPr>
+        <w:b/>
+        <w:bCs/>
+      </w:rPr>
+      <w:tblPr/>
+      <w:tcPr>
+        <w:tcBorders>
+          <w:top w:val="double" w:sz="4" w:space="0" w:color="BFBFBF" w:themeColor="background1" w:themeShade="BF"/>
+        </w:tcBorders>
+      </w:tcPr>
+    </w:tblStylePr>
+    <w:tblStylePr w:type="firstCol">
+      <w:rPr>
+        <w:b/>
+        <w:bCs/>
+      </w:rPr>
+    </w:tblStylePr>
+    <w:tblStylePr w:type="lastCol">
+      <w:rPr>
+        <w:b/>
+        <w:bCs/>
+      </w:rPr>
+    </w:tblStylePr>
+    <w:tblStylePr w:type="band1Vert">
+      <w:tblPr/>
+      <w:tcPr>
+        <w:shd w:val="clear" w:color="auto" w:fill="F2F2F2" w:themeFill="background1" w:themeFillShade="F2"/>
+      </w:tcPr>
+    </w:tblStylePr>
+    <w:tblStylePr w:type="band1Horz">
+      <w:tblPr/>
+      <w:tcPr>
+        <w:shd w:val="clear" w:color="auto" w:fill="F2F2F2" w:themeFill="background1" w:themeFillShade="F2"/>
+      </w:tcPr>
+    </w:tblStylePr>
+  </w:style>
+  <w:style w:type="paragraph" w:styleId="NoSpacing">
+    <w:name w:val="No Spacing"/>
+    <w:uiPriority w:val="1"/>
+    <w:qFormat/>
+    <w:rsid w:val="00195A8E"/>
+    <w:pPr>
+      <w:spacing w:after="0" w:line="240" w:lineRule="auto"/>
     </w:pPr>
   </w:style>
 </w:styles>
@@ -6548,4 +6638,16 @@
     </a:ext>
   </a:extLst>
 </a:theme>
+</file>
+
+<file path=customXml/item1.xml><?xml version="1.0" encoding="utf-8"?>
+<b:Sources xmlns:b="http://schemas.openxmlformats.org/officeDocument/2006/bibliography" xmlns="http://schemas.openxmlformats.org/officeDocument/2006/bibliography" SelectedStyle="\APASixthEditionOfficeOnline.xsl" StyleName="APA" Version="6"/>
+</file>
+
+<file path=customXml/itemProps1.xml><?xml version="1.0" encoding="utf-8"?>
+<ds:datastoreItem xmlns:ds="http://schemas.openxmlformats.org/officeDocument/2006/customXml" ds:itemID="{C81E9DD4-482A-49B8-B5E6-B6D87372D712}">
+  <ds:schemaRefs>
+    <ds:schemaRef ds:uri="http://schemas.openxmlformats.org/officeDocument/2006/bibliography"/>
+  </ds:schemaRefs>
+</ds:datastoreItem>
 </file>